--- a/学校事务/企业级架构应用开发/草稿本.docx
+++ b/学校事务/企业级架构应用开发/草稿本.docx
@@ -2,8 +2,1204 @@
 <file path=word/document.xml><?xml version="1.0" encoding="utf-8"?>
 <w:document xmlns:w="http://schemas.openxmlformats.org/wordprocessingml/2006/main" xmlns:m="http://schemas.openxmlformats.org/officeDocument/2006/math" xmlns:r="http://schemas.openxmlformats.org/officeDocument/2006/relationships" xmlns:o="urn:schemas-microsoft-com:office:office" xmlns:v="urn:schemas-microsoft-com:vml" xmlns:w10="urn:schemas-microsoft-com:office:word" xmlns:a="http://schemas.openxmlformats.org/drawingml/2006/main" xmlns:pic="http://schemas.openxmlformats.org/drawingml/2006/picture" xmlns:wp="http://schemas.openxmlformats.org/drawingml/2006/wordprocessingDrawing">
   <w:body>
+    <w:bookmarkStart w:id="9" w:name="核心实体与属性设计"/>
     <w:p>
       <w:pPr>
+        <w:pStyle w:val="Heading3"/>
+      </w:pPr>
+      <w:r>
+        <w:t xml:space="preserve">1. </w:t>
+      </w:r>
+      <w:r>
+        <w:rPr>
+          <w:rFonts w:hint="eastAsia"/>
+        </w:rPr>
+        <w:t xml:space="preserve">核心实体与属性设计</w:t>
+      </w:r>
+    </w:p>
+    <w:p>
+      <w:pPr>
+        <w:pStyle w:val="FirstParagraph"/>
+      </w:pPr>
+      <w:r>
+        <w:rPr>
+          <w:rFonts w:hint="eastAsia"/>
+          <w:b/>
+          <w:bCs/>
+        </w:rPr>
+        <w:t xml:space="preserve">实体</w:t>
+      </w:r>
+      <w:r>
+        <w:rPr>
+          <w:b/>
+          <w:bCs/>
+        </w:rPr>
+        <w:t xml:space="preserve"> </w:t>
+      </w:r>
+      <w:r>
+        <w:rPr>
+          <w:rFonts w:hint="eastAsia"/>
+          <w:b/>
+          <w:bCs/>
+        </w:rPr>
+        <w:t xml:space="preserve">1：用户</w:t>
+      </w:r>
+      <w:r>
+        <w:rPr>
+          <w:b/>
+          <w:bCs/>
+        </w:rPr>
+        <w:t xml:space="preserve"> (User)</w:t>
+      </w:r>
+      <w:r>
+        <w:t xml:space="preserve"> </w:t>
+      </w:r>
+      <w:r>
+        <w:rPr>
+          <w:rFonts w:hint="eastAsia"/>
+        </w:rPr>
+        <w:t xml:space="preserve">系统的基本参与者，既可以发布需求，也可以接取任务。</w:t>
+      </w:r>
+    </w:p>
+    <w:p>
+      <w:pPr>
+        <w:numPr>
+          <w:ilvl w:val="0"/>
+          <w:numId w:val="1001"/>
+        </w:numPr>
+      </w:pPr>
+      <w:r>
+        <w:rPr>
+          <w:b/>
+          <w:bCs/>
+        </w:rPr>
+        <w:t xml:space="preserve">user_id</w:t>
+      </w:r>
+      <w:r>
+        <w:t xml:space="preserve"> </w:t>
+      </w:r>
+      <w:r>
+        <w:rPr>
+          <w:rFonts w:hint="eastAsia"/>
+        </w:rPr>
+        <w:t xml:space="preserve">(主键,</w:t>
+      </w:r>
+      <w:r>
+        <w:t xml:space="preserve"> Long)</w:t>
+      </w:r>
+    </w:p>
+    <w:p>
+      <w:pPr>
+        <w:numPr>
+          <w:ilvl w:val="0"/>
+          <w:numId w:val="1001"/>
+        </w:numPr>
+      </w:pPr>
+      <w:r>
+        <w:rPr>
+          <w:b/>
+          <w:bCs/>
+        </w:rPr>
+        <w:t xml:space="preserve">student_id</w:t>
+      </w:r>
+      <w:r>
+        <w:t xml:space="preserve"> </w:t>
+      </w:r>
+      <w:r>
+        <w:rPr>
+          <w:rFonts w:hint="eastAsia"/>
+        </w:rPr>
+        <w:t xml:space="preserve">(学号,</w:t>
+      </w:r>
+      <w:r>
+        <w:t xml:space="preserve"> </w:t>
+      </w:r>
+      <w:r>
+        <w:rPr>
+          <w:rFonts w:hint="eastAsia"/>
+        </w:rPr>
+        <w:t xml:space="preserve">Varchar，例如</w:t>
+      </w:r>
+      <w:r>
+        <w:t xml:space="preserve"> 11 </w:t>
+      </w:r>
+      <w:r>
+        <w:rPr>
+          <w:rFonts w:hint="eastAsia"/>
+        </w:rPr>
+        <w:t xml:space="preserve">位长度的校园一卡通号)</w:t>
+      </w:r>
+    </w:p>
+    <w:p>
+      <w:pPr>
+        <w:numPr>
+          <w:ilvl w:val="0"/>
+          <w:numId w:val="1001"/>
+        </w:numPr>
+      </w:pPr>
+      <w:r>
+        <w:rPr>
+          <w:b/>
+          <w:bCs/>
+        </w:rPr>
+        <w:t xml:space="preserve">nickname</w:t>
+      </w:r>
+      <w:r>
+        <w:t xml:space="preserve"> </w:t>
+      </w:r>
+      <w:r>
+        <w:rPr>
+          <w:rFonts w:hint="eastAsia"/>
+        </w:rPr>
+        <w:t xml:space="preserve">(昵称,</w:t>
+      </w:r>
+      <w:r>
+        <w:t xml:space="preserve"> Varchar)</w:t>
+      </w:r>
+    </w:p>
+    <w:p>
+      <w:pPr>
+        <w:numPr>
+          <w:ilvl w:val="0"/>
+          <w:numId w:val="1001"/>
+        </w:numPr>
+      </w:pPr>
+      <w:r>
+        <w:rPr>
+          <w:b/>
+          <w:bCs/>
+        </w:rPr>
+        <w:t xml:space="preserve">password_hash</w:t>
+      </w:r>
+      <w:r>
+        <w:t xml:space="preserve"> </w:t>
+      </w:r>
+      <w:r>
+        <w:rPr>
+          <w:rFonts w:hint="eastAsia"/>
+        </w:rPr>
+        <w:t xml:space="preserve">(密码哈希,</w:t>
+      </w:r>
+      <w:r>
+        <w:t xml:space="preserve"> Varchar)</w:t>
+      </w:r>
+    </w:p>
+    <w:p>
+      <w:pPr>
+        <w:numPr>
+          <w:ilvl w:val="0"/>
+          <w:numId w:val="1001"/>
+        </w:numPr>
+      </w:pPr>
+      <w:r>
+        <w:rPr>
+          <w:b/>
+          <w:bCs/>
+        </w:rPr>
+        <w:t xml:space="preserve">credit_score</w:t>
+      </w:r>
+      <w:r>
+        <w:t xml:space="preserve"> </w:t>
+      </w:r>
+      <w:r>
+        <w:rPr>
+          <w:rFonts w:hint="eastAsia"/>
+        </w:rPr>
+        <w:t xml:space="preserve">(信用分,</w:t>
+      </w:r>
+      <w:r>
+        <w:t xml:space="preserve"> </w:t>
+      </w:r>
+      <w:r>
+        <w:rPr>
+          <w:rFonts w:hint="eastAsia"/>
+        </w:rPr>
+        <w:t xml:space="preserve">Integer，初始</w:t>
+      </w:r>
+      <w:r>
+        <w:t xml:space="preserve"> 100 </w:t>
+      </w:r>
+      <w:r>
+        <w:rPr>
+          <w:rFonts w:hint="eastAsia"/>
+        </w:rPr>
+        <w:t xml:space="preserve">分，评价会影响此分数，低于某阈值无法接单)</w:t>
+      </w:r>
+    </w:p>
+    <w:p>
+      <w:pPr>
+        <w:numPr>
+          <w:ilvl w:val="0"/>
+          <w:numId w:val="1001"/>
+        </w:numPr>
+      </w:pPr>
+      <w:r>
+        <w:rPr>
+          <w:b/>
+          <w:bCs/>
+        </w:rPr>
+        <w:t xml:space="preserve">created_at</w:t>
+      </w:r>
+      <w:r>
+        <w:t xml:space="preserve"> </w:t>
+      </w:r>
+      <w:r>
+        <w:rPr>
+          <w:rFonts w:hint="eastAsia"/>
+        </w:rPr>
+        <w:t xml:space="preserve">(注册时间,</w:t>
+      </w:r>
+      <w:r>
+        <w:t xml:space="preserve"> DateTime)</w:t>
+      </w:r>
+    </w:p>
+    <w:p>
+      <w:pPr>
+        <w:pStyle w:val="FirstParagraph"/>
+      </w:pPr>
+      <w:r>
+        <w:rPr>
+          <w:rFonts w:hint="eastAsia"/>
+          <w:b/>
+          <w:bCs/>
+        </w:rPr>
+        <w:t xml:space="preserve">实体</w:t>
+      </w:r>
+      <w:r>
+        <w:rPr>
+          <w:b/>
+          <w:bCs/>
+        </w:rPr>
+        <w:t xml:space="preserve"> </w:t>
+      </w:r>
+      <w:r>
+        <w:rPr>
+          <w:rFonts w:hint="eastAsia"/>
+          <w:b/>
+          <w:bCs/>
+        </w:rPr>
+        <w:t xml:space="preserve">2：任务订单</w:t>
+      </w:r>
+      <w:r>
+        <w:rPr>
+          <w:b/>
+          <w:bCs/>
+        </w:rPr>
+        <w:t xml:space="preserve"> (Task)</w:t>
+      </w:r>
+      <w:r>
+        <w:t xml:space="preserve"> </w:t>
+      </w:r>
+      <w:r>
+        <w:rPr>
+          <w:rFonts w:hint="eastAsia"/>
+        </w:rPr>
+        <w:t xml:space="preserve">系统的核心流转对象，也是体现大语言模型处理能力的重点实体。</w:t>
+      </w:r>
+    </w:p>
+    <w:p>
+      <w:pPr>
+        <w:numPr>
+          <w:ilvl w:val="0"/>
+          <w:numId w:val="1002"/>
+        </w:numPr>
+      </w:pPr>
+      <w:r>
+        <w:rPr>
+          <w:b/>
+          <w:bCs/>
+        </w:rPr>
+        <w:t xml:space="preserve">task_id</w:t>
+      </w:r>
+      <w:r>
+        <w:t xml:space="preserve"> </w:t>
+      </w:r>
+      <w:r>
+        <w:rPr>
+          <w:rFonts w:hint="eastAsia"/>
+        </w:rPr>
+        <w:t xml:space="preserve">(主键,</w:t>
+      </w:r>
+      <w:r>
+        <w:t xml:space="preserve"> Long)</w:t>
+      </w:r>
+    </w:p>
+    <w:p>
+      <w:pPr>
+        <w:numPr>
+          <w:ilvl w:val="0"/>
+          <w:numId w:val="1002"/>
+        </w:numPr>
+      </w:pPr>
+      <w:r>
+        <w:rPr>
+          <w:b/>
+          <w:bCs/>
+        </w:rPr>
+        <w:t xml:space="preserve">publisher_id</w:t>
+      </w:r>
+      <w:r>
+        <w:t xml:space="preserve"> </w:t>
+      </w:r>
+      <w:r>
+        <w:rPr>
+          <w:rFonts w:hint="eastAsia"/>
+        </w:rPr>
+        <w:t xml:space="preserve">(发布者ID,</w:t>
+      </w:r>
+      <w:r>
+        <w:t xml:space="preserve"> </w:t>
+      </w:r>
+      <w:r>
+        <w:rPr>
+          <w:rFonts w:hint="eastAsia"/>
+        </w:rPr>
+        <w:t xml:space="preserve">外键关联</w:t>
+      </w:r>
+      <w:r>
+        <w:t xml:space="preserve"> User)</w:t>
+      </w:r>
+    </w:p>
+    <w:p>
+      <w:pPr>
+        <w:numPr>
+          <w:ilvl w:val="0"/>
+          <w:numId w:val="1002"/>
+        </w:numPr>
+      </w:pPr>
+      <w:r>
+        <w:rPr>
+          <w:b/>
+          <w:bCs/>
+        </w:rPr>
+        <w:t xml:space="preserve">accepter_id</w:t>
+      </w:r>
+      <w:r>
+        <w:t xml:space="preserve"> </w:t>
+      </w:r>
+      <w:r>
+        <w:rPr>
+          <w:rFonts w:hint="eastAsia"/>
+        </w:rPr>
+        <w:t xml:space="preserve">(接单者ID,</w:t>
+      </w:r>
+      <w:r>
+        <w:t xml:space="preserve"> </w:t>
+      </w:r>
+      <w:r>
+        <w:rPr>
+          <w:rFonts w:hint="eastAsia"/>
+        </w:rPr>
+        <w:t xml:space="preserve">外键关联</w:t>
+      </w:r>
+      <w:r>
+        <w:t xml:space="preserve"> </w:t>
+      </w:r>
+      <w:r>
+        <w:rPr>
+          <w:rFonts w:hint="eastAsia"/>
+        </w:rPr>
+        <w:t xml:space="preserve">User，初始允许为空)</w:t>
+      </w:r>
+    </w:p>
+    <w:p>
+      <w:pPr>
+        <w:numPr>
+          <w:ilvl w:val="0"/>
+          <w:numId w:val="1002"/>
+        </w:numPr>
+      </w:pPr>
+      <w:r>
+        <w:rPr>
+          <w:b/>
+          <w:bCs/>
+        </w:rPr>
+        <w:t xml:space="preserve">raw_content</w:t>
+      </w:r>
+      <w:r>
+        <w:t xml:space="preserve"> </w:t>
+      </w:r>
+      <w:r>
+        <w:rPr>
+          <w:rFonts w:hint="eastAsia"/>
+        </w:rPr>
+        <w:t xml:space="preserve">(原始文本,</w:t>
+      </w:r>
+      <w:r>
+        <w:t xml:space="preserve"> </w:t>
+      </w:r>
+      <w:r>
+        <w:rPr>
+          <w:rFonts w:hint="eastAsia"/>
+        </w:rPr>
+        <w:t xml:space="preserve">Text，用户输入的非结构化自然语言描述，如“明天下午三点求人拿快递”)</w:t>
+      </w:r>
+    </w:p>
+    <w:p>
+      <w:pPr>
+        <w:numPr>
+          <w:ilvl w:val="0"/>
+          <w:numId w:val="1002"/>
+        </w:numPr>
+      </w:pPr>
+      <w:r>
+        <w:rPr>
+          <w:b/>
+          <w:bCs/>
+        </w:rPr>
+        <w:t xml:space="preserve">ai_parsed_data</w:t>
+      </w:r>
+      <w:r>
+        <w:t xml:space="preserve"> </w:t>
+      </w:r>
+      <w:r>
+        <w:rPr>
+          <w:rFonts w:hint="eastAsia"/>
+        </w:rPr>
+        <w:t xml:space="preserve">(AI解析结果,</w:t>
+      </w:r>
+      <w:r>
+        <w:t xml:space="preserve"> </w:t>
+      </w:r>
+      <w:r>
+        <w:rPr>
+          <w:rFonts w:hint="eastAsia"/>
+        </w:rPr>
+        <w:t xml:space="preserve">JSON，存储本地大模型提取出的结构化字段集合，如确切时间、地点、物品分类等)</w:t>
+      </w:r>
+    </w:p>
+    <w:p>
+      <w:pPr>
+        <w:numPr>
+          <w:ilvl w:val="0"/>
+          <w:numId w:val="1002"/>
+        </w:numPr>
+      </w:pPr>
+      <w:r>
+        <w:rPr>
+          <w:b/>
+          <w:bCs/>
+        </w:rPr>
+        <w:t xml:space="preserve">reward_amount</w:t>
+      </w:r>
+      <w:r>
+        <w:t xml:space="preserve"> </w:t>
+      </w:r>
+      <w:r>
+        <w:rPr>
+          <w:rFonts w:hint="eastAsia"/>
+        </w:rPr>
+        <w:t xml:space="preserve">(报酬金额,</w:t>
+      </w:r>
+      <w:r>
+        <w:t xml:space="preserve"> Decimal)</w:t>
+      </w:r>
+    </w:p>
+    <w:p>
+      <w:pPr>
+        <w:numPr>
+          <w:ilvl w:val="0"/>
+          <w:numId w:val="1002"/>
+        </w:numPr>
+      </w:pPr>
+      <w:r>
+        <w:rPr>
+          <w:b/>
+          <w:bCs/>
+        </w:rPr>
+        <w:t xml:space="preserve">status</w:t>
+      </w:r>
+      <w:r>
+        <w:t xml:space="preserve"> </w:t>
+      </w:r>
+      <w:r>
+        <w:rPr>
+          <w:rFonts w:hint="eastAsia"/>
+        </w:rPr>
+        <w:t xml:space="preserve">(任务状态,</w:t>
+      </w:r>
+      <w:r>
+        <w:t xml:space="preserve"> </w:t>
+      </w:r>
+      <w:r>
+        <w:rPr>
+          <w:rFonts w:hint="eastAsia"/>
+        </w:rPr>
+        <w:t xml:space="preserve">Integer/Enum，如：0-待接单，1-进行中，2-待确认，3-已完成，4-已取消)</w:t>
+      </w:r>
+    </w:p>
+    <w:p>
+      <w:pPr>
+        <w:numPr>
+          <w:ilvl w:val="0"/>
+          <w:numId w:val="1002"/>
+        </w:numPr>
+      </w:pPr>
+      <w:r>
+        <w:rPr>
+          <w:b/>
+          <w:bCs/>
+        </w:rPr>
+        <w:t xml:space="preserve">created_at</w:t>
+      </w:r>
+      <w:r>
+        <w:t xml:space="preserve"> </w:t>
+      </w:r>
+      <w:r>
+        <w:rPr>
+          <w:rFonts w:hint="eastAsia"/>
+        </w:rPr>
+        <w:t xml:space="preserve">(发布时间,</w:t>
+      </w:r>
+      <w:r>
+        <w:t xml:space="preserve"> DateTime)</w:t>
+      </w:r>
+    </w:p>
+    <w:p>
+      <w:pPr>
+        <w:numPr>
+          <w:ilvl w:val="0"/>
+          <w:numId w:val="1002"/>
+        </w:numPr>
+      </w:pPr>
+      <w:r>
+        <w:rPr>
+          <w:b/>
+          <w:bCs/>
+        </w:rPr>
+        <w:t xml:space="preserve">updated_at</w:t>
+      </w:r>
+      <w:r>
+        <w:t xml:space="preserve"> </w:t>
+      </w:r>
+      <w:r>
+        <w:rPr>
+          <w:rFonts w:hint="eastAsia"/>
+        </w:rPr>
+        <w:t xml:space="preserve">(状态更新时间,</w:t>
+      </w:r>
+      <w:r>
+        <w:t xml:space="preserve"> DateTime)</w:t>
+      </w:r>
+    </w:p>
+    <w:p>
+      <w:pPr>
+        <w:pStyle w:val="FirstParagraph"/>
+      </w:pPr>
+      <w:r>
+        <w:rPr>
+          <w:rFonts w:hint="eastAsia"/>
+          <w:b/>
+          <w:bCs/>
+        </w:rPr>
+        <w:t xml:space="preserve">实体</w:t>
+      </w:r>
+      <w:r>
+        <w:rPr>
+          <w:b/>
+          <w:bCs/>
+        </w:rPr>
+        <w:t xml:space="preserve"> </w:t>
+      </w:r>
+      <w:r>
+        <w:rPr>
+          <w:rFonts w:hint="eastAsia"/>
+          <w:b/>
+          <w:bCs/>
+        </w:rPr>
+        <w:t xml:space="preserve">3：评价</w:t>
+      </w:r>
+      <w:r>
+        <w:rPr>
+          <w:b/>
+          <w:bCs/>
+        </w:rPr>
+        <w:t xml:space="preserve"> (Review)</w:t>
+      </w:r>
+      <w:r>
+        <w:t xml:space="preserve"> </w:t>
+      </w:r>
+      <w:r>
+        <w:rPr>
+          <w:rFonts w:hint="eastAsia"/>
+        </w:rPr>
+        <w:t xml:space="preserve">任务完成后的信用闭环实体。</w:t>
+      </w:r>
+    </w:p>
+    <w:p>
+      <w:pPr>
+        <w:numPr>
+          <w:ilvl w:val="0"/>
+          <w:numId w:val="1003"/>
+        </w:numPr>
+      </w:pPr>
+      <w:r>
+        <w:rPr>
+          <w:b/>
+          <w:bCs/>
+        </w:rPr>
+        <w:t xml:space="preserve">review_id</w:t>
+      </w:r>
+      <w:r>
+        <w:t xml:space="preserve"> </w:t>
+      </w:r>
+      <w:r>
+        <w:rPr>
+          <w:rFonts w:hint="eastAsia"/>
+        </w:rPr>
+        <w:t xml:space="preserve">(主键,</w:t>
+      </w:r>
+      <w:r>
+        <w:t xml:space="preserve"> Long)</w:t>
+      </w:r>
+    </w:p>
+    <w:p>
+      <w:pPr>
+        <w:numPr>
+          <w:ilvl w:val="0"/>
+          <w:numId w:val="1003"/>
+        </w:numPr>
+      </w:pPr>
+      <w:r>
+        <w:rPr>
+          <w:b/>
+          <w:bCs/>
+        </w:rPr>
+        <w:t xml:space="preserve">task_id</w:t>
+      </w:r>
+      <w:r>
+        <w:t xml:space="preserve"> </w:t>
+      </w:r>
+      <w:r>
+        <w:rPr>
+          <w:rFonts w:hint="eastAsia"/>
+        </w:rPr>
+        <w:t xml:space="preserve">(关联任务ID,</w:t>
+      </w:r>
+      <w:r>
+        <w:t xml:space="preserve"> </w:t>
+      </w:r>
+      <w:r>
+        <w:rPr>
+          <w:rFonts w:hint="eastAsia"/>
+        </w:rPr>
+        <w:t xml:space="preserve">外键关联</w:t>
+      </w:r>
+      <w:r>
+        <w:t xml:space="preserve"> Task)</w:t>
+      </w:r>
+    </w:p>
+    <w:p>
+      <w:pPr>
+        <w:numPr>
+          <w:ilvl w:val="0"/>
+          <w:numId w:val="1003"/>
+        </w:numPr>
+      </w:pPr>
+      <w:r>
+        <w:rPr>
+          <w:b/>
+          <w:bCs/>
+        </w:rPr>
+        <w:t xml:space="preserve">reviewer_id</w:t>
+      </w:r>
+      <w:r>
+        <w:t xml:space="preserve"> </w:t>
+      </w:r>
+      <w:r>
+        <w:rPr>
+          <w:rFonts w:hint="eastAsia"/>
+        </w:rPr>
+        <w:t xml:space="preserve">(评价方ID,</w:t>
+      </w:r>
+      <w:r>
+        <w:t xml:space="preserve"> </w:t>
+      </w:r>
+      <w:r>
+        <w:rPr>
+          <w:rFonts w:hint="eastAsia"/>
+        </w:rPr>
+        <w:t xml:space="preserve">外键关联</w:t>
+      </w:r>
+      <w:r>
+        <w:t xml:space="preserve"> User)</w:t>
+      </w:r>
+    </w:p>
+    <w:p>
+      <w:pPr>
+        <w:numPr>
+          <w:ilvl w:val="0"/>
+          <w:numId w:val="1003"/>
+        </w:numPr>
+      </w:pPr>
+      <w:r>
+        <w:rPr>
+          <w:b/>
+          <w:bCs/>
+        </w:rPr>
+        <w:t xml:space="preserve">reviewee_id</w:t>
+      </w:r>
+      <w:r>
+        <w:t xml:space="preserve"> </w:t>
+      </w:r>
+      <w:r>
+        <w:rPr>
+          <w:rFonts w:hint="eastAsia"/>
+        </w:rPr>
+        <w:t xml:space="preserve">(被评价方ID,</w:t>
+      </w:r>
+      <w:r>
+        <w:t xml:space="preserve"> </w:t>
+      </w:r>
+      <w:r>
+        <w:rPr>
+          <w:rFonts w:hint="eastAsia"/>
+        </w:rPr>
+        <w:t xml:space="preserve">外键关联</w:t>
+      </w:r>
+      <w:r>
+        <w:t xml:space="preserve"> User)</w:t>
+      </w:r>
+    </w:p>
+    <w:p>
+      <w:pPr>
+        <w:numPr>
+          <w:ilvl w:val="0"/>
+          <w:numId w:val="1003"/>
+        </w:numPr>
+      </w:pPr>
+      <w:r>
+        <w:rPr>
+          <w:b/>
+          <w:bCs/>
+        </w:rPr>
+        <w:t xml:space="preserve">rating</w:t>
+      </w:r>
+      <w:r>
+        <w:t xml:space="preserve"> </w:t>
+      </w:r>
+      <w:r>
+        <w:rPr>
+          <w:rFonts w:hint="eastAsia"/>
+        </w:rPr>
+        <w:t xml:space="preserve">(评分,</w:t>
+      </w:r>
+      <w:r>
+        <w:t xml:space="preserve"> </w:t>
+      </w:r>
+      <w:r>
+        <w:rPr>
+          <w:rFonts w:hint="eastAsia"/>
+        </w:rPr>
+        <w:t xml:space="preserve">Integer，1-5分)</w:t>
+      </w:r>
+    </w:p>
+    <w:p>
+      <w:pPr>
+        <w:numPr>
+          <w:ilvl w:val="0"/>
+          <w:numId w:val="1003"/>
+        </w:numPr>
+      </w:pPr>
+      <w:r>
+        <w:rPr>
+          <w:b/>
+          <w:bCs/>
+        </w:rPr>
+        <w:t xml:space="preserve">comment</w:t>
+      </w:r>
+      <w:r>
+        <w:t xml:space="preserve"> </w:t>
+      </w:r>
+      <w:r>
+        <w:rPr>
+          <w:rFonts w:hint="eastAsia"/>
+        </w:rPr>
+        <w:t xml:space="preserve">(文字评价,</w:t>
+      </w:r>
+      <w:r>
+        <w:t xml:space="preserve"> Varchar)</w:t>
+      </w:r>
+    </w:p>
+    <w:p>
+      <w:pPr>
+        <w:numPr>
+          <w:ilvl w:val="0"/>
+          <w:numId w:val="1003"/>
+        </w:numPr>
+      </w:pPr>
+      <w:r>
+        <w:rPr>
+          <w:b/>
+          <w:bCs/>
+        </w:rPr>
+        <w:t xml:space="preserve">created_at</w:t>
+      </w:r>
+      <w:r>
+        <w:t xml:space="preserve"> </w:t>
+      </w:r>
+      <w:r>
+        <w:rPr>
+          <w:rFonts w:hint="eastAsia"/>
+        </w:rPr>
+        <w:t xml:space="preserve">(评价时间,</w:t>
+      </w:r>
+      <w:r>
+        <w:t xml:space="preserve"> DateTime)</w:t>
+      </w:r>
+    </w:p>
+    <w:bookmarkEnd w:id="9"/>
+    <w:bookmarkStart w:id="10" w:name="实体间的关系-relationships"/>
+    <w:p>
+      <w:pPr>
+        <w:pStyle w:val="Heading3"/>
+      </w:pPr>
+      <w:r>
+        <w:t xml:space="preserve">2. </w:t>
+      </w:r>
+      <w:r>
+        <w:rPr>
+          <w:rFonts w:hint="eastAsia"/>
+        </w:rPr>
+        <w:t xml:space="preserve">实体间的关系</w:t>
+      </w:r>
+      <w:r>
+        <w:t xml:space="preserve"> (Relationships)</w:t>
+      </w:r>
+    </w:p>
+    <w:p>
+      <w:pPr>
+        <w:pStyle w:val="FirstParagraph"/>
+      </w:pPr>
+      <w:r>
+        <w:rPr>
+          <w:rFonts w:hint="eastAsia"/>
+        </w:rPr>
+        <w:t xml:space="preserve">在绘制</w:t>
+      </w:r>
+      <w:r>
+        <w:t xml:space="preserve"> ER </w:t>
+      </w:r>
+      <w:r>
+        <w:rPr>
+          <w:rFonts w:hint="eastAsia"/>
+        </w:rPr>
+        <w:t xml:space="preserve">图的菱形（关系）时，可以这样梳理流转逻辑：</w:t>
+      </w:r>
+    </w:p>
+    <w:p>
+      <w:pPr>
+        <w:numPr>
+          <w:ilvl w:val="0"/>
+          <w:numId w:val="1004"/>
+        </w:numPr>
+      </w:pPr>
+      <w:r>
+        <w:rPr>
+          <w:rFonts w:hint="eastAsia"/>
+          <w:b/>
+          <w:bCs/>
+        </w:rPr>
+        <w:t xml:space="preserve">发布</w:t>
+      </w:r>
+      <w:r>
+        <w:rPr>
+          <w:b/>
+          <w:bCs/>
+        </w:rPr>
+        <w:t xml:space="preserve"> (Publish)</w:t>
+      </w:r>
+      <w:r>
+        <w:rPr>
+          <w:rFonts w:hint="eastAsia"/>
+        </w:rPr>
+        <w:t xml:space="preserve">：</w:t>
+      </w:r>
+      <w:r>
+        <w:rPr>
+          <w:rStyle w:val="VerbatimChar"/>
+        </w:rPr>
+        <w:t xml:space="preserve">User</w:t>
+      </w:r>
+      <w:r>
+        <w:t xml:space="preserve"> </w:t>
+      </w:r>
+      <w:r>
+        <w:rPr>
+          <w:rFonts w:hint="eastAsia"/>
+        </w:rPr>
+        <w:t xml:space="preserve">与</w:t>
+      </w:r>
+      <w:r>
+        <w:t xml:space="preserve"> </w:t>
+      </w:r>
+      <w:r>
+        <w:rPr>
+          <w:rStyle w:val="VerbatimChar"/>
+        </w:rPr>
+        <w:t xml:space="preserve">Task</w:t>
+      </w:r>
+      <w:r>
+        <w:t xml:space="preserve"> </w:t>
+      </w:r>
+      <w:r>
+        <w:rPr>
+          <w:rFonts w:hint="eastAsia"/>
+        </w:rPr>
+        <w:t xml:space="preserve">之间是</w:t>
+      </w:r>
+      <w:r>
+        <w:t xml:space="preserve"> </w:t>
+      </w:r>
+      <w:r>
+        <w:rPr>
+          <w:b/>
+          <w:bCs/>
+        </w:rPr>
+        <w:t xml:space="preserve">1:N</w:t>
+      </w:r>
+      <w:r>
+        <w:t xml:space="preserve"> </w:t>
+      </w:r>
+      <w:r>
+        <w:rPr>
+          <w:rFonts w:hint="eastAsia"/>
+        </w:rPr>
+        <w:t xml:space="preserve">的关系。一个用户可以发布多个任务。</w:t>
+      </w:r>
+    </w:p>
+    <w:p>
+      <w:pPr>
+        <w:numPr>
+          <w:ilvl w:val="0"/>
+          <w:numId w:val="1004"/>
+        </w:numPr>
+      </w:pPr>
+      <w:r>
+        <w:rPr>
+          <w:rFonts w:hint="eastAsia"/>
+          <w:b/>
+          <w:bCs/>
+        </w:rPr>
+        <w:t xml:space="preserve">接单</w:t>
+      </w:r>
+      <w:r>
+        <w:rPr>
+          <w:b/>
+          <w:bCs/>
+        </w:rPr>
+        <w:t xml:space="preserve"> (Accept)</w:t>
+      </w:r>
+      <w:r>
+        <w:rPr>
+          <w:rFonts w:hint="eastAsia"/>
+        </w:rPr>
+        <w:t xml:space="preserve">：</w:t>
+      </w:r>
+      <w:r>
+        <w:rPr>
+          <w:rStyle w:val="VerbatimChar"/>
+        </w:rPr>
+        <w:t xml:space="preserve">User</w:t>
+      </w:r>
+      <w:r>
+        <w:t xml:space="preserve"> </w:t>
+      </w:r>
+      <w:r>
+        <w:rPr>
+          <w:rFonts w:hint="eastAsia"/>
+        </w:rPr>
+        <w:t xml:space="preserve">与</w:t>
+      </w:r>
+      <w:r>
+        <w:t xml:space="preserve"> </w:t>
+      </w:r>
+      <w:r>
+        <w:rPr>
+          <w:rStyle w:val="VerbatimChar"/>
+        </w:rPr>
+        <w:t xml:space="preserve">Task</w:t>
+      </w:r>
+      <w:r>
+        <w:t xml:space="preserve"> </w:t>
+      </w:r>
+      <w:r>
+        <w:rPr>
+          <w:rFonts w:hint="eastAsia"/>
+        </w:rPr>
+        <w:t xml:space="preserve">之间也是</w:t>
+      </w:r>
+      <w:r>
+        <w:t xml:space="preserve"> </w:t>
+      </w:r>
+      <w:r>
+        <w:rPr>
+          <w:b/>
+          <w:bCs/>
+        </w:rPr>
+        <w:t xml:space="preserve">1:N</w:t>
+      </w:r>
+      <w:r>
+        <w:t xml:space="preserve"> </w:t>
+      </w:r>
+      <w:r>
+        <w:rPr>
+          <w:rFonts w:hint="eastAsia"/>
+        </w:rPr>
+        <w:t xml:space="preserve">的关系。一个用户可以接取多个任务。</w:t>
+      </w:r>
+    </w:p>
+    <w:p>
+      <w:pPr>
+        <w:numPr>
+          <w:ilvl w:val="0"/>
+          <w:numId w:val="1004"/>
+        </w:numPr>
+      </w:pPr>
+      <w:r>
+        <w:rPr>
+          <w:rFonts w:hint="eastAsia"/>
+          <w:b/>
+          <w:bCs/>
+        </w:rPr>
+        <w:t xml:space="preserve">评价</w:t>
+      </w:r>
+      <w:r>
+        <w:rPr>
+          <w:b/>
+          <w:bCs/>
+        </w:rPr>
+        <w:t xml:space="preserve"> (Evaluate)</w:t>
+      </w:r>
+      <w:r>
+        <w:rPr>
+          <w:rFonts w:hint="eastAsia"/>
+        </w:rPr>
+        <w:t xml:space="preserve">：</w:t>
+      </w:r>
+      <w:r>
+        <w:rPr>
+          <w:rStyle w:val="VerbatimChar"/>
+        </w:rPr>
+        <w:t xml:space="preserve">Task</w:t>
+      </w:r>
+      <w:r>
+        <w:t xml:space="preserve"> </w:t>
+      </w:r>
+      <w:r>
+        <w:rPr>
+          <w:rFonts w:hint="eastAsia"/>
+        </w:rPr>
+        <w:t xml:space="preserve">与</w:t>
+      </w:r>
+      <w:r>
+        <w:t xml:space="preserve"> </w:t>
+      </w:r>
+      <w:r>
+        <w:rPr>
+          <w:rStyle w:val="VerbatimChar"/>
+        </w:rPr>
+        <w:t xml:space="preserve">Review</w:t>
+      </w:r>
+      <w:r>
+        <w:t xml:space="preserve"> </w:t>
+      </w:r>
+      <w:r>
+        <w:rPr>
+          <w:rFonts w:hint="eastAsia"/>
+        </w:rPr>
+        <w:t xml:space="preserve">之间通常是</w:t>
+      </w:r>
+      <w:r>
+        <w:t xml:space="preserve"> </w:t>
+      </w:r>
+      <w:r>
+        <w:rPr>
+          <w:b/>
+          <w:bCs/>
+        </w:rPr>
+        <w:t xml:space="preserve">1:1</w:t>
+      </w:r>
+      <w:r>
+        <w:t xml:space="preserve"> </w:t>
+      </w:r>
+      <w:r>
+        <w:rPr>
+          <w:rFonts w:hint="eastAsia"/>
+        </w:rPr>
+        <w:t xml:space="preserve">或</w:t>
+      </w:r>
+      <w:r>
+        <w:t xml:space="preserve"> </w:t>
+      </w:r>
+      <w:r>
+        <w:rPr>
+          <w:b/>
+          <w:bCs/>
+        </w:rPr>
+        <w:t xml:space="preserve">1:2</w:t>
+      </w:r>
+      <w:r>
+        <w:rPr>
+          <w:rFonts w:hint="eastAsia"/>
+        </w:rPr>
+        <w:t xml:space="preserve">（如果设计为双向互评）。</w:t>
+      </w:r>
+      <w:r>
+        <w:rPr>
+          <w:rStyle w:val="VerbatimChar"/>
+        </w:rPr>
+        <w:t xml:space="preserve">User</w:t>
+      </w:r>
+      <w:r>
+        <w:t xml:space="preserve"> </w:t>
+      </w:r>
+      <w:r>
+        <w:rPr>
+          <w:rFonts w:hint="eastAsia"/>
+        </w:rPr>
+        <w:t xml:space="preserve">与</w:t>
+      </w:r>
+      <w:r>
+        <w:t xml:space="preserve"> </w:t>
+      </w:r>
+      <w:r>
+        <w:rPr>
+          <w:rStyle w:val="VerbatimChar"/>
+        </w:rPr>
+        <w:t xml:space="preserve">Review</w:t>
+      </w:r>
+      <w:r>
+        <w:t xml:space="preserve"> </w:t>
+      </w:r>
+      <w:r>
+        <w:rPr>
+          <w:rFonts w:hint="eastAsia"/>
+        </w:rPr>
+        <w:t xml:space="preserve">是</w:t>
+      </w:r>
+      <w:r>
+        <w:t xml:space="preserve"> </w:t>
+      </w:r>
+      <w:r>
+        <w:rPr>
+          <w:b/>
+          <w:bCs/>
+        </w:rPr>
+        <w:t xml:space="preserve">1:N</w:t>
+      </w:r>
+      <w:r>
+        <w:t xml:space="preserve"> </w:t>
+      </w:r>
+      <w:r>
+        <w:rPr>
+          <w:rFonts w:hint="eastAsia"/>
+        </w:rPr>
+        <w:t xml:space="preserve">的关系。</w:t>
+      </w:r>
+    </w:p>
+    <w:p>
+      <w:pPr>
         <w:pStyle w:val="SourceCode"/>
       </w:pPr>
       <w:r>
@@ -526,6 +1722,614 @@
         <w:t xml:space="preserve">"收到评价"</w:t>
       </w:r>
     </w:p>
+    <w:bookmarkEnd w:id="10"/>
+    <w:bookmarkStart w:id="11" w:name="核心-prompt-逻辑设计"/>
+    <w:p>
+      <w:pPr>
+        <w:pStyle w:val="Heading3"/>
+      </w:pPr>
+      <w:r>
+        <w:rPr>
+          <w:rFonts w:hint="eastAsia"/>
+        </w:rPr>
+        <w:t xml:space="preserve">核心</w:t>
+      </w:r>
+      <w:r>
+        <w:t xml:space="preserve"> Prompt </w:t>
+      </w:r>
+      <w:r>
+        <w:rPr>
+          <w:rFonts w:hint="eastAsia"/>
+        </w:rPr>
+        <w:t xml:space="preserve">逻辑设计</w:t>
+      </w:r>
+    </w:p>
+    <w:p>
+      <w:pPr>
+        <w:pStyle w:val="SourceCode"/>
+      </w:pPr>
+      <w:r>
+        <w:rPr>
+          <w:rStyle w:val="VerbatimChar"/>
+        </w:rPr>
+        <w:t xml:space="preserve"># Role</w:t>
+      </w:r>
+      <w:r>
+        <w:br/>
+      </w:r>
+      <w:r>
+        <w:rPr>
+          <w:rStyle w:val="VerbatimChar"/>
+          <w:rFonts w:hint="eastAsia"/>
+        </w:rPr>
+        <w:t xml:space="preserve">你是一个校园帮办平台的智能意图识别引擎。你的任务是从用户的自然语言输入中，精准提取关键任务实体，并严格输出为</w:t>
+      </w:r>
+      <w:r>
+        <w:rPr>
+          <w:rStyle w:val="VerbatimChar"/>
+        </w:rPr>
+        <w:t xml:space="preserve"> JSON </w:t>
+      </w:r>
+      <w:r>
+        <w:rPr>
+          <w:rStyle w:val="VerbatimChar"/>
+          <w:rFonts w:hint="eastAsia"/>
+        </w:rPr>
+        <w:t xml:space="preserve">格式。</w:t>
+      </w:r>
+      <w:r>
+        <w:br/>
+      </w:r>
+      <w:r>
+        <w:br/>
+      </w:r>
+      <w:r>
+        <w:rPr>
+          <w:rStyle w:val="VerbatimChar"/>
+        </w:rPr>
+        <w:t xml:space="preserve"># Constraints</w:t>
+      </w:r>
+      <w:r>
+        <w:br/>
+      </w:r>
+      <w:r>
+        <w:rPr>
+          <w:rStyle w:val="VerbatimChar"/>
+        </w:rPr>
+        <w:t xml:space="preserve">1. </w:t>
+      </w:r>
+      <w:r>
+        <w:rPr>
+          <w:rStyle w:val="VerbatimChar"/>
+          <w:rFonts w:hint="eastAsia"/>
+        </w:rPr>
+        <w:t xml:space="preserve">必须且只能输出合法的</w:t>
+      </w:r>
+      <w:r>
+        <w:rPr>
+          <w:rStyle w:val="VerbatimChar"/>
+        </w:rPr>
+        <w:t xml:space="preserve"> JSON </w:t>
+      </w:r>
+      <w:r>
+        <w:rPr>
+          <w:rStyle w:val="VerbatimChar"/>
+          <w:rFonts w:hint="eastAsia"/>
+        </w:rPr>
+        <w:t xml:space="preserve">字符串，绝对不要包含任何前缀、后缀、解释性文本，也不要使用</w:t>
+      </w:r>
+      <w:r>
+        <w:rPr>
+          <w:rStyle w:val="VerbatimChar"/>
+        </w:rPr>
+        <w:t xml:space="preserve"> Markdown </w:t>
+      </w:r>
+      <w:r>
+        <w:rPr>
+          <w:rStyle w:val="VerbatimChar"/>
+          <w:rFonts w:hint="eastAsia"/>
+        </w:rPr>
+        <w:t xml:space="preserve">的</w:t>
+      </w:r>
+      <w:r>
+        <w:rPr>
+          <w:rStyle w:val="VerbatimChar"/>
+        </w:rPr>
+        <w:t xml:space="preserve"> ```json </w:t>
+      </w:r>
+      <w:r>
+        <w:rPr>
+          <w:rStyle w:val="VerbatimChar"/>
+          <w:rFonts w:hint="eastAsia"/>
+        </w:rPr>
+        <w:t xml:space="preserve">代码块包裹。</w:t>
+      </w:r>
+      <w:r>
+        <w:br/>
+      </w:r>
+      <w:r>
+        <w:rPr>
+          <w:rStyle w:val="VerbatimChar"/>
+        </w:rPr>
+        <w:t xml:space="preserve">2. </w:t>
+      </w:r>
+      <w:r>
+        <w:rPr>
+          <w:rStyle w:val="VerbatimChar"/>
+          <w:rFonts w:hint="eastAsia"/>
+        </w:rPr>
+        <w:t xml:space="preserve">如果用户没有提供某个字段的信息，请将该字段的值设为</w:t>
+      </w:r>
+      <w:r>
+        <w:rPr>
+          <w:rStyle w:val="VerbatimChar"/>
+        </w:rPr>
+        <w:t xml:space="preserve"> </w:t>
+      </w:r>
+      <w:r>
+        <w:rPr>
+          <w:rStyle w:val="VerbatimChar"/>
+          <w:rFonts w:hint="eastAsia"/>
+        </w:rPr>
+        <w:t xml:space="preserve">null，不要自行捏造。</w:t>
+      </w:r>
+      <w:r>
+        <w:br/>
+      </w:r>
+      <w:r>
+        <w:rPr>
+          <w:rStyle w:val="VerbatimChar"/>
+        </w:rPr>
+        <w:t xml:space="preserve">3. "reward" </w:t>
+      </w:r>
+      <w:r>
+        <w:rPr>
+          <w:rStyle w:val="VerbatimChar"/>
+          <w:rFonts w:hint="eastAsia"/>
+        </w:rPr>
+        <w:t xml:space="preserve">字段只能提取纯数字（如有小数点保留两位），去掉“元”、“块”等单位。</w:t>
+      </w:r>
+      <w:r>
+        <w:br/>
+      </w:r>
+      <w:r>
+        <w:br/>
+      </w:r>
+      <w:r>
+        <w:rPr>
+          <w:rStyle w:val="VerbatimChar"/>
+        </w:rPr>
+        <w:t xml:space="preserve"># Output Schema</w:t>
+      </w:r>
+      <w:r>
+        <w:br/>
+      </w:r>
+      <w:r>
+        <w:rPr>
+          <w:rStyle w:val="VerbatimChar"/>
+        </w:rPr>
+        <w:t xml:space="preserve">{</w:t>
+      </w:r>
+      <w:r>
+        <w:br/>
+      </w:r>
+      <w:r>
+        <w:rPr>
+          <w:rStyle w:val="VerbatimChar"/>
+        </w:rPr>
+        <w:t xml:space="preserve">  "time": </w:t>
+      </w:r>
+      <w:r>
+        <w:rPr>
+          <w:rStyle w:val="VerbatimChar"/>
+          <w:rFonts w:hint="eastAsia"/>
+        </w:rPr>
+        <w:t xml:space="preserve">"任务的期望执行时间，例如：明天中午、2026-05-02</w:t>
+      </w:r>
+      <w:r>
+        <w:rPr>
+          <w:rStyle w:val="VerbatimChar"/>
+        </w:rPr>
+        <w:t xml:space="preserve"> 14:00",</w:t>
+      </w:r>
+      <w:r>
+        <w:br/>
+      </w:r>
+      <w:r>
+        <w:rPr>
+          <w:rStyle w:val="VerbatimChar"/>
+        </w:rPr>
+        <w:t xml:space="preserve">  "location": </w:t>
+      </w:r>
+      <w:r>
+        <w:rPr>
+          <w:rStyle w:val="VerbatimChar"/>
+          <w:rFonts w:hint="eastAsia"/>
+        </w:rPr>
+        <w:t xml:space="preserve">"任务相关的具体地点，例如：南区快递点、三舍",</w:t>
+      </w:r>
+      <w:r>
+        <w:br/>
+      </w:r>
+      <w:r>
+        <w:rPr>
+          <w:rStyle w:val="VerbatimChar"/>
+        </w:rPr>
+        <w:t xml:space="preserve">  "action": </w:t>
+      </w:r>
+      <w:r>
+        <w:rPr>
+          <w:rStyle w:val="VerbatimChar"/>
+          <w:rFonts w:hint="eastAsia"/>
+        </w:rPr>
+        <w:t xml:space="preserve">"具体的动作和对象，例如：拿大件快递、修电脑",</w:t>
+      </w:r>
+      <w:r>
+        <w:br/>
+      </w:r>
+      <w:r>
+        <w:rPr>
+          <w:rStyle w:val="VerbatimChar"/>
+        </w:rPr>
+        <w:t xml:space="preserve">  "reward": </w:t>
+      </w:r>
+      <w:r>
+        <w:rPr>
+          <w:rStyle w:val="VerbatimChar"/>
+          <w:rFonts w:hint="eastAsia"/>
+        </w:rPr>
+        <w:t xml:space="preserve">"报酬金额纯数字，例如：5、10.5",</w:t>
+      </w:r>
+      <w:r>
+        <w:br/>
+      </w:r>
+      <w:r>
+        <w:rPr>
+          <w:rStyle w:val="VerbatimChar"/>
+        </w:rPr>
+        <w:t xml:space="preserve">  "tags": </w:t>
+      </w:r>
+      <w:r>
+        <w:rPr>
+          <w:rStyle w:val="VerbatimChar"/>
+          <w:rFonts w:hint="eastAsia"/>
+        </w:rPr>
+        <w:t xml:space="preserve">["任务的分类标签，输出</w:t>
+      </w:r>
+      <w:r>
+        <w:rPr>
+          <w:rStyle w:val="VerbatimChar"/>
+        </w:rPr>
+        <w:t xml:space="preserve"> 1-2 </w:t>
+      </w:r>
+      <w:r>
+        <w:rPr>
+          <w:rStyle w:val="VerbatimChar"/>
+          <w:rFonts w:hint="eastAsia"/>
+        </w:rPr>
+        <w:t xml:space="preserve">个，例如：代拿快递、跑腿、技能互助"]</w:t>
+      </w:r>
+      <w:r>
+        <w:br/>
+      </w:r>
+      <w:r>
+        <w:rPr>
+          <w:rStyle w:val="VerbatimChar"/>
+        </w:rPr>
+        <w:t xml:space="preserve">}</w:t>
+      </w:r>
+      <w:r>
+        <w:br/>
+      </w:r>
+      <w:r>
+        <w:br/>
+      </w:r>
+      <w:r>
+        <w:rPr>
+          <w:rStyle w:val="VerbatimChar"/>
+        </w:rPr>
+        <w:t xml:space="preserve"># Examples</w:t>
+      </w:r>
+      <w:r>
+        <w:br/>
+      </w:r>
+      <w:r>
+        <w:rPr>
+          <w:rStyle w:val="VerbatimChar"/>
+        </w:rPr>
+        <w:t xml:space="preserve">User Input: </w:t>
+      </w:r>
+      <w:r>
+        <w:rPr>
+          <w:rStyle w:val="VerbatimChar"/>
+          <w:rFonts w:hint="eastAsia"/>
+        </w:rPr>
+        <w:t xml:space="preserve">"明天下午三点求个同学帮我把一个大箱子从南门搬到三舍，报酬一杯奶茶（约15元）"</w:t>
+      </w:r>
+      <w:r>
+        <w:br/>
+      </w:r>
+      <w:r>
+        <w:rPr>
+          <w:rStyle w:val="VerbatimChar"/>
+        </w:rPr>
+        <w:t xml:space="preserve">JSON Output: </w:t>
+      </w:r>
+      <w:r>
+        <w:br/>
+      </w:r>
+      <w:r>
+        <w:rPr>
+          <w:rStyle w:val="VerbatimChar"/>
+        </w:rPr>
+        <w:t xml:space="preserve">{</w:t>
+      </w:r>
+      <w:r>
+        <w:br/>
+      </w:r>
+      <w:r>
+        <w:rPr>
+          <w:rStyle w:val="VerbatimChar"/>
+        </w:rPr>
+        <w:t xml:space="preserve">  "time": </w:t>
+      </w:r>
+      <w:r>
+        <w:rPr>
+          <w:rStyle w:val="VerbatimChar"/>
+          <w:rFonts w:hint="eastAsia"/>
+        </w:rPr>
+        <w:t xml:space="preserve">"明天下午三点",</w:t>
+      </w:r>
+      <w:r>
+        <w:br/>
+      </w:r>
+      <w:r>
+        <w:rPr>
+          <w:rStyle w:val="VerbatimChar"/>
+        </w:rPr>
+        <w:t xml:space="preserve">  "location": </w:t>
+      </w:r>
+      <w:r>
+        <w:rPr>
+          <w:rStyle w:val="VerbatimChar"/>
+          <w:rFonts w:hint="eastAsia"/>
+        </w:rPr>
+        <w:t xml:space="preserve">"南门到三舍",</w:t>
+      </w:r>
+      <w:r>
+        <w:br/>
+      </w:r>
+      <w:r>
+        <w:rPr>
+          <w:rStyle w:val="VerbatimChar"/>
+        </w:rPr>
+        <w:t xml:space="preserve">  "action": </w:t>
+      </w:r>
+      <w:r>
+        <w:rPr>
+          <w:rStyle w:val="VerbatimChar"/>
+          <w:rFonts w:hint="eastAsia"/>
+        </w:rPr>
+        <w:t xml:space="preserve">"搬大箱子",</w:t>
+      </w:r>
+      <w:r>
+        <w:br/>
+      </w:r>
+      <w:r>
+        <w:rPr>
+          <w:rStyle w:val="VerbatimChar"/>
+        </w:rPr>
+        <w:t xml:space="preserve">  "reward": 15,</w:t>
+      </w:r>
+      <w:r>
+        <w:br/>
+      </w:r>
+      <w:r>
+        <w:rPr>
+          <w:rStyle w:val="VerbatimChar"/>
+        </w:rPr>
+        <w:t xml:space="preserve">  "tags": </w:t>
+      </w:r>
+      <w:r>
+        <w:rPr>
+          <w:rStyle w:val="VerbatimChar"/>
+          <w:rFonts w:hint="eastAsia"/>
+        </w:rPr>
+        <w:t xml:space="preserve">["体力帮办",</w:t>
+      </w:r>
+      <w:r>
+        <w:rPr>
+          <w:rStyle w:val="VerbatimChar"/>
+        </w:rPr>
+        <w:t xml:space="preserve"> </w:t>
+      </w:r>
+      <w:r>
+        <w:rPr>
+          <w:rStyle w:val="VerbatimChar"/>
+          <w:rFonts w:hint="eastAsia"/>
+        </w:rPr>
+        <w:t xml:space="preserve">"跑腿"]</w:t>
+      </w:r>
+      <w:r>
+        <w:br/>
+      </w:r>
+      <w:r>
+        <w:rPr>
+          <w:rStyle w:val="VerbatimChar"/>
+        </w:rPr>
+        <w:t xml:space="preserve">}</w:t>
+      </w:r>
+      <w:r>
+        <w:br/>
+      </w:r>
+      <w:r>
+        <w:br/>
+      </w:r>
+      <w:r>
+        <w:rPr>
+          <w:rStyle w:val="VerbatimChar"/>
+        </w:rPr>
+        <w:t xml:space="preserve">User Input: </w:t>
+      </w:r>
+      <w:r>
+        <w:rPr>
+          <w:rStyle w:val="VerbatimChar"/>
+          <w:rFonts w:hint="eastAsia"/>
+        </w:rPr>
+        <w:t xml:space="preserve">"有没有会装系统的，来男生寝室帮个忙，重谢50"</w:t>
+      </w:r>
+      <w:r>
+        <w:br/>
+      </w:r>
+      <w:r>
+        <w:rPr>
+          <w:rStyle w:val="VerbatimChar"/>
+        </w:rPr>
+        <w:t xml:space="preserve">JSON Output:</w:t>
+      </w:r>
+      <w:r>
+        <w:br/>
+      </w:r>
+      <w:r>
+        <w:rPr>
+          <w:rStyle w:val="VerbatimChar"/>
+        </w:rPr>
+        <w:t xml:space="preserve">{</w:t>
+      </w:r>
+      <w:r>
+        <w:br/>
+      </w:r>
+      <w:r>
+        <w:rPr>
+          <w:rStyle w:val="VerbatimChar"/>
+        </w:rPr>
+        <w:t xml:space="preserve">  "time": null,</w:t>
+      </w:r>
+      <w:r>
+        <w:br/>
+      </w:r>
+      <w:r>
+        <w:rPr>
+          <w:rStyle w:val="VerbatimChar"/>
+        </w:rPr>
+        <w:t xml:space="preserve">  "location": </w:t>
+      </w:r>
+      <w:r>
+        <w:rPr>
+          <w:rStyle w:val="VerbatimChar"/>
+          <w:rFonts w:hint="eastAsia"/>
+        </w:rPr>
+        <w:t xml:space="preserve">"男生寝室",</w:t>
+      </w:r>
+      <w:r>
+        <w:br/>
+      </w:r>
+      <w:r>
+        <w:rPr>
+          <w:rStyle w:val="VerbatimChar"/>
+        </w:rPr>
+        <w:t xml:space="preserve">  "action": </w:t>
+      </w:r>
+      <w:r>
+        <w:rPr>
+          <w:rStyle w:val="VerbatimChar"/>
+          <w:rFonts w:hint="eastAsia"/>
+        </w:rPr>
+        <w:t xml:space="preserve">"装系统",</w:t>
+      </w:r>
+      <w:r>
+        <w:br/>
+      </w:r>
+      <w:r>
+        <w:rPr>
+          <w:rStyle w:val="VerbatimChar"/>
+        </w:rPr>
+        <w:t xml:space="preserve">  "reward": 50,</w:t>
+      </w:r>
+      <w:r>
+        <w:br/>
+      </w:r>
+      <w:r>
+        <w:rPr>
+          <w:rStyle w:val="VerbatimChar"/>
+        </w:rPr>
+        <w:t xml:space="preserve">  "tags": </w:t>
+      </w:r>
+      <w:r>
+        <w:rPr>
+          <w:rStyle w:val="VerbatimChar"/>
+          <w:rFonts w:hint="eastAsia"/>
+        </w:rPr>
+        <w:t xml:space="preserve">["技能互助",</w:t>
+      </w:r>
+      <w:r>
+        <w:rPr>
+          <w:rStyle w:val="VerbatimChar"/>
+        </w:rPr>
+        <w:t xml:space="preserve"> </w:t>
+      </w:r>
+      <w:r>
+        <w:rPr>
+          <w:rStyle w:val="VerbatimChar"/>
+          <w:rFonts w:hint="eastAsia"/>
+        </w:rPr>
+        <w:t xml:space="preserve">"电脑维修"]</w:t>
+      </w:r>
+      <w:r>
+        <w:br/>
+      </w:r>
+      <w:r>
+        <w:rPr>
+          <w:rStyle w:val="VerbatimChar"/>
+        </w:rPr>
+        <w:t xml:space="preserve">}</w:t>
+      </w:r>
+      <w:r>
+        <w:br/>
+      </w:r>
+      <w:r>
+        <w:br/>
+      </w:r>
+      <w:r>
+        <w:rPr>
+          <w:rStyle w:val="VerbatimChar"/>
+        </w:rPr>
+        <w:t xml:space="preserve"># Task</w:t>
+      </w:r>
+      <w:r>
+        <w:br/>
+      </w:r>
+      <w:r>
+        <w:rPr>
+          <w:rStyle w:val="VerbatimChar"/>
+          <w:rFonts w:hint="eastAsia"/>
+        </w:rPr>
+        <w:t xml:space="preserve">现在，请解析以下用户输入，并仅返回</w:t>
+      </w:r>
+      <w:r>
+        <w:rPr>
+          <w:rStyle w:val="VerbatimChar"/>
+        </w:rPr>
+        <w:t xml:space="preserve"> JSON </w:t>
+      </w:r>
+      <w:r>
+        <w:rPr>
+          <w:rStyle w:val="VerbatimChar"/>
+          <w:rFonts w:hint="eastAsia"/>
+        </w:rPr>
+        <w:t xml:space="preserve">数据：</w:t>
+      </w:r>
+      <w:r>
+        <w:br/>
+      </w:r>
+      <w:r>
+        <w:rPr>
+          <w:rStyle w:val="VerbatimChar"/>
+        </w:rPr>
+        <w:t xml:space="preserve">User Input: {user_input}</w:t>
+      </w:r>
+    </w:p>
+    <w:bookmarkEnd w:id="11"/>
     <w:sectPr>
       <w:footnotePr>
         <w:numRestart w:val="eachSect"/>
@@ -636,8 +2440,123 @@
       </w:pPr>
     </w:lvl>
   </w:abstractNum>
+  <w:abstractNum w:abstractNumId="991">
+    <w:nsid w:val="0000A991"/>
+    <w:multiLevelType w:val="multilevel"/>
+    <w:lvl w:ilvl="0">
+      <w:numFmt w:val="bullet"/>
+      <w:lvlText w:val=""/>
+      <w:lvlJc w:val="left"/>
+      <w:pPr>
+        <w:ind w:left="720" w:hanging="360"/>
+      </w:pPr>
+      <w:rPr>
+        <w:rFonts w:ascii="Symbol" w:hAnsi="Symbol" w:cs="Symbol" w:hint="default"/>
+      </w:rPr>
+    </w:lvl>
+    <w:lvl w:ilvl="1">
+      <w:numFmt w:val="bullet"/>
+      <w:lvlText w:val="o"/>
+      <w:lvlJc w:val="left"/>
+      <w:pPr>
+        <w:ind w:left="1440" w:hanging="360"/>
+      </w:pPr>
+      <w:rPr>
+        <w:rFonts w:ascii="Courier New" w:hAnsi="Courier New" w:cs="Courier New" w:hint="default"/>
+      </w:rPr>
+    </w:lvl>
+    <w:lvl w:ilvl="2">
+      <w:numFmt w:val="bullet"/>
+      <w:lvlText w:val=""/>
+      <w:lvlJc w:val="left"/>
+      <w:pPr>
+        <w:ind w:left="2160" w:hanging="360"/>
+      </w:pPr>
+      <w:rPr>
+        <w:rFonts w:ascii="Wingdings" w:hAnsi="Wingdings" w:cs="Wingdings" w:hint="default"/>
+      </w:rPr>
+    </w:lvl>
+    <w:lvl w:ilvl="3">
+      <w:numFmt w:val="bullet"/>
+      <w:lvlText w:val=""/>
+      <w:lvlJc w:val="left"/>
+      <w:pPr>
+        <w:ind w:left="2880" w:hanging="360"/>
+      </w:pPr>
+      <w:rPr>
+        <w:rFonts w:ascii="Symbol" w:hAnsi="Symbol" w:cs="Symbol" w:hint="default"/>
+      </w:rPr>
+    </w:lvl>
+    <w:lvl w:ilvl="4">
+      <w:numFmt w:val="bullet"/>
+      <w:lvlText w:val="o"/>
+      <w:lvlJc w:val="left"/>
+      <w:pPr>
+        <w:ind w:left="3600" w:hanging="360"/>
+      </w:pPr>
+      <w:rPr>
+        <w:rFonts w:ascii="Courier New" w:hAnsi="Courier New" w:cs="Courier New" w:hint="default"/>
+      </w:rPr>
+    </w:lvl>
+    <w:lvl w:ilvl="5">
+      <w:numFmt w:val="bullet"/>
+      <w:lvlText w:val=""/>
+      <w:lvlJc w:val="left"/>
+      <w:pPr>
+        <w:ind w:left="4320" w:hanging="360"/>
+      </w:pPr>
+      <w:rPr>
+        <w:rFonts w:ascii="Wingdings" w:hAnsi="Wingdings" w:cs="Wingdings" w:hint="default"/>
+      </w:rPr>
+    </w:lvl>
+    <w:lvl w:ilvl="6">
+      <w:numFmt w:val="bullet"/>
+      <w:lvlText w:val=""/>
+      <w:lvlJc w:val="left"/>
+      <w:pPr>
+        <w:ind w:left="5040" w:hanging="360"/>
+      </w:pPr>
+      <w:rPr>
+        <w:rFonts w:ascii="Symbol" w:hAnsi="Symbol" w:cs="Symbol" w:hint="default"/>
+      </w:rPr>
+    </w:lvl>
+    <w:lvl w:ilvl="7">
+      <w:numFmt w:val="bullet"/>
+      <w:lvlText w:val="o"/>
+      <w:lvlJc w:val="left"/>
+      <w:pPr>
+        <w:ind w:left="5760" w:hanging="360"/>
+      </w:pPr>
+      <w:rPr>
+        <w:rFonts w:ascii="Courier New" w:hAnsi="Courier New" w:cs="Courier New" w:hint="default"/>
+      </w:rPr>
+    </w:lvl>
+    <w:lvl w:ilvl="8">
+      <w:numFmt w:val="bullet"/>
+      <w:lvlText w:val=""/>
+      <w:lvlJc w:val="left"/>
+      <w:pPr>
+        <w:ind w:left="6480" w:hanging="360"/>
+      </w:pPr>
+      <w:rPr>
+        <w:rFonts w:ascii="Wingdings" w:hAnsi="Wingdings" w:cs="Wingdings" w:hint="default"/>
+      </w:rPr>
+    </w:lvl>
+  </w:abstractNum>
   <w:num w:numId="1000">
     <w:abstractNumId w:val="990"/>
+  </w:num>
+  <w:num w:numId="1001">
+    <w:abstractNumId w:val="991"/>
+  </w:num>
+  <w:num w:numId="1002">
+    <w:abstractNumId w:val="991"/>
+  </w:num>
+  <w:num w:numId="1003">
+    <w:abstractNumId w:val="991"/>
+  </w:num>
+  <w:num w:numId="1004">
+    <w:abstractNumId w:val="991"/>
   </w:num>
 </w:numbering>
 </file>

--- a/学校事务/企业级架构应用开发/草稿本.docx
+++ b/学校事务/企业级架构应用开发/草稿本.docx
@@ -1,1213 +1,718 @@
 
 <file path=word/document.xml><?xml version="1.0" encoding="utf-8"?>
-<w:document xmlns:w="http://schemas.openxmlformats.org/wordprocessingml/2006/main" xmlns:m="http://schemas.openxmlformats.org/officeDocument/2006/math" xmlns:r="http://schemas.openxmlformats.org/officeDocument/2006/relationships" xmlns:o="urn:schemas-microsoft-com:office:office" xmlns:v="urn:schemas-microsoft-com:vml" xmlns:w10="urn:schemas-microsoft-com:office:word" xmlns:a="http://schemas.openxmlformats.org/drawingml/2006/main" xmlns:pic="http://schemas.openxmlformats.org/drawingml/2006/picture" xmlns:wp="http://schemas.openxmlformats.org/drawingml/2006/wordprocessingDrawing">
+<w:document xmlns:wpc="http://schemas.microsoft.com/office/word/2010/wordprocessingCanvas" xmlns:cx="http://schemas.microsoft.com/office/drawing/2014/chartex" xmlns:cx1="http://schemas.microsoft.com/office/drawing/2015/9/8/chartex" xmlns:cx2="http://schemas.microsoft.com/office/drawing/2015/10/21/chartex" xmlns:cx3="http://schemas.microsoft.com/office/drawing/2016/5/9/chartex" xmlns:cx4="http://schemas.microsoft.com/office/drawing/2016/5/10/chartex" xmlns:cx5="http://schemas.microsoft.com/office/drawing/2016/5/11/chartex" xmlns:cx6="http://schemas.microsoft.com/office/drawing/2016/5/12/chartex" xmlns:cx7="http://schemas.microsoft.com/office/drawing/2016/5/13/chartex" xmlns:cx8="http://schemas.microsoft.com/office/drawing/2016/5/14/chartex" xmlns:mc="http://schemas.openxmlformats.org/markup-compatibility/2006" xmlns:aink="http://schemas.microsoft.com/office/drawing/2016/ink" xmlns:am3d="http://schemas.microsoft.com/office/drawing/2017/model3d" xmlns:o="urn:schemas-microsoft-com:office:office" xmlns:oel="http://schemas.microsoft.com/office/2019/extlst" xmlns:r="http://schemas.openxmlformats.org/officeDocument/2006/relationships" xmlns:m="http://schemas.openxmlformats.org/officeDocument/2006/math" xmlns:v="urn:schemas-microsoft-com:vml" xmlns:wp14="http://schemas.microsoft.com/office/word/2010/wordprocessingDrawing" xmlns:wp="http://schemas.openxmlformats.org/drawingml/2006/wordprocessingDrawing" xmlns:w10="urn:schemas-microsoft-com:office:word" xmlns:w="http://schemas.openxmlformats.org/wordprocessingml/2006/main" xmlns:w14="http://schemas.microsoft.com/office/word/2010/wordml" xmlns:w15="http://schemas.microsoft.com/office/word/2012/wordml" xmlns:w16cex="http://schemas.microsoft.com/office/word/2018/wordml/cex" xmlns:w16cid="http://schemas.microsoft.com/office/word/2016/wordml/cid" xmlns:w16="http://schemas.microsoft.com/office/word/2018/wordml" xmlns:w16du="http://schemas.microsoft.com/office/word/2023/wordml/word16du" xmlns:w16sdtdh="http://schemas.microsoft.com/office/word/2020/wordml/sdtdatahash" xmlns:w16sdtfl="http://schemas.microsoft.com/office/word/2024/wordml/sdtformatlock" xmlns:w16se="http://schemas.microsoft.com/office/word/2015/wordml/symex" xmlns:wpg="http://schemas.microsoft.com/office/word/2010/wordprocessingGroup" xmlns:wpi="http://schemas.microsoft.com/office/word/2010/wordprocessingInk" xmlns:wne="http://schemas.microsoft.com/office/word/2006/wordml" xmlns:wps="http://schemas.microsoft.com/office/word/2010/wordprocessingShape" mc:Ignorable="w14 w15 w16se w16cid w16 w16cex w16sdtdh w16sdtfl w16du wp14">
   <w:body>
-    <w:bookmarkStart w:id="9" w:name="核心实体与属性设计"/>
     <w:p>
-      <w:pPr>
-        <w:pStyle w:val="Heading3"/>
-      </w:pPr>
-      <w:r>
-        <w:t xml:space="preserve">1. </w:t>
-      </w:r>
-      <w:r>
-        <w:rPr>
-          <w:rFonts w:hint="eastAsia"/>
-        </w:rPr>
-        <w:t xml:space="preserve">核心实体与属性设计</w:t>
+      <w:bookmarkStart w:id="0" w:name="核心实体与属性设计"/>
+      <w:r>
+        <w:t>1</w:t>
+      </w:r>
+      <w:r>
+        <w:t xml:space="preserve">. </w:t>
+      </w:r>
+      <w:r>
+        <w:t>核心实体与属性设计</w:t>
       </w:r>
     </w:p>
     <w:p>
-      <w:pPr>
-        <w:pStyle w:val="FirstParagraph"/>
-      </w:pPr>
-      <w:r>
-        <w:rPr>
-          <w:rFonts w:hint="eastAsia"/>
-          <w:b/>
-          <w:bCs/>
-        </w:rPr>
-        <w:t xml:space="preserve">实体</w:t>
-      </w:r>
-      <w:r>
-        <w:rPr>
-          <w:b/>
-          <w:bCs/>
-        </w:rPr>
-        <w:t xml:space="preserve"> </w:t>
-      </w:r>
-      <w:r>
-        <w:rPr>
-          <w:rFonts w:hint="eastAsia"/>
-          <w:b/>
-          <w:bCs/>
-        </w:rPr>
-        <w:t xml:space="preserve">1：用户</w:t>
-      </w:r>
-      <w:r>
-        <w:rPr>
-          <w:b/>
-          <w:bCs/>
-        </w:rPr>
-        <w:t xml:space="preserve"> (User)</w:t>
-      </w:r>
-      <w:r>
-        <w:t xml:space="preserve"> </w:t>
-      </w:r>
-      <w:r>
-        <w:rPr>
-          <w:rFonts w:hint="eastAsia"/>
-        </w:rPr>
-        <w:t xml:space="preserve">系统的基本参与者，既可以发布需求，也可以接取任务。</w:t>
+      <w:r>
+        <w:t>实体</w:t>
+      </w:r>
+      <w:r>
+        <w:t xml:space="preserve"> 1</w:t>
+      </w:r>
+      <w:r>
+        <w:t>：用户</w:t>
+      </w:r>
+      <w:r>
+        <w:t xml:space="preserve"> (User) </w:t>
+      </w:r>
+      <w:r>
+        <w:t>系统的基本参与者，既可以发布需求，也可以接取任务。</w:t>
       </w:r>
     </w:p>
     <w:p>
-      <w:pPr>
-        <w:numPr>
-          <w:ilvl w:val="0"/>
-          <w:numId w:val="1001"/>
-        </w:numPr>
-      </w:pPr>
-      <w:r>
-        <w:rPr>
-          <w:b/>
-          <w:bCs/>
-        </w:rPr>
-        <w:t xml:space="preserve">user_id</w:t>
-      </w:r>
-      <w:r>
-        <w:t xml:space="preserve"> </w:t>
-      </w:r>
-      <w:r>
-        <w:rPr>
-          <w:rFonts w:hint="eastAsia"/>
-        </w:rPr>
-        <w:t xml:space="preserve">(主键,</w:t>
-      </w:r>
-      <w:r>
-        <w:t xml:space="preserve"> Long)</w:t>
+      <w:proofErr w:type="spellStart"/>
+      <w:r>
+        <w:t>user_id</w:t>
+      </w:r>
+      <w:proofErr w:type="spellEnd"/>
+      <w:r>
+        <w:t xml:space="preserve"> (</w:t>
+      </w:r>
+      <w:r>
+        <w:t>主键</w:t>
+      </w:r>
+      <w:r>
+        <w:t>, Long)</w:t>
       </w:r>
     </w:p>
     <w:p>
-      <w:pPr>
-        <w:numPr>
-          <w:ilvl w:val="0"/>
-          <w:numId w:val="1001"/>
-        </w:numPr>
-      </w:pPr>
-      <w:r>
-        <w:rPr>
-          <w:b/>
-          <w:bCs/>
-        </w:rPr>
-        <w:t xml:space="preserve">student_id</w:t>
-      </w:r>
-      <w:r>
-        <w:t xml:space="preserve"> </w:t>
-      </w:r>
-      <w:r>
-        <w:rPr>
-          <w:rFonts w:hint="eastAsia"/>
-        </w:rPr>
-        <w:t xml:space="preserve">(学号,</w:t>
-      </w:r>
-      <w:r>
-        <w:t xml:space="preserve"> </w:t>
-      </w:r>
-      <w:r>
-        <w:rPr>
-          <w:rFonts w:hint="eastAsia"/>
-        </w:rPr>
-        <w:t xml:space="preserve">Varchar，例如</w:t>
+      <w:proofErr w:type="spellStart"/>
+      <w:r>
+        <w:t>student_id</w:t>
+      </w:r>
+      <w:proofErr w:type="spellEnd"/>
+      <w:r>
+        <w:t xml:space="preserve"> (</w:t>
+      </w:r>
+      <w:r>
+        <w:t>学号</w:t>
+      </w:r>
+      <w:r>
+        <w:t>, Varchar</w:t>
+      </w:r>
+      <w:r>
+        <w:t>，例如</w:t>
       </w:r>
       <w:r>
         <w:t xml:space="preserve"> 11 </w:t>
       </w:r>
       <w:r>
-        <w:rPr>
-          <w:rFonts w:hint="eastAsia"/>
-        </w:rPr>
-        <w:t xml:space="preserve">位长度的校园一卡通号)</w:t>
+        <w:t>位长度的校园一卡通号</w:t>
+      </w:r>
+      <w:r>
+        <w:t>)</w:t>
       </w:r>
     </w:p>
     <w:p>
-      <w:pPr>
-        <w:numPr>
-          <w:ilvl w:val="0"/>
-          <w:numId w:val="1001"/>
-        </w:numPr>
-      </w:pPr>
-      <w:r>
-        <w:rPr>
-          <w:b/>
-          <w:bCs/>
-        </w:rPr>
-        <w:t xml:space="preserve">nickname</w:t>
-      </w:r>
-      <w:r>
-        <w:t xml:space="preserve"> </w:t>
-      </w:r>
-      <w:r>
-        <w:rPr>
-          <w:rFonts w:hint="eastAsia"/>
-        </w:rPr>
-        <w:t xml:space="preserve">(昵称,</w:t>
-      </w:r>
-      <w:r>
-        <w:t xml:space="preserve"> Varchar)</w:t>
+      <w:r>
+        <w:t>nickname (</w:t>
+      </w:r>
+      <w:r>
+        <w:t>昵称</w:t>
+      </w:r>
+      <w:r>
+        <w:t>, Varchar)</w:t>
       </w:r>
     </w:p>
     <w:p>
-      <w:pPr>
-        <w:numPr>
-          <w:ilvl w:val="0"/>
-          <w:numId w:val="1001"/>
-        </w:numPr>
-      </w:pPr>
-      <w:r>
-        <w:rPr>
-          <w:b/>
-          <w:bCs/>
-        </w:rPr>
-        <w:t xml:space="preserve">password_hash</w:t>
-      </w:r>
-      <w:r>
-        <w:t xml:space="preserve"> </w:t>
-      </w:r>
-      <w:r>
-        <w:rPr>
-          <w:rFonts w:hint="eastAsia"/>
-        </w:rPr>
-        <w:t xml:space="preserve">(密码哈希,</w:t>
-      </w:r>
-      <w:r>
-        <w:t xml:space="preserve"> Varchar)</w:t>
+      <w:proofErr w:type="spellStart"/>
+      <w:r>
+        <w:t>password_hash</w:t>
+      </w:r>
+      <w:proofErr w:type="spellEnd"/>
+      <w:r>
+        <w:t xml:space="preserve"> (</w:t>
+      </w:r>
+      <w:r>
+        <w:t>密码哈希</w:t>
+      </w:r>
+      <w:r>
+        <w:t>, Varchar)</w:t>
       </w:r>
     </w:p>
     <w:p>
-      <w:pPr>
-        <w:numPr>
-          <w:ilvl w:val="0"/>
-          <w:numId w:val="1001"/>
-        </w:numPr>
-      </w:pPr>
-      <w:r>
-        <w:rPr>
-          <w:b/>
-          <w:bCs/>
-        </w:rPr>
-        <w:t xml:space="preserve">credit_score</w:t>
-      </w:r>
-      <w:r>
-        <w:t xml:space="preserve"> </w:t>
-      </w:r>
-      <w:r>
-        <w:rPr>
-          <w:rFonts w:hint="eastAsia"/>
-        </w:rPr>
-        <w:t xml:space="preserve">(信用分,</w:t>
-      </w:r>
-      <w:r>
-        <w:t xml:space="preserve"> </w:t>
-      </w:r>
-      <w:r>
-        <w:rPr>
-          <w:rFonts w:hint="eastAsia"/>
-        </w:rPr>
-        <w:t xml:space="preserve">Integer，初始</w:t>
+      <w:proofErr w:type="spellStart"/>
+      <w:r>
+        <w:t>credit_score</w:t>
+      </w:r>
+      <w:proofErr w:type="spellEnd"/>
+      <w:r>
+        <w:t xml:space="preserve"> (</w:t>
+      </w:r>
+      <w:r>
+        <w:t>信用分</w:t>
+      </w:r>
+      <w:r>
+        <w:t>, Integer</w:t>
+      </w:r>
+      <w:r>
+        <w:t>，初始</w:t>
       </w:r>
       <w:r>
         <w:t xml:space="preserve"> 100 </w:t>
       </w:r>
       <w:r>
-        <w:rPr>
-          <w:rFonts w:hint="eastAsia"/>
-        </w:rPr>
-        <w:t xml:space="preserve">分，评价会影响此分数，低于某阈值无法接单)</w:t>
+        <w:t>分，评价会影响此分数，低于某阈值无法接单</w:t>
+      </w:r>
+      <w:r>
+        <w:t>)</w:t>
       </w:r>
     </w:p>
     <w:p>
-      <w:pPr>
-        <w:numPr>
-          <w:ilvl w:val="0"/>
-          <w:numId w:val="1001"/>
-        </w:numPr>
-      </w:pPr>
-      <w:r>
-        <w:rPr>
-          <w:b/>
-          <w:bCs/>
-        </w:rPr>
-        <w:t xml:space="preserve">created_at</w:t>
-      </w:r>
-      <w:r>
-        <w:t xml:space="preserve"> </w:t>
-      </w:r>
-      <w:r>
-        <w:rPr>
-          <w:rFonts w:hint="eastAsia"/>
-        </w:rPr>
-        <w:t xml:space="preserve">(注册时间,</w:t>
-      </w:r>
-      <w:r>
-        <w:t xml:space="preserve"> DateTime)</w:t>
+      <w:proofErr w:type="spellStart"/>
+      <w:r>
+        <w:t>created_at</w:t>
+      </w:r>
+      <w:proofErr w:type="spellEnd"/>
+      <w:r>
+        <w:t xml:space="preserve"> (</w:t>
+      </w:r>
+      <w:r>
+        <w:t>注册时间</w:t>
+      </w:r>
+      <w:r>
+        <w:t xml:space="preserve">, </w:t>
+      </w:r>
+      <w:proofErr w:type="spellStart"/>
+      <w:r>
+        <w:t>DateTime</w:t>
+      </w:r>
+      <w:proofErr w:type="spellEnd"/>
+      <w:r>
+        <w:t>)</w:t>
       </w:r>
     </w:p>
     <w:p>
-      <w:pPr>
-        <w:pStyle w:val="FirstParagraph"/>
-      </w:pPr>
-      <w:r>
-        <w:rPr>
-          <w:rFonts w:hint="eastAsia"/>
-          <w:b/>
-          <w:bCs/>
-        </w:rPr>
-        <w:t xml:space="preserve">实体</w:t>
-      </w:r>
-      <w:r>
-        <w:rPr>
-          <w:b/>
-          <w:bCs/>
-        </w:rPr>
-        <w:t xml:space="preserve"> </w:t>
-      </w:r>
-      <w:r>
-        <w:rPr>
-          <w:rFonts w:hint="eastAsia"/>
-          <w:b/>
-          <w:bCs/>
-        </w:rPr>
-        <w:t xml:space="preserve">2：任务订单</w:t>
-      </w:r>
-      <w:r>
-        <w:rPr>
-          <w:b/>
-          <w:bCs/>
-        </w:rPr>
-        <w:t xml:space="preserve"> (Task)</w:t>
-      </w:r>
-      <w:r>
-        <w:t xml:space="preserve"> </w:t>
-      </w:r>
-      <w:r>
-        <w:rPr>
-          <w:rFonts w:hint="eastAsia"/>
-        </w:rPr>
-        <w:t xml:space="preserve">系统的核心流转对象，也是体现大语言模型处理能力的重点实体。</w:t>
+      <w:r>
+        <w:t>实体</w:t>
+      </w:r>
+      <w:r>
+        <w:t xml:space="preserve"> 2</w:t>
+      </w:r>
+      <w:r>
+        <w:t>：任务订单</w:t>
+      </w:r>
+      <w:r>
+        <w:t xml:space="preserve"> (Task) </w:t>
+      </w:r>
+      <w:r>
+        <w:t>系统的核心流转对象，也是体现大语言模型处理能力的重点实体。</w:t>
       </w:r>
     </w:p>
     <w:p>
-      <w:pPr>
-        <w:numPr>
-          <w:ilvl w:val="0"/>
-          <w:numId w:val="1002"/>
-        </w:numPr>
-      </w:pPr>
-      <w:r>
-        <w:rPr>
-          <w:b/>
-          <w:bCs/>
-        </w:rPr>
-        <w:t xml:space="preserve">task_id</w:t>
-      </w:r>
-      <w:r>
-        <w:t xml:space="preserve"> </w:t>
-      </w:r>
-      <w:r>
-        <w:rPr>
-          <w:rFonts w:hint="eastAsia"/>
-        </w:rPr>
-        <w:t xml:space="preserve">(主键,</w:t>
-      </w:r>
-      <w:r>
-        <w:t xml:space="preserve"> Long)</w:t>
+      <w:proofErr w:type="spellStart"/>
+      <w:r>
+        <w:t>task_id</w:t>
+      </w:r>
+      <w:proofErr w:type="spellEnd"/>
+      <w:r>
+        <w:t xml:space="preserve"> (</w:t>
+      </w:r>
+      <w:r>
+        <w:t>主键</w:t>
+      </w:r>
+      <w:r>
+        <w:t>, Long)</w:t>
       </w:r>
     </w:p>
     <w:p>
-      <w:pPr>
-        <w:numPr>
-          <w:ilvl w:val="0"/>
-          <w:numId w:val="1002"/>
-        </w:numPr>
-      </w:pPr>
-      <w:r>
-        <w:rPr>
-          <w:b/>
-          <w:bCs/>
-        </w:rPr>
-        <w:t xml:space="preserve">publisher_id</w:t>
-      </w:r>
-      <w:r>
-        <w:t xml:space="preserve"> </w:t>
-      </w:r>
-      <w:r>
-        <w:rPr>
-          <w:rFonts w:hint="eastAsia"/>
-        </w:rPr>
-        <w:t xml:space="preserve">(发布者ID,</w:t>
-      </w:r>
-      <w:r>
-        <w:t xml:space="preserve"> </w:t>
-      </w:r>
-      <w:r>
-        <w:rPr>
-          <w:rFonts w:hint="eastAsia"/>
-        </w:rPr>
-        <w:t xml:space="preserve">外键关联</w:t>
-      </w:r>
+      <w:proofErr w:type="spellStart"/>
+      <w:r>
+        <w:t>publisher_id</w:t>
+      </w:r>
+      <w:proofErr w:type="spellEnd"/>
+      <w:r>
+        <w:t xml:space="preserve"> (</w:t>
+      </w:r>
+      <w:r>
+        <w:t>发布者</w:t>
+      </w:r>
+      <w:r>
+        <w:t xml:space="preserve">ID, </w:t>
+      </w:r>
+      <w:proofErr w:type="gramStart"/>
+      <w:r>
+        <w:t>外键关联</w:t>
+      </w:r>
+      <w:proofErr w:type="gramEnd"/>
       <w:r>
         <w:t xml:space="preserve"> User)</w:t>
       </w:r>
     </w:p>
     <w:p>
-      <w:pPr>
-        <w:numPr>
-          <w:ilvl w:val="0"/>
-          <w:numId w:val="1002"/>
-        </w:numPr>
-      </w:pPr>
-      <w:r>
-        <w:rPr>
-          <w:b/>
-          <w:bCs/>
-        </w:rPr>
-        <w:t xml:space="preserve">accepter_id</w:t>
-      </w:r>
-      <w:r>
-        <w:t xml:space="preserve"> </w:t>
-      </w:r>
-      <w:r>
-        <w:rPr>
-          <w:rFonts w:hint="eastAsia"/>
-        </w:rPr>
-        <w:t xml:space="preserve">(接单者ID,</w:t>
-      </w:r>
-      <w:r>
-        <w:t xml:space="preserve"> </w:t>
-      </w:r>
-      <w:r>
-        <w:rPr>
-          <w:rFonts w:hint="eastAsia"/>
-        </w:rPr>
-        <w:t xml:space="preserve">外键关联</w:t>
-      </w:r>
-      <w:r>
-        <w:t xml:space="preserve"> </w:t>
-      </w:r>
-      <w:r>
-        <w:rPr>
-          <w:rFonts w:hint="eastAsia"/>
-        </w:rPr>
-        <w:t xml:space="preserve">User，初始允许为空)</w:t>
+      <w:proofErr w:type="spellStart"/>
+      <w:r>
+        <w:t>accepter_id</w:t>
+      </w:r>
+      <w:proofErr w:type="spellEnd"/>
+      <w:r>
+        <w:t xml:space="preserve"> (</w:t>
+      </w:r>
+      <w:r>
+        <w:t>接单者</w:t>
+      </w:r>
+      <w:r>
+        <w:t xml:space="preserve">ID, </w:t>
+      </w:r>
+      <w:proofErr w:type="gramStart"/>
+      <w:r>
+        <w:t>外键关联</w:t>
+      </w:r>
+      <w:proofErr w:type="gramEnd"/>
+      <w:r>
+        <w:t xml:space="preserve"> User</w:t>
+      </w:r>
+      <w:r>
+        <w:t>，初始允许为空</w:t>
+      </w:r>
+      <w:r>
+        <w:t>)</w:t>
       </w:r>
     </w:p>
     <w:p>
-      <w:pPr>
-        <w:numPr>
-          <w:ilvl w:val="0"/>
-          <w:numId w:val="1002"/>
-        </w:numPr>
-      </w:pPr>
-      <w:r>
-        <w:rPr>
-          <w:b/>
-          <w:bCs/>
-        </w:rPr>
-        <w:t xml:space="preserve">raw_content</w:t>
-      </w:r>
-      <w:r>
-        <w:t xml:space="preserve"> </w:t>
-      </w:r>
-      <w:r>
-        <w:rPr>
-          <w:rFonts w:hint="eastAsia"/>
-        </w:rPr>
-        <w:t xml:space="preserve">(原始文本,</w:t>
-      </w:r>
-      <w:r>
-        <w:t xml:space="preserve"> </w:t>
-      </w:r>
-      <w:r>
-        <w:rPr>
-          <w:rFonts w:hint="eastAsia"/>
-        </w:rPr>
-        <w:t xml:space="preserve">Text，用户输入的非结构化自然语言描述，如“明天下午三点求人拿快递”)</w:t>
+      <w:proofErr w:type="spellStart"/>
+      <w:r>
+        <w:t>raw_content</w:t>
+      </w:r>
+      <w:proofErr w:type="spellEnd"/>
+      <w:r>
+        <w:t xml:space="preserve"> (</w:t>
+      </w:r>
+      <w:r>
+        <w:t>原始文本</w:t>
+      </w:r>
+      <w:r>
+        <w:t>, Text</w:t>
+      </w:r>
+      <w:r>
+        <w:t>，用户输入的非结构化自然语言描述，如</w:t>
+      </w:r>
+      <w:r>
+        <w:t>“</w:t>
+      </w:r>
+      <w:r>
+        <w:t>明天下午三点求人拿快递</w:t>
+      </w:r>
+      <w:r>
+        <w:t>”)</w:t>
       </w:r>
     </w:p>
     <w:p>
-      <w:pPr>
-        <w:numPr>
-          <w:ilvl w:val="0"/>
-          <w:numId w:val="1002"/>
-        </w:numPr>
-      </w:pPr>
-      <w:r>
-        <w:rPr>
-          <w:b/>
-          <w:bCs/>
-        </w:rPr>
-        <w:t xml:space="preserve">ai_parsed_data</w:t>
-      </w:r>
-      <w:r>
-        <w:t xml:space="preserve"> </w:t>
-      </w:r>
-      <w:r>
-        <w:rPr>
-          <w:rFonts w:hint="eastAsia"/>
-        </w:rPr>
-        <w:t xml:space="preserve">(AI解析结果,</w:t>
-      </w:r>
-      <w:r>
-        <w:t xml:space="preserve"> </w:t>
-      </w:r>
-      <w:r>
-        <w:rPr>
-          <w:rFonts w:hint="eastAsia"/>
-        </w:rPr>
-        <w:t xml:space="preserve">JSON，存储本地大模型提取出的结构化字段集合，如确切时间、地点、物品分类等)</w:t>
+      <w:proofErr w:type="spellStart"/>
+      <w:r>
+        <w:t>ai_parsed_data</w:t>
+      </w:r>
+      <w:proofErr w:type="spellEnd"/>
+      <w:r>
+        <w:t xml:space="preserve"> (AI</w:t>
+      </w:r>
+      <w:r>
+        <w:t>解析结果</w:t>
+      </w:r>
+      <w:r>
+        <w:t>, JSON</w:t>
+      </w:r>
+      <w:r>
+        <w:t>，存储本地大模型提取出的结构化字段集合，如确切时间、地点、物品分类等</w:t>
+      </w:r>
+      <w:r>
+        <w:t>)</w:t>
       </w:r>
     </w:p>
     <w:p>
-      <w:pPr>
-        <w:numPr>
-          <w:ilvl w:val="0"/>
-          <w:numId w:val="1002"/>
-        </w:numPr>
-      </w:pPr>
-      <w:r>
-        <w:rPr>
-          <w:b/>
-          <w:bCs/>
-        </w:rPr>
-        <w:t xml:space="preserve">reward_amount</w:t>
-      </w:r>
-      <w:r>
-        <w:t xml:space="preserve"> </w:t>
-      </w:r>
-      <w:r>
-        <w:rPr>
-          <w:rFonts w:hint="eastAsia"/>
-        </w:rPr>
-        <w:t xml:space="preserve">(报酬金额,</w:t>
-      </w:r>
-      <w:r>
-        <w:t xml:space="preserve"> Decimal)</w:t>
+      <w:proofErr w:type="spellStart"/>
+      <w:r>
+        <w:t>reward_amount</w:t>
+      </w:r>
+      <w:proofErr w:type="spellEnd"/>
+      <w:r>
+        <w:t xml:space="preserve"> (</w:t>
+      </w:r>
+      <w:r>
+        <w:t>报酬金额</w:t>
+      </w:r>
+      <w:r>
+        <w:t>, Decimal)</w:t>
       </w:r>
     </w:p>
     <w:p>
-      <w:pPr>
-        <w:numPr>
-          <w:ilvl w:val="0"/>
-          <w:numId w:val="1002"/>
-        </w:numPr>
-      </w:pPr>
-      <w:r>
-        <w:rPr>
-          <w:b/>
-          <w:bCs/>
-        </w:rPr>
-        <w:t xml:space="preserve">status</w:t>
-      </w:r>
-      <w:r>
-        <w:t xml:space="preserve"> </w:t>
-      </w:r>
-      <w:r>
-        <w:rPr>
-          <w:rFonts w:hint="eastAsia"/>
-        </w:rPr>
-        <w:t xml:space="preserve">(任务状态,</w:t>
-      </w:r>
-      <w:r>
-        <w:t xml:space="preserve"> </w:t>
-      </w:r>
-      <w:r>
-        <w:rPr>
-          <w:rFonts w:hint="eastAsia"/>
-        </w:rPr>
-        <w:t xml:space="preserve">Integer/Enum，如：0-待接单，1-进行中，2-待确认，3-已完成，4-已取消)</w:t>
+      <w:r>
+        <w:t>status (</w:t>
+      </w:r>
+      <w:r>
+        <w:t>任务状态</w:t>
+      </w:r>
+      <w:r>
+        <w:t>, Integer/Enum</w:t>
+      </w:r>
+      <w:r>
+        <w:t>，如：</w:t>
+      </w:r>
+      <w:r>
+        <w:t>0-</w:t>
+      </w:r>
+      <w:r>
+        <w:t>待接单，</w:t>
+      </w:r>
+      <w:r>
+        <w:t>1-</w:t>
+      </w:r>
+      <w:r>
+        <w:t>进行中，</w:t>
+      </w:r>
+      <w:r>
+        <w:t>2-</w:t>
+      </w:r>
+      <w:r>
+        <w:t>待确认，</w:t>
+      </w:r>
+      <w:r>
+        <w:t>3-</w:t>
+      </w:r>
+      <w:r>
+        <w:t>已完成，</w:t>
+      </w:r>
+      <w:r>
+        <w:t>4-</w:t>
+      </w:r>
+      <w:r>
+        <w:t>已取消</w:t>
+      </w:r>
+      <w:r>
+        <w:t>)</w:t>
       </w:r>
     </w:p>
     <w:p>
-      <w:pPr>
-        <w:numPr>
-          <w:ilvl w:val="0"/>
-          <w:numId w:val="1002"/>
-        </w:numPr>
-      </w:pPr>
-      <w:r>
-        <w:rPr>
-          <w:b/>
-          <w:bCs/>
-        </w:rPr>
-        <w:t xml:space="preserve">created_at</w:t>
-      </w:r>
-      <w:r>
-        <w:t xml:space="preserve"> </w:t>
-      </w:r>
-      <w:r>
-        <w:rPr>
-          <w:rFonts w:hint="eastAsia"/>
-        </w:rPr>
-        <w:t xml:space="preserve">(发布时间,</w:t>
-      </w:r>
-      <w:r>
-        <w:t xml:space="preserve"> DateTime)</w:t>
+      <w:proofErr w:type="spellStart"/>
+      <w:r>
+        <w:t>created_at</w:t>
+      </w:r>
+      <w:proofErr w:type="spellEnd"/>
+      <w:r>
+        <w:t xml:space="preserve"> (</w:t>
+      </w:r>
+      <w:r>
+        <w:t>发布时间</w:t>
+      </w:r>
+      <w:r>
+        <w:t xml:space="preserve">, </w:t>
+      </w:r>
+      <w:proofErr w:type="spellStart"/>
+      <w:r>
+        <w:t>DateTime</w:t>
+      </w:r>
+      <w:proofErr w:type="spellEnd"/>
+      <w:r>
+        <w:t>)</w:t>
       </w:r>
     </w:p>
     <w:p>
-      <w:pPr>
-        <w:numPr>
-          <w:ilvl w:val="0"/>
-          <w:numId w:val="1002"/>
-        </w:numPr>
-      </w:pPr>
-      <w:r>
-        <w:rPr>
-          <w:b/>
-          <w:bCs/>
-        </w:rPr>
-        <w:t xml:space="preserve">updated_at</w:t>
-      </w:r>
-      <w:r>
-        <w:t xml:space="preserve"> </w:t>
-      </w:r>
-      <w:r>
-        <w:rPr>
-          <w:rFonts w:hint="eastAsia"/>
-        </w:rPr>
-        <w:t xml:space="preserve">(状态更新时间,</w:t>
-      </w:r>
-      <w:r>
-        <w:t xml:space="preserve"> DateTime)</w:t>
+      <w:proofErr w:type="spellStart"/>
+      <w:r>
+        <w:t>updated_at</w:t>
+      </w:r>
+      <w:proofErr w:type="spellEnd"/>
+      <w:r>
+        <w:t xml:space="preserve"> (</w:t>
+      </w:r>
+      <w:r>
+        <w:t>状态更新时间</w:t>
+      </w:r>
+      <w:r>
+        <w:t xml:space="preserve">, </w:t>
+      </w:r>
+      <w:proofErr w:type="spellStart"/>
+      <w:r>
+        <w:t>DateTime</w:t>
+      </w:r>
+      <w:proofErr w:type="spellEnd"/>
+      <w:r>
+        <w:t>)</w:t>
       </w:r>
     </w:p>
     <w:p>
-      <w:pPr>
-        <w:pStyle w:val="FirstParagraph"/>
-      </w:pPr>
-      <w:r>
-        <w:rPr>
-          <w:rFonts w:hint="eastAsia"/>
-          <w:b/>
-          <w:bCs/>
-        </w:rPr>
-        <w:t xml:space="preserve">实体</w:t>
-      </w:r>
-      <w:r>
-        <w:rPr>
-          <w:b/>
-          <w:bCs/>
-        </w:rPr>
-        <w:t xml:space="preserve"> </w:t>
-      </w:r>
-      <w:r>
-        <w:rPr>
-          <w:rFonts w:hint="eastAsia"/>
-          <w:b/>
-          <w:bCs/>
-        </w:rPr>
-        <w:t xml:space="preserve">3：评价</w:t>
-      </w:r>
-      <w:r>
-        <w:rPr>
-          <w:b/>
-          <w:bCs/>
-        </w:rPr>
-        <w:t xml:space="preserve"> (Review)</w:t>
-      </w:r>
-      <w:r>
-        <w:t xml:space="preserve"> </w:t>
-      </w:r>
-      <w:r>
-        <w:rPr>
-          <w:rFonts w:hint="eastAsia"/>
-        </w:rPr>
-        <w:t xml:space="preserve">任务完成后的信用闭环实体。</w:t>
+      <w:r>
+        <w:t>实体</w:t>
+      </w:r>
+      <w:r>
+        <w:t xml:space="preserve"> 3</w:t>
+      </w:r>
+      <w:r>
+        <w:t>：评价</w:t>
+      </w:r>
+      <w:r>
+        <w:t xml:space="preserve"> (Review) </w:t>
+      </w:r>
+      <w:r>
+        <w:t>任务完成后的信用闭环实体。</w:t>
       </w:r>
     </w:p>
     <w:p>
-      <w:pPr>
-        <w:numPr>
-          <w:ilvl w:val="0"/>
-          <w:numId w:val="1003"/>
-        </w:numPr>
-      </w:pPr>
-      <w:r>
-        <w:rPr>
-          <w:b/>
-          <w:bCs/>
-        </w:rPr>
-        <w:t xml:space="preserve">review_id</w:t>
-      </w:r>
-      <w:r>
-        <w:t xml:space="preserve"> </w:t>
-      </w:r>
-      <w:r>
-        <w:rPr>
-          <w:rFonts w:hint="eastAsia"/>
-        </w:rPr>
-        <w:t xml:space="preserve">(主键,</w:t>
-      </w:r>
-      <w:r>
-        <w:t xml:space="preserve"> Long)</w:t>
+      <w:proofErr w:type="spellStart"/>
+      <w:r>
+        <w:t>review_id</w:t>
+      </w:r>
+      <w:proofErr w:type="spellEnd"/>
+      <w:r>
+        <w:t xml:space="preserve"> (</w:t>
+      </w:r>
+      <w:r>
+        <w:t>主键</w:t>
+      </w:r>
+      <w:r>
+        <w:t>, Long)</w:t>
       </w:r>
     </w:p>
     <w:p>
-      <w:pPr>
-        <w:numPr>
-          <w:ilvl w:val="0"/>
-          <w:numId w:val="1003"/>
-        </w:numPr>
-      </w:pPr>
-      <w:r>
-        <w:rPr>
-          <w:b/>
-          <w:bCs/>
-        </w:rPr>
-        <w:t xml:space="preserve">task_id</w:t>
-      </w:r>
-      <w:r>
-        <w:t xml:space="preserve"> </w:t>
-      </w:r>
-      <w:r>
-        <w:rPr>
-          <w:rFonts w:hint="eastAsia"/>
-        </w:rPr>
-        <w:t xml:space="preserve">(关联任务ID,</w:t>
-      </w:r>
-      <w:r>
-        <w:t xml:space="preserve"> </w:t>
-      </w:r>
-      <w:r>
-        <w:rPr>
-          <w:rFonts w:hint="eastAsia"/>
-        </w:rPr>
-        <w:t xml:space="preserve">外键关联</w:t>
-      </w:r>
+      <w:proofErr w:type="spellStart"/>
+      <w:r>
+        <w:t>task_id</w:t>
+      </w:r>
+      <w:proofErr w:type="spellEnd"/>
+      <w:r>
+        <w:t xml:space="preserve"> (</w:t>
+      </w:r>
+      <w:r>
+        <w:t>关联任务</w:t>
+      </w:r>
+      <w:r>
+        <w:t xml:space="preserve">ID, </w:t>
+      </w:r>
+      <w:proofErr w:type="gramStart"/>
+      <w:r>
+        <w:t>外键关联</w:t>
+      </w:r>
+      <w:proofErr w:type="gramEnd"/>
       <w:r>
         <w:t xml:space="preserve"> Task)</w:t>
       </w:r>
     </w:p>
     <w:p>
-      <w:pPr>
-        <w:numPr>
-          <w:ilvl w:val="0"/>
-          <w:numId w:val="1003"/>
-        </w:numPr>
-      </w:pPr>
-      <w:r>
-        <w:rPr>
-          <w:b/>
-          <w:bCs/>
-        </w:rPr>
-        <w:t xml:space="preserve">reviewer_id</w:t>
-      </w:r>
-      <w:r>
-        <w:t xml:space="preserve"> </w:t>
-      </w:r>
-      <w:r>
-        <w:rPr>
-          <w:rFonts w:hint="eastAsia"/>
-        </w:rPr>
-        <w:t xml:space="preserve">(评价方ID,</w:t>
-      </w:r>
-      <w:r>
-        <w:t xml:space="preserve"> </w:t>
-      </w:r>
-      <w:r>
-        <w:rPr>
-          <w:rFonts w:hint="eastAsia"/>
-        </w:rPr>
-        <w:t xml:space="preserve">外键关联</w:t>
-      </w:r>
+      <w:proofErr w:type="spellStart"/>
+      <w:r>
+        <w:lastRenderedPageBreak/>
+        <w:t>reviewer_id</w:t>
+      </w:r>
+      <w:proofErr w:type="spellEnd"/>
+      <w:r>
+        <w:t xml:space="preserve"> (</w:t>
+      </w:r>
+      <w:r>
+        <w:t>评价方</w:t>
+      </w:r>
+      <w:r>
+        <w:t xml:space="preserve">ID, </w:t>
+      </w:r>
+      <w:proofErr w:type="gramStart"/>
+      <w:r>
+        <w:t>外键关联</w:t>
+      </w:r>
+      <w:proofErr w:type="gramEnd"/>
       <w:r>
         <w:t xml:space="preserve"> User)</w:t>
       </w:r>
     </w:p>
     <w:p>
-      <w:pPr>
-        <w:numPr>
-          <w:ilvl w:val="0"/>
-          <w:numId w:val="1003"/>
-        </w:numPr>
-      </w:pPr>
-      <w:r>
-        <w:rPr>
-          <w:b/>
-          <w:bCs/>
-        </w:rPr>
-        <w:t xml:space="preserve">reviewee_id</w:t>
-      </w:r>
-      <w:r>
-        <w:t xml:space="preserve"> </w:t>
-      </w:r>
-      <w:r>
-        <w:rPr>
-          <w:rFonts w:hint="eastAsia"/>
-        </w:rPr>
-        <w:t xml:space="preserve">(被评价方ID,</w:t>
-      </w:r>
-      <w:r>
-        <w:t xml:space="preserve"> </w:t>
-      </w:r>
-      <w:r>
-        <w:rPr>
-          <w:rFonts w:hint="eastAsia"/>
-        </w:rPr>
-        <w:t xml:space="preserve">外键关联</w:t>
-      </w:r>
+      <w:proofErr w:type="spellStart"/>
+      <w:r>
+        <w:t>reviewee_id</w:t>
+      </w:r>
+      <w:proofErr w:type="spellEnd"/>
+      <w:r>
+        <w:t xml:space="preserve"> (</w:t>
+      </w:r>
+      <w:r>
+        <w:t>被评价方</w:t>
+      </w:r>
+      <w:r>
+        <w:t xml:space="preserve">ID, </w:t>
+      </w:r>
+      <w:proofErr w:type="gramStart"/>
+      <w:r>
+        <w:t>外键关联</w:t>
+      </w:r>
+      <w:proofErr w:type="gramEnd"/>
       <w:r>
         <w:t xml:space="preserve"> User)</w:t>
       </w:r>
     </w:p>
     <w:p>
-      <w:pPr>
-        <w:numPr>
-          <w:ilvl w:val="0"/>
-          <w:numId w:val="1003"/>
-        </w:numPr>
-      </w:pPr>
-      <w:r>
-        <w:rPr>
-          <w:b/>
-          <w:bCs/>
-        </w:rPr>
-        <w:t xml:space="preserve">rating</w:t>
-      </w:r>
-      <w:r>
-        <w:t xml:space="preserve"> </w:t>
-      </w:r>
-      <w:r>
-        <w:rPr>
-          <w:rFonts w:hint="eastAsia"/>
-        </w:rPr>
-        <w:t xml:space="preserve">(评分,</w:t>
-      </w:r>
-      <w:r>
-        <w:t xml:space="preserve"> </w:t>
-      </w:r>
-      <w:r>
-        <w:rPr>
-          <w:rFonts w:hint="eastAsia"/>
-        </w:rPr>
-        <w:t xml:space="preserve">Integer，1-5分)</w:t>
+      <w:r>
+        <w:t>rating (</w:t>
+      </w:r>
+      <w:r>
+        <w:t>评分</w:t>
+      </w:r>
+      <w:r>
+        <w:t>, Integer</w:t>
+      </w:r>
+      <w:r>
+        <w:t>，</w:t>
+      </w:r>
+      <w:r>
+        <w:t>1-5</w:t>
+      </w:r>
+      <w:r>
+        <w:t>分</w:t>
+      </w:r>
+      <w:r>
+        <w:t>)</w:t>
       </w:r>
     </w:p>
     <w:p>
-      <w:pPr>
-        <w:numPr>
-          <w:ilvl w:val="0"/>
-          <w:numId w:val="1003"/>
-        </w:numPr>
-      </w:pPr>
-      <w:r>
-        <w:rPr>
-          <w:b/>
-          <w:bCs/>
-        </w:rPr>
-        <w:t xml:space="preserve">comment</w:t>
-      </w:r>
-      <w:r>
-        <w:t xml:space="preserve"> </w:t>
-      </w:r>
-      <w:r>
-        <w:rPr>
-          <w:rFonts w:hint="eastAsia"/>
-        </w:rPr>
-        <w:t xml:space="preserve">(文字评价,</w:t>
-      </w:r>
-      <w:r>
-        <w:t xml:space="preserve"> Varchar)</w:t>
+      <w:r>
+        <w:t>comment (</w:t>
+      </w:r>
+      <w:r>
+        <w:t>文字评价</w:t>
+      </w:r>
+      <w:r>
+        <w:t>, Varchar)</w:t>
       </w:r>
     </w:p>
     <w:p>
-      <w:pPr>
-        <w:numPr>
-          <w:ilvl w:val="0"/>
-          <w:numId w:val="1003"/>
-        </w:numPr>
-      </w:pPr>
-      <w:r>
-        <w:rPr>
-          <w:b/>
-          <w:bCs/>
-        </w:rPr>
-        <w:t xml:space="preserve">created_at</w:t>
-      </w:r>
-      <w:r>
-        <w:t xml:space="preserve"> </w:t>
-      </w:r>
-      <w:r>
-        <w:rPr>
-          <w:rFonts w:hint="eastAsia"/>
-        </w:rPr>
-        <w:t xml:space="preserve">(评价时间,</w:t>
-      </w:r>
-      <w:r>
-        <w:t xml:space="preserve"> DateTime)</w:t>
-      </w:r>
-    </w:p>
-    <w:bookmarkEnd w:id="9"/>
-    <w:bookmarkStart w:id="10" w:name="实体间的关系-relationships"/>
-    <w:p>
-      <w:pPr>
-        <w:pStyle w:val="Heading3"/>
-      </w:pPr>
-      <w:r>
-        <w:t xml:space="preserve">2. </w:t>
-      </w:r>
-      <w:r>
-        <w:rPr>
-          <w:rFonts w:hint="eastAsia"/>
-        </w:rPr>
-        <w:t xml:space="preserve">实体间的关系</w:t>
-      </w:r>
-      <w:r>
-        <w:t xml:space="preserve"> (Relationships)</w:t>
+      <w:proofErr w:type="spellStart"/>
+      <w:r>
+        <w:t>created_at</w:t>
+      </w:r>
+      <w:proofErr w:type="spellEnd"/>
+      <w:r>
+        <w:t xml:space="preserve"> (</w:t>
+      </w:r>
+      <w:r>
+        <w:t>评价时间</w:t>
+      </w:r>
+      <w:r>
+        <w:t xml:space="preserve">, </w:t>
+      </w:r>
+      <w:proofErr w:type="spellStart"/>
+      <w:r>
+        <w:t>DateTime</w:t>
+      </w:r>
+      <w:proofErr w:type="spellEnd"/>
+      <w:r>
+        <w:t>)</w:t>
       </w:r>
     </w:p>
     <w:p>
-      <w:pPr>
-        <w:pStyle w:val="FirstParagraph"/>
-      </w:pPr>
-      <w:r>
-        <w:rPr>
-          <w:rFonts w:hint="eastAsia"/>
-        </w:rPr>
-        <w:t xml:space="preserve">在绘制</w:t>
-      </w:r>
-      <w:r>
-        <w:t xml:space="preserve"> ER </w:t>
-      </w:r>
-      <w:r>
-        <w:rPr>
-          <w:rFonts w:hint="eastAsia"/>
-        </w:rPr>
-        <w:t xml:space="preserve">图的菱形（关系）时，可以这样梳理流转逻辑：</w:t>
+      <w:bookmarkStart w:id="1" w:name="实体间的关系-relationships"/>
+      <w:bookmarkEnd w:id="0"/>
+      <w:r>
+        <w:t xml:space="preserve">2. </w:t>
+      </w:r>
+      <w:r>
+        <w:t>实体间的关系</w:t>
+      </w:r>
+      <w:r>
+        <w:t xml:space="preserve"> (Relationships)</w:t>
       </w:r>
     </w:p>
     <w:p>
-      <w:pPr>
-        <w:numPr>
-          <w:ilvl w:val="0"/>
-          <w:numId w:val="1004"/>
-        </w:numPr>
-      </w:pPr>
-      <w:r>
-        <w:rPr>
-          <w:rFonts w:hint="eastAsia"/>
-          <w:b/>
-          <w:bCs/>
-        </w:rPr>
-        <w:t xml:space="preserve">发布</w:t>
-      </w:r>
-      <w:r>
-        <w:rPr>
-          <w:b/>
-          <w:bCs/>
-        </w:rPr>
-        <w:t xml:space="preserve"> (Publish)</w:t>
-      </w:r>
-      <w:r>
-        <w:rPr>
-          <w:rFonts w:hint="eastAsia"/>
-        </w:rPr>
-        <w:t xml:space="preserve">：</w:t>
-      </w:r>
-      <w:r>
-        <w:rPr>
-          <w:rStyle w:val="VerbatimChar"/>
-        </w:rPr>
-        <w:t xml:space="preserve">User</w:t>
-      </w:r>
-      <w:r>
-        <w:t xml:space="preserve"> </w:t>
-      </w:r>
-      <w:r>
-        <w:rPr>
-          <w:rFonts w:hint="eastAsia"/>
-        </w:rPr>
-        <w:t xml:space="preserve">与</w:t>
-      </w:r>
-      <w:r>
-        <w:t xml:space="preserve"> </w:t>
-      </w:r>
-      <w:r>
-        <w:rPr>
-          <w:rStyle w:val="VerbatimChar"/>
-        </w:rPr>
-        <w:t xml:space="preserve">Task</w:t>
-      </w:r>
-      <w:r>
-        <w:t xml:space="preserve"> </w:t>
-      </w:r>
-      <w:r>
-        <w:rPr>
-          <w:rFonts w:hint="eastAsia"/>
-        </w:rPr>
-        <w:t xml:space="preserve">之间是</w:t>
-      </w:r>
-      <w:r>
-        <w:t xml:space="preserve"> </w:t>
-      </w:r>
-      <w:r>
-        <w:rPr>
-          <w:b/>
-          <w:bCs/>
-        </w:rPr>
-        <w:t xml:space="preserve">1:N</w:t>
-      </w:r>
-      <w:r>
-        <w:t xml:space="preserve"> </w:t>
-      </w:r>
-      <w:r>
-        <w:rPr>
-          <w:rFonts w:hint="eastAsia"/>
-        </w:rPr>
-        <w:t xml:space="preserve">的关系。一个用户可以发布多个任务。</w:t>
+      <w:r>
+        <w:t>在绘制</w:t>
+      </w:r>
+      <w:r>
+        <w:t xml:space="preserve"> ER </w:t>
+      </w:r>
+      <w:r>
+        <w:t>图的菱形（关系）时，可以这样梳理流转逻辑：</w:t>
       </w:r>
     </w:p>
     <w:p>
-      <w:pPr>
-        <w:numPr>
-          <w:ilvl w:val="0"/>
-          <w:numId w:val="1004"/>
-        </w:numPr>
-      </w:pPr>
-      <w:r>
-        <w:rPr>
-          <w:rFonts w:hint="eastAsia"/>
-          <w:b/>
-          <w:bCs/>
-        </w:rPr>
-        <w:t xml:space="preserve">接单</w:t>
-      </w:r>
-      <w:r>
-        <w:rPr>
-          <w:b/>
-          <w:bCs/>
-        </w:rPr>
-        <w:t xml:space="preserve"> (Accept)</w:t>
-      </w:r>
-      <w:r>
-        <w:rPr>
-          <w:rFonts w:hint="eastAsia"/>
-        </w:rPr>
-        <w:t xml:space="preserve">：</w:t>
-      </w:r>
-      <w:r>
-        <w:rPr>
-          <w:rStyle w:val="VerbatimChar"/>
-        </w:rPr>
-        <w:t xml:space="preserve">User</w:t>
-      </w:r>
-      <w:r>
-        <w:t xml:space="preserve"> </w:t>
-      </w:r>
-      <w:r>
-        <w:rPr>
-          <w:rFonts w:hint="eastAsia"/>
-        </w:rPr>
-        <w:t xml:space="preserve">与</w:t>
-      </w:r>
-      <w:r>
-        <w:t xml:space="preserve"> </w:t>
-      </w:r>
-      <w:r>
-        <w:rPr>
-          <w:rStyle w:val="VerbatimChar"/>
-        </w:rPr>
-        <w:t xml:space="preserve">Task</w:t>
-      </w:r>
-      <w:r>
-        <w:t xml:space="preserve"> </w:t>
-      </w:r>
-      <w:r>
-        <w:rPr>
-          <w:rFonts w:hint="eastAsia"/>
-        </w:rPr>
-        <w:t xml:space="preserve">之间也是</w:t>
-      </w:r>
-      <w:r>
-        <w:t xml:space="preserve"> </w:t>
-      </w:r>
-      <w:r>
-        <w:rPr>
-          <w:b/>
-          <w:bCs/>
-        </w:rPr>
-        <w:t xml:space="preserve">1:N</w:t>
-      </w:r>
-      <w:r>
-        <w:t xml:space="preserve"> </w:t>
-      </w:r>
-      <w:r>
-        <w:rPr>
-          <w:rFonts w:hint="eastAsia"/>
-        </w:rPr>
-        <w:t xml:space="preserve">的关系。一个用户可以接取多个任务。</w:t>
+      <w:r>
+        <w:t>发布</w:t>
+      </w:r>
+      <w:r>
+        <w:t xml:space="preserve"> (Publish)</w:t>
+      </w:r>
+      <w:r>
+        <w:t>：</w:t>
+      </w:r>
+      <w:r>
+        <w:t xml:space="preserve">User </w:t>
+      </w:r>
+      <w:r>
+        <w:t>与</w:t>
+      </w:r>
+      <w:r>
+        <w:t xml:space="preserve"> Task </w:t>
+      </w:r>
+      <w:r>
+        <w:t>之间是</w:t>
+      </w:r>
+      <w:r>
+        <w:t xml:space="preserve"> 1:N </w:t>
+      </w:r>
+      <w:r>
+        <w:t>的关系。一个用户可以发布多个任务。</w:t>
       </w:r>
     </w:p>
     <w:p>
-      <w:pPr>
-        <w:numPr>
-          <w:ilvl w:val="0"/>
-          <w:numId w:val="1004"/>
-        </w:numPr>
-      </w:pPr>
-      <w:r>
-        <w:rPr>
-          <w:rFonts w:hint="eastAsia"/>
-          <w:b/>
-          <w:bCs/>
-        </w:rPr>
-        <w:t xml:space="preserve">评价</w:t>
-      </w:r>
-      <w:r>
-        <w:rPr>
-          <w:b/>
-          <w:bCs/>
-        </w:rPr>
+      <w:r>
+        <w:t>接单</w:t>
+      </w:r>
+      <w:r>
+        <w:t xml:space="preserve"> (Accept)</w:t>
+      </w:r>
+      <w:r>
+        <w:t>：</w:t>
+      </w:r>
+      <w:r>
+        <w:t xml:space="preserve">User </w:t>
+      </w:r>
+      <w:r>
+        <w:t>与</w:t>
+      </w:r>
+      <w:r>
+        <w:t xml:space="preserve"> Task </w:t>
+      </w:r>
+      <w:r>
+        <w:t>之间也是</w:t>
+      </w:r>
+      <w:r>
+        <w:t xml:space="preserve"> 1:N </w:t>
+      </w:r>
+      <w:r>
+        <w:t>的关系。一个用户可以接取多个任务。</w:t>
+      </w:r>
+    </w:p>
+    <w:p>
+      <w:r>
+        <w:t>评价</w:t>
+      </w:r>
+      <w:r>
         <w:t xml:space="preserve"> (Evaluate)</w:t>
       </w:r>
       <w:r>
-        <w:rPr>
-          <w:rFonts w:hint="eastAsia"/>
-        </w:rPr>
-        <w:t xml:space="preserve">：</w:t>
-      </w:r>
-      <w:r>
-        <w:rPr>
-          <w:rStyle w:val="VerbatimChar"/>
-        </w:rPr>
-        <w:t xml:space="preserve">Task</w:t>
-      </w:r>
-      <w:r>
-        <w:t xml:space="preserve"> </w:t>
-      </w:r>
-      <w:r>
-        <w:rPr>
-          <w:rFonts w:hint="eastAsia"/>
-        </w:rPr>
-        <w:t xml:space="preserve">与</w:t>
-      </w:r>
-      <w:r>
-        <w:t xml:space="preserve"> </w:t>
-      </w:r>
-      <w:r>
-        <w:rPr>
-          <w:rStyle w:val="VerbatimChar"/>
-        </w:rPr>
-        <w:t xml:space="preserve">Review</w:t>
-      </w:r>
-      <w:r>
-        <w:t xml:space="preserve"> </w:t>
-      </w:r>
-      <w:r>
-        <w:rPr>
-          <w:rFonts w:hint="eastAsia"/>
-        </w:rPr>
-        <w:t xml:space="preserve">之间通常是</w:t>
-      </w:r>
-      <w:r>
-        <w:t xml:space="preserve"> </w:t>
-      </w:r>
-      <w:r>
-        <w:rPr>
-          <w:b/>
-          <w:bCs/>
-        </w:rPr>
-        <w:t xml:space="preserve">1:1</w:t>
-      </w:r>
-      <w:r>
-        <w:t xml:space="preserve"> </w:t>
-      </w:r>
-      <w:r>
-        <w:rPr>
-          <w:rFonts w:hint="eastAsia"/>
-        </w:rPr>
-        <w:t xml:space="preserve">或</w:t>
-      </w:r>
-      <w:r>
-        <w:t xml:space="preserve"> </w:t>
-      </w:r>
-      <w:r>
-        <w:rPr>
-          <w:b/>
-          <w:bCs/>
-        </w:rPr>
-        <w:t xml:space="preserve">1:2</w:t>
-      </w:r>
-      <w:r>
-        <w:rPr>
-          <w:rFonts w:hint="eastAsia"/>
-        </w:rPr>
-        <w:t xml:space="preserve">（如果设计为双向互评）。</w:t>
-      </w:r>
-      <w:r>
-        <w:rPr>
-          <w:rStyle w:val="VerbatimChar"/>
-        </w:rPr>
-        <w:t xml:space="preserve">User</w:t>
-      </w:r>
-      <w:r>
-        <w:t xml:space="preserve"> </w:t>
-      </w:r>
-      <w:r>
-        <w:rPr>
-          <w:rFonts w:hint="eastAsia"/>
-        </w:rPr>
-        <w:t xml:space="preserve">与</w:t>
-      </w:r>
-      <w:r>
-        <w:t xml:space="preserve"> </w:t>
-      </w:r>
-      <w:r>
-        <w:rPr>
-          <w:rStyle w:val="VerbatimChar"/>
-        </w:rPr>
-        <w:t xml:space="preserve">Review</w:t>
-      </w:r>
-      <w:r>
-        <w:t xml:space="preserve"> </w:t>
-      </w:r>
-      <w:r>
-        <w:rPr>
-          <w:rFonts w:hint="eastAsia"/>
-        </w:rPr>
-        <w:t xml:space="preserve">是</w:t>
-      </w:r>
-      <w:r>
-        <w:t xml:space="preserve"> </w:t>
-      </w:r>
-      <w:r>
-        <w:rPr>
-          <w:b/>
-          <w:bCs/>
-        </w:rPr>
-        <w:t xml:space="preserve">1:N</w:t>
-      </w:r>
-      <w:r>
-        <w:t xml:space="preserve"> </w:t>
-      </w:r>
-      <w:r>
-        <w:rPr>
-          <w:rFonts w:hint="eastAsia"/>
-        </w:rPr>
-        <w:t xml:space="preserve">的关系。</w:t>
+        <w:t>：</w:t>
+      </w:r>
+      <w:r>
+        <w:t xml:space="preserve">Task </w:t>
+      </w:r>
+      <w:r>
+        <w:t>与</w:t>
+      </w:r>
+      <w:r>
+        <w:t xml:space="preserve"> Review </w:t>
+      </w:r>
+      <w:r>
+        <w:t>之间通常是</w:t>
+      </w:r>
+      <w:r>
+        <w:t xml:space="preserve"> 1:1 </w:t>
+      </w:r>
+      <w:r>
+        <w:t>或</w:t>
+      </w:r>
+      <w:r>
+        <w:t xml:space="preserve"> 1:2</w:t>
+      </w:r>
+      <w:r>
+        <w:t>（如果设计为双向互评）。</w:t>
+      </w:r>
+      <w:r>
+        <w:t xml:space="preserve">User </w:t>
+      </w:r>
+      <w:r>
+        <w:t>与</w:t>
+      </w:r>
+      <w:r>
+        <w:t xml:space="preserve"> Review </w:t>
+      </w:r>
+      <w:r>
+        <w:t>是</w:t>
+      </w:r>
+      <w:r>
+        <w:t xml:space="preserve"> 1:N </w:t>
+      </w:r>
+      <w:r>
+        <w:t>的关系。</w:t>
       </w:r>
     </w:p>
     <w:p>
       <w:pPr>
         <w:pStyle w:val="SourceCode"/>
       </w:pPr>
-      <w:r>
-        <w:rPr>
-          <w:rStyle w:val="VerbatimChar"/>
-        </w:rPr>
-        <w:t xml:space="preserve">erDiagram</w:t>
-      </w:r>
+      <w:proofErr w:type="spellStart"/>
+      <w:r>
+        <w:rPr>
+          <w:rStyle w:val="VerbatimChar"/>
+        </w:rPr>
+        <w:t>erDiagram</w:t>
+      </w:r>
+      <w:proofErr w:type="spellEnd"/>
       <w:r>
         <w:br/>
       </w:r>
@@ -1231,7 +736,21 @@
           <w:rStyle w:val="VerbatimChar"/>
           <w:rFonts w:hint="eastAsia"/>
         </w:rPr>
-        <w:t xml:space="preserve">"用户ID"</w:t>
+        <w:t>"</w:t>
+      </w:r>
+      <w:r>
+        <w:rPr>
+          <w:rStyle w:val="VerbatimChar"/>
+          <w:rFonts w:hint="eastAsia"/>
+        </w:rPr>
+        <w:t>用户</w:t>
+      </w:r>
+      <w:r>
+        <w:rPr>
+          <w:rStyle w:val="VerbatimChar"/>
+          <w:rFonts w:hint="eastAsia"/>
+        </w:rPr>
+        <w:t>ID"</w:t>
       </w:r>
       <w:r>
         <w:br/>
@@ -1247,7 +766,35 @@
           <w:rStyle w:val="VerbatimChar"/>
           <w:rFonts w:hint="eastAsia"/>
         </w:rPr>
-        <w:t xml:space="preserve">"学号/校园一卡通号"</w:t>
+        <w:t>"</w:t>
+      </w:r>
+      <w:r>
+        <w:rPr>
+          <w:rStyle w:val="VerbatimChar"/>
+          <w:rFonts w:hint="eastAsia"/>
+        </w:rPr>
+        <w:t>学号</w:t>
+      </w:r>
+      <w:r>
+        <w:rPr>
+          <w:rStyle w:val="VerbatimChar"/>
+          <w:rFonts w:hint="eastAsia"/>
+        </w:rPr>
+        <w:t>/</w:t>
+      </w:r>
+      <w:r>
+        <w:rPr>
+          <w:rStyle w:val="VerbatimChar"/>
+          <w:rFonts w:hint="eastAsia"/>
+        </w:rPr>
+        <w:t>校园一卡通号</w:t>
+      </w:r>
+      <w:r>
+        <w:rPr>
+          <w:rStyle w:val="VerbatimChar"/>
+          <w:rFonts w:hint="eastAsia"/>
+        </w:rPr>
+        <w:t>"</w:t>
       </w:r>
       <w:r>
         <w:br/>
@@ -1263,7 +810,21 @@
           <w:rStyle w:val="VerbatimChar"/>
           <w:rFonts w:hint="eastAsia"/>
         </w:rPr>
-        <w:t xml:space="preserve">"昵称"</w:t>
+        <w:t>"</w:t>
+      </w:r>
+      <w:r>
+        <w:rPr>
+          <w:rStyle w:val="VerbatimChar"/>
+          <w:rFonts w:hint="eastAsia"/>
+        </w:rPr>
+        <w:t>昵称</w:t>
+      </w:r>
+      <w:r>
+        <w:rPr>
+          <w:rStyle w:val="VerbatimChar"/>
+          <w:rFonts w:hint="eastAsia"/>
+        </w:rPr>
+        <w:t>"</w:t>
       </w:r>
       <w:r>
         <w:br/>
@@ -1279,7 +840,21 @@
           <w:rStyle w:val="VerbatimChar"/>
           <w:rFonts w:hint="eastAsia"/>
         </w:rPr>
-        <w:t xml:space="preserve">"密码哈希"</w:t>
+        <w:t>"</w:t>
+      </w:r>
+      <w:r>
+        <w:rPr>
+          <w:rStyle w:val="VerbatimChar"/>
+          <w:rFonts w:hint="eastAsia"/>
+        </w:rPr>
+        <w:t>密码哈希</w:t>
+      </w:r>
+      <w:r>
+        <w:rPr>
+          <w:rStyle w:val="VerbatimChar"/>
+          <w:rFonts w:hint="eastAsia"/>
+        </w:rPr>
+        <w:t>"</w:t>
       </w:r>
       <w:r>
         <w:br/>
@@ -1295,7 +870,21 @@
           <w:rStyle w:val="VerbatimChar"/>
           <w:rFonts w:hint="eastAsia"/>
         </w:rPr>
-        <w:t xml:space="preserve">"信用分，初始100"</w:t>
+        <w:t>"</w:t>
+      </w:r>
+      <w:r>
+        <w:rPr>
+          <w:rStyle w:val="VerbatimChar"/>
+          <w:rFonts w:hint="eastAsia"/>
+        </w:rPr>
+        <w:t>信用分，初始</w:t>
+      </w:r>
+      <w:r>
+        <w:rPr>
+          <w:rStyle w:val="VerbatimChar"/>
+          <w:rFonts w:hint="eastAsia"/>
+        </w:rPr>
+        <w:t>100"</w:t>
       </w:r>
       <w:r>
         <w:br/>
@@ -1311,7 +900,21 @@
           <w:rStyle w:val="VerbatimChar"/>
           <w:rFonts w:hint="eastAsia"/>
         </w:rPr>
-        <w:t xml:space="preserve">"注册时间"</w:t>
+        <w:t>"</w:t>
+      </w:r>
+      <w:r>
+        <w:rPr>
+          <w:rStyle w:val="VerbatimChar"/>
+          <w:rFonts w:hint="eastAsia"/>
+        </w:rPr>
+        <w:t>注册时间</w:t>
+      </w:r>
+      <w:r>
+        <w:rPr>
+          <w:rStyle w:val="VerbatimChar"/>
+          <w:rFonts w:hint="eastAsia"/>
+        </w:rPr>
+        <w:t>"</w:t>
       </w:r>
       <w:r>
         <w:br/>
@@ -1348,7 +951,21 @@
           <w:rStyle w:val="VerbatimChar"/>
           <w:rFonts w:hint="eastAsia"/>
         </w:rPr>
-        <w:t xml:space="preserve">"任务ID"</w:t>
+        <w:t>"</w:t>
+      </w:r>
+      <w:r>
+        <w:rPr>
+          <w:rStyle w:val="VerbatimChar"/>
+          <w:rFonts w:hint="eastAsia"/>
+        </w:rPr>
+        <w:t>任务</w:t>
+      </w:r>
+      <w:r>
+        <w:rPr>
+          <w:rStyle w:val="VerbatimChar"/>
+          <w:rFonts w:hint="eastAsia"/>
+        </w:rPr>
+        <w:t>ID"</w:t>
       </w:r>
       <w:r>
         <w:br/>
@@ -1364,7 +981,21 @@
           <w:rStyle w:val="VerbatimChar"/>
           <w:rFonts w:hint="eastAsia"/>
         </w:rPr>
-        <w:t xml:space="preserve">"发布者ID"</w:t>
+        <w:t>"</w:t>
+      </w:r>
+      <w:r>
+        <w:rPr>
+          <w:rStyle w:val="VerbatimChar"/>
+          <w:rFonts w:hint="eastAsia"/>
+        </w:rPr>
+        <w:t>发布者</w:t>
+      </w:r>
+      <w:r>
+        <w:rPr>
+          <w:rStyle w:val="VerbatimChar"/>
+          <w:rFonts w:hint="eastAsia"/>
+        </w:rPr>
+        <w:t>ID"</w:t>
       </w:r>
       <w:r>
         <w:br/>
@@ -1380,7 +1011,35 @@
           <w:rStyle w:val="VerbatimChar"/>
           <w:rFonts w:hint="eastAsia"/>
         </w:rPr>
-        <w:t xml:space="preserve">"接单者ID，可为空"</w:t>
+        <w:t>"</w:t>
+      </w:r>
+      <w:r>
+        <w:rPr>
+          <w:rStyle w:val="VerbatimChar"/>
+          <w:rFonts w:hint="eastAsia"/>
+        </w:rPr>
+        <w:t>接单者</w:t>
+      </w:r>
+      <w:r>
+        <w:rPr>
+          <w:rStyle w:val="VerbatimChar"/>
+          <w:rFonts w:hint="eastAsia"/>
+        </w:rPr>
+        <w:t>ID</w:t>
+      </w:r>
+      <w:r>
+        <w:rPr>
+          <w:rStyle w:val="VerbatimChar"/>
+          <w:rFonts w:hint="eastAsia"/>
+        </w:rPr>
+        <w:t>，可为空</w:t>
+      </w:r>
+      <w:r>
+        <w:rPr>
+          <w:rStyle w:val="VerbatimChar"/>
+          <w:rFonts w:hint="eastAsia"/>
+        </w:rPr>
+        <w:t>"</w:t>
       </w:r>
       <w:r>
         <w:br/>
@@ -1396,7 +1055,21 @@
           <w:rStyle w:val="VerbatimChar"/>
           <w:rFonts w:hint="eastAsia"/>
         </w:rPr>
-        <w:t xml:space="preserve">"原始自然语言描述"</w:t>
+        <w:t>"</w:t>
+      </w:r>
+      <w:r>
+        <w:rPr>
+          <w:rStyle w:val="VerbatimChar"/>
+          <w:rFonts w:hint="eastAsia"/>
+        </w:rPr>
+        <w:t>原始自然语言描述</w:t>
+      </w:r>
+      <w:r>
+        <w:rPr>
+          <w:rStyle w:val="VerbatimChar"/>
+          <w:rFonts w:hint="eastAsia"/>
+        </w:rPr>
+        <w:t>"</w:t>
       </w:r>
       <w:r>
         <w:br/>
@@ -1412,7 +1085,21 @@
           <w:rStyle w:val="VerbatimChar"/>
           <w:rFonts w:hint="eastAsia"/>
         </w:rPr>
-        <w:t xml:space="preserve">"AI解析后的结构化结果"</w:t>
+        <w:t>"AI</w:t>
+      </w:r>
+      <w:r>
+        <w:rPr>
+          <w:rStyle w:val="VerbatimChar"/>
+          <w:rFonts w:hint="eastAsia"/>
+        </w:rPr>
+        <w:t>解析后的结构化结果</w:t>
+      </w:r>
+      <w:r>
+        <w:rPr>
+          <w:rStyle w:val="VerbatimChar"/>
+          <w:rFonts w:hint="eastAsia"/>
+        </w:rPr>
+        <w:t>"</w:t>
       </w:r>
       <w:r>
         <w:br/>
@@ -1428,7 +1115,21 @@
           <w:rStyle w:val="VerbatimChar"/>
           <w:rFonts w:hint="eastAsia"/>
         </w:rPr>
-        <w:t xml:space="preserve">"报酬金额"</w:t>
+        <w:t>"</w:t>
+      </w:r>
+      <w:r>
+        <w:rPr>
+          <w:rStyle w:val="VerbatimChar"/>
+          <w:rFonts w:hint="eastAsia"/>
+        </w:rPr>
+        <w:t>报酬金额</w:t>
+      </w:r>
+      <w:r>
+        <w:rPr>
+          <w:rStyle w:val="VerbatimChar"/>
+          <w:rFonts w:hint="eastAsia"/>
+        </w:rPr>
+        <w:t>"</w:t>
       </w:r>
       <w:r>
         <w:br/>
@@ -1444,7 +1145,21 @@
           <w:rStyle w:val="VerbatimChar"/>
           <w:rFonts w:hint="eastAsia"/>
         </w:rPr>
-        <w:t xml:space="preserve">"任务状态"</w:t>
+        <w:t>"</w:t>
+      </w:r>
+      <w:r>
+        <w:rPr>
+          <w:rStyle w:val="VerbatimChar"/>
+          <w:rFonts w:hint="eastAsia"/>
+        </w:rPr>
+        <w:t>任务状态</w:t>
+      </w:r>
+      <w:r>
+        <w:rPr>
+          <w:rStyle w:val="VerbatimChar"/>
+          <w:rFonts w:hint="eastAsia"/>
+        </w:rPr>
+        <w:t>"</w:t>
       </w:r>
       <w:r>
         <w:br/>
@@ -1460,7 +1175,21 @@
           <w:rStyle w:val="VerbatimChar"/>
           <w:rFonts w:hint="eastAsia"/>
         </w:rPr>
-        <w:t xml:space="preserve">"发布时间"</w:t>
+        <w:t>"</w:t>
+      </w:r>
+      <w:r>
+        <w:rPr>
+          <w:rStyle w:val="VerbatimChar"/>
+          <w:rFonts w:hint="eastAsia"/>
+        </w:rPr>
+        <w:t>发布时间</w:t>
+      </w:r>
+      <w:r>
+        <w:rPr>
+          <w:rStyle w:val="VerbatimChar"/>
+          <w:rFonts w:hint="eastAsia"/>
+        </w:rPr>
+        <w:t>"</w:t>
       </w:r>
       <w:r>
         <w:br/>
@@ -1476,7 +1205,21 @@
           <w:rStyle w:val="VerbatimChar"/>
           <w:rFonts w:hint="eastAsia"/>
         </w:rPr>
-        <w:t xml:space="preserve">"状态更新时间"</w:t>
+        <w:t>"</w:t>
+      </w:r>
+      <w:r>
+        <w:rPr>
+          <w:rStyle w:val="VerbatimChar"/>
+          <w:rFonts w:hint="eastAsia"/>
+        </w:rPr>
+        <w:t>状态更新时间</w:t>
+      </w:r>
+      <w:r>
+        <w:rPr>
+          <w:rStyle w:val="VerbatimChar"/>
+          <w:rFonts w:hint="eastAsia"/>
+        </w:rPr>
+        <w:t>"</w:t>
       </w:r>
       <w:r>
         <w:br/>
@@ -1513,7 +1256,21 @@
           <w:rStyle w:val="VerbatimChar"/>
           <w:rFonts w:hint="eastAsia"/>
         </w:rPr>
-        <w:t xml:space="preserve">"评价ID"</w:t>
+        <w:t>"</w:t>
+      </w:r>
+      <w:r>
+        <w:rPr>
+          <w:rStyle w:val="VerbatimChar"/>
+          <w:rFonts w:hint="eastAsia"/>
+        </w:rPr>
+        <w:t>评价</w:t>
+      </w:r>
+      <w:r>
+        <w:rPr>
+          <w:rStyle w:val="VerbatimChar"/>
+          <w:rFonts w:hint="eastAsia"/>
+        </w:rPr>
+        <w:t>ID"</w:t>
       </w:r>
       <w:r>
         <w:br/>
@@ -1529,15 +1286,30 @@
           <w:rStyle w:val="VerbatimChar"/>
           <w:rFonts w:hint="eastAsia"/>
         </w:rPr>
-        <w:t xml:space="preserve">"关联任务ID"</w:t>
-      </w:r>
-      <w:r>
-        <w:br/>
-      </w:r>
-      <w:r>
-        <w:rPr>
-          <w:rStyle w:val="VerbatimChar"/>
-        </w:rPr>
+        <w:t>"</w:t>
+      </w:r>
+      <w:r>
+        <w:rPr>
+          <w:rStyle w:val="VerbatimChar"/>
+          <w:rFonts w:hint="eastAsia"/>
+        </w:rPr>
+        <w:t>关联任务</w:t>
+      </w:r>
+      <w:r>
+        <w:rPr>
+          <w:rStyle w:val="VerbatimChar"/>
+          <w:rFonts w:hint="eastAsia"/>
+        </w:rPr>
+        <w:t>ID"</w:t>
+      </w:r>
+      <w:r>
+        <w:br/>
+      </w:r>
+      <w:r>
+        <w:rPr>
+          <w:rStyle w:val="VerbatimChar"/>
+        </w:rPr>
+        <w:lastRenderedPageBreak/>
         <w:t xml:space="preserve">        Long reviewer_id FK </w:t>
       </w:r>
       <w:r>
@@ -1545,7 +1317,21 @@
           <w:rStyle w:val="VerbatimChar"/>
           <w:rFonts w:hint="eastAsia"/>
         </w:rPr>
-        <w:t xml:space="preserve">"评价方ID"</w:t>
+        <w:t>"</w:t>
+      </w:r>
+      <w:r>
+        <w:rPr>
+          <w:rStyle w:val="VerbatimChar"/>
+          <w:rFonts w:hint="eastAsia"/>
+        </w:rPr>
+        <w:t>评价方</w:t>
+      </w:r>
+      <w:r>
+        <w:rPr>
+          <w:rStyle w:val="VerbatimChar"/>
+          <w:rFonts w:hint="eastAsia"/>
+        </w:rPr>
+        <w:t>ID"</w:t>
       </w:r>
       <w:r>
         <w:br/>
@@ -1561,7 +1347,21 @@
           <w:rStyle w:val="VerbatimChar"/>
           <w:rFonts w:hint="eastAsia"/>
         </w:rPr>
-        <w:t xml:space="preserve">"被评价方ID"</w:t>
+        <w:t>"</w:t>
+      </w:r>
+      <w:r>
+        <w:rPr>
+          <w:rStyle w:val="VerbatimChar"/>
+          <w:rFonts w:hint="eastAsia"/>
+        </w:rPr>
+        <w:t>被评价方</w:t>
+      </w:r>
+      <w:r>
+        <w:rPr>
+          <w:rStyle w:val="VerbatimChar"/>
+          <w:rFonts w:hint="eastAsia"/>
+        </w:rPr>
+        <w:t>ID"</w:t>
       </w:r>
       <w:r>
         <w:br/>
@@ -1577,7 +1377,35 @@
           <w:rStyle w:val="VerbatimChar"/>
           <w:rFonts w:hint="eastAsia"/>
         </w:rPr>
-        <w:t xml:space="preserve">"评分，1-5分"</w:t>
+        <w:t>"</w:t>
+      </w:r>
+      <w:r>
+        <w:rPr>
+          <w:rStyle w:val="VerbatimChar"/>
+          <w:rFonts w:hint="eastAsia"/>
+        </w:rPr>
+        <w:t>评分，</w:t>
+      </w:r>
+      <w:r>
+        <w:rPr>
+          <w:rStyle w:val="VerbatimChar"/>
+          <w:rFonts w:hint="eastAsia"/>
+        </w:rPr>
+        <w:t>1-5</w:t>
+      </w:r>
+      <w:r>
+        <w:rPr>
+          <w:rStyle w:val="VerbatimChar"/>
+          <w:rFonts w:hint="eastAsia"/>
+        </w:rPr>
+        <w:t>分</w:t>
+      </w:r>
+      <w:r>
+        <w:rPr>
+          <w:rStyle w:val="VerbatimChar"/>
+          <w:rFonts w:hint="eastAsia"/>
+        </w:rPr>
+        <w:t>"</w:t>
       </w:r>
       <w:r>
         <w:br/>
@@ -1593,7 +1421,21 @@
           <w:rStyle w:val="VerbatimChar"/>
           <w:rFonts w:hint="eastAsia"/>
         </w:rPr>
-        <w:t xml:space="preserve">"文字评价"</w:t>
+        <w:t>"</w:t>
+      </w:r>
+      <w:r>
+        <w:rPr>
+          <w:rStyle w:val="VerbatimChar"/>
+          <w:rFonts w:hint="eastAsia"/>
+        </w:rPr>
+        <w:t>文字评价</w:t>
+      </w:r>
+      <w:r>
+        <w:rPr>
+          <w:rStyle w:val="VerbatimChar"/>
+          <w:rFonts w:hint="eastAsia"/>
+        </w:rPr>
+        <w:t>"</w:t>
       </w:r>
       <w:r>
         <w:br/>
@@ -1609,7 +1451,21 @@
           <w:rStyle w:val="VerbatimChar"/>
           <w:rFonts w:hint="eastAsia"/>
         </w:rPr>
-        <w:t xml:space="preserve">"评价时间"</w:t>
+        <w:t>"</w:t>
+      </w:r>
+      <w:r>
+        <w:rPr>
+          <w:rStyle w:val="VerbatimChar"/>
+          <w:rFonts w:hint="eastAsia"/>
+        </w:rPr>
+        <w:t>评价时间</w:t>
+      </w:r>
+      <w:r>
+        <w:rPr>
+          <w:rStyle w:val="VerbatimChar"/>
+          <w:rFonts w:hint="eastAsia"/>
+        </w:rPr>
+        <w:t>"</w:t>
       </w:r>
       <w:r>
         <w:br/>
@@ -1637,7 +1493,14 @@
           <w:rStyle w:val="VerbatimChar"/>
           <w:rFonts w:hint="eastAsia"/>
         </w:rPr>
-        <w:t xml:space="preserve">"发布</w:t>
+        <w:t>"</w:t>
+      </w:r>
+      <w:r>
+        <w:rPr>
+          <w:rStyle w:val="VerbatimChar"/>
+          <w:rFonts w:hint="eastAsia"/>
+        </w:rPr>
+        <w:t>发布</w:t>
       </w:r>
       <w:r>
         <w:rPr>
@@ -1659,7 +1522,14 @@
           <w:rStyle w:val="VerbatimChar"/>
           <w:rFonts w:hint="eastAsia"/>
         </w:rPr>
-        <w:t xml:space="preserve">"接单</w:t>
+        <w:t>"</w:t>
+      </w:r>
+      <w:r>
+        <w:rPr>
+          <w:rStyle w:val="VerbatimChar"/>
+          <w:rFonts w:hint="eastAsia"/>
+        </w:rPr>
+        <w:t>接单</w:t>
       </w:r>
       <w:r>
         <w:rPr>
@@ -1681,7 +1551,14 @@
           <w:rStyle w:val="VerbatimChar"/>
           <w:rFonts w:hint="eastAsia"/>
         </w:rPr>
-        <w:t xml:space="preserve">"产生评价</w:t>
+        <w:t>"</w:t>
+      </w:r>
+      <w:r>
+        <w:rPr>
+          <w:rStyle w:val="VerbatimChar"/>
+          <w:rFonts w:hint="eastAsia"/>
+        </w:rPr>
+        <w:t>产生评价</w:t>
       </w:r>
       <w:r>
         <w:rPr>
@@ -1703,7 +1580,21 @@
           <w:rStyle w:val="VerbatimChar"/>
           <w:rFonts w:hint="eastAsia"/>
         </w:rPr>
-        <w:t xml:space="preserve">"发出评价"</w:t>
+        <w:t>"</w:t>
+      </w:r>
+      <w:r>
+        <w:rPr>
+          <w:rStyle w:val="VerbatimChar"/>
+          <w:rFonts w:hint="eastAsia"/>
+        </w:rPr>
+        <w:t>发出评价</w:t>
+      </w:r>
+      <w:r>
+        <w:rPr>
+          <w:rStyle w:val="VerbatimChar"/>
+          <w:rFonts w:hint="eastAsia"/>
+        </w:rPr>
+        <w:t>"</w:t>
       </w:r>
       <w:r>
         <w:br/>
@@ -1719,20 +1610,34 @@
           <w:rStyle w:val="VerbatimChar"/>
           <w:rFonts w:hint="eastAsia"/>
         </w:rPr>
-        <w:t xml:space="preserve">"收到评价"</w:t>
+        <w:t>"</w:t>
+      </w:r>
+      <w:r>
+        <w:rPr>
+          <w:rStyle w:val="VerbatimChar"/>
+          <w:rFonts w:hint="eastAsia"/>
+        </w:rPr>
+        <w:t>收到评价</w:t>
+      </w:r>
+      <w:r>
+        <w:rPr>
+          <w:rStyle w:val="VerbatimChar"/>
+          <w:rFonts w:hint="eastAsia"/>
+        </w:rPr>
+        <w:t>"</w:t>
       </w:r>
     </w:p>
-    <w:bookmarkEnd w:id="10"/>
-    <w:bookmarkStart w:id="11" w:name="核心-prompt-逻辑设计"/>
     <w:p>
       <w:pPr>
-        <w:pStyle w:val="Heading3"/>
+        <w:pStyle w:val="3"/>
       </w:pPr>
-      <w:r>
-        <w:rPr>
-          <w:rFonts w:hint="eastAsia"/>
-        </w:rPr>
-        <w:t xml:space="preserve">核心</w:t>
+      <w:bookmarkStart w:id="2" w:name="核心-prompt-逻辑设计"/>
+      <w:bookmarkEnd w:id="1"/>
+      <w:r>
+        <w:rPr>
+          <w:rFonts w:hint="eastAsia"/>
+        </w:rPr>
+        <w:t>核心</w:t>
       </w:r>
       <w:r>
         <w:t xml:space="preserve"> Prompt </w:t>
@@ -1741,7 +1646,7 @@
         <w:rPr>
           <w:rFonts w:hint="eastAsia"/>
         </w:rPr>
-        <w:t xml:space="preserve">逻辑设计</w:t>
+        <w:t>逻辑设计</w:t>
       </w:r>
     </w:p>
     <w:p>
@@ -1752,17 +1657,17 @@
         <w:rPr>
           <w:rStyle w:val="VerbatimChar"/>
         </w:rPr>
-        <w:t xml:space="preserve"># Role</w:t>
-      </w:r>
-      <w:r>
-        <w:br/>
-      </w:r>
-      <w:r>
-        <w:rPr>
-          <w:rStyle w:val="VerbatimChar"/>
-          <w:rFonts w:hint="eastAsia"/>
-        </w:rPr>
-        <w:t xml:space="preserve">你是一个校园帮办平台的智能意图识别引擎。你的任务是从用户的自然语言输入中，精准提取关键任务实体，并严格输出为</w:t>
+        <w:t># Role</w:t>
+      </w:r>
+      <w:r>
+        <w:br/>
+      </w:r>
+      <w:r>
+        <w:rPr>
+          <w:rStyle w:val="VerbatimChar"/>
+          <w:rFonts w:hint="eastAsia"/>
+        </w:rPr>
+        <w:t>你是一个校园帮办平台的智能意图识别引擎。你的任务是从用户的自然语言输入中，精准提取关键任务实体，并严格输出为</w:t>
       </w:r>
       <w:r>
         <w:rPr>
@@ -1775,19 +1680,19 @@
           <w:rStyle w:val="VerbatimChar"/>
           <w:rFonts w:hint="eastAsia"/>
         </w:rPr>
-        <w:t xml:space="preserve">格式。</w:t>
-      </w:r>
-      <w:r>
-        <w:br/>
-      </w:r>
-      <w:r>
-        <w:br/>
-      </w:r>
-      <w:r>
-        <w:rPr>
-          <w:rStyle w:val="VerbatimChar"/>
-        </w:rPr>
-        <w:t xml:space="preserve"># Constraints</w:t>
+        <w:t>格式。</w:t>
+      </w:r>
+      <w:r>
+        <w:br/>
+      </w:r>
+      <w:r>
+        <w:br/>
+      </w:r>
+      <w:r>
+        <w:rPr>
+          <w:rStyle w:val="VerbatimChar"/>
+        </w:rPr>
+        <w:t># Constraints</w:t>
       </w:r>
       <w:r>
         <w:br/>
@@ -1803,7 +1708,7 @@
           <w:rStyle w:val="VerbatimChar"/>
           <w:rFonts w:hint="eastAsia"/>
         </w:rPr>
-        <w:t xml:space="preserve">必须且只能输出合法的</w:t>
+        <w:t>必须且只能输出合法的</w:t>
       </w:r>
       <w:r>
         <w:rPr>
@@ -1816,7 +1721,7 @@
           <w:rStyle w:val="VerbatimChar"/>
           <w:rFonts w:hint="eastAsia"/>
         </w:rPr>
-        <w:t xml:space="preserve">字符串，绝对不要包含任何前缀、后缀、解释性文本，也不要使用</w:t>
+        <w:t>字符串，绝对不要包含任何前缀、后缀、解释性文本，也不要使用</w:t>
       </w:r>
       <w:r>
         <w:rPr>
@@ -1829,7 +1734,7 @@
           <w:rStyle w:val="VerbatimChar"/>
           <w:rFonts w:hint="eastAsia"/>
         </w:rPr>
-        <w:t xml:space="preserve">的</w:t>
+        <w:t>的</w:t>
       </w:r>
       <w:r>
         <w:rPr>
@@ -1842,7 +1747,7 @@
           <w:rStyle w:val="VerbatimChar"/>
           <w:rFonts w:hint="eastAsia"/>
         </w:rPr>
-        <w:t xml:space="preserve">代码块包裹。</w:t>
+        <w:t>代码块包裹。</w:t>
       </w:r>
       <w:r>
         <w:br/>
@@ -1858,7 +1763,7 @@
           <w:rStyle w:val="VerbatimChar"/>
           <w:rFonts w:hint="eastAsia"/>
         </w:rPr>
-        <w:t xml:space="preserve">如果用户没有提供某个字段的信息，请将该字段的值设为</w:t>
+        <w:t>如果用户没有提供某个字段的信息，请将该字段的值设为</w:t>
       </w:r>
       <w:r>
         <w:rPr>
@@ -1871,7 +1776,14 @@
           <w:rStyle w:val="VerbatimChar"/>
           <w:rFonts w:hint="eastAsia"/>
         </w:rPr>
-        <w:t xml:space="preserve">null，不要自行捏造。</w:t>
+        <w:t>null</w:t>
+      </w:r>
+      <w:r>
+        <w:rPr>
+          <w:rStyle w:val="VerbatimChar"/>
+          <w:rFonts w:hint="eastAsia"/>
+        </w:rPr>
+        <w:t>，不要自行捏造。</w:t>
       </w:r>
       <w:r>
         <w:br/>
@@ -1887,28 +1799,28 @@
           <w:rStyle w:val="VerbatimChar"/>
           <w:rFonts w:hint="eastAsia"/>
         </w:rPr>
-        <w:t xml:space="preserve">字段只能提取纯数字（如有小数点保留两位），去掉“元”、“块”等单位。</w:t>
-      </w:r>
-      <w:r>
-        <w:br/>
-      </w:r>
-      <w:r>
-        <w:br/>
-      </w:r>
-      <w:r>
-        <w:rPr>
-          <w:rStyle w:val="VerbatimChar"/>
-        </w:rPr>
-        <w:t xml:space="preserve"># Output Schema</w:t>
-      </w:r>
-      <w:r>
-        <w:br/>
-      </w:r>
-      <w:r>
-        <w:rPr>
-          <w:rStyle w:val="VerbatimChar"/>
-        </w:rPr>
-        <w:t xml:space="preserve">{</w:t>
+        <w:t>字段只能提取纯数字（如有小数点保留两位），去掉“元”、“块”等单位。</w:t>
+      </w:r>
+      <w:r>
+        <w:br/>
+      </w:r>
+      <w:r>
+        <w:br/>
+      </w:r>
+      <w:r>
+        <w:rPr>
+          <w:rStyle w:val="VerbatimChar"/>
+        </w:rPr>
+        <w:t># Output Schema</w:t>
+      </w:r>
+      <w:r>
+        <w:br/>
+      </w:r>
+      <w:r>
+        <w:rPr>
+          <w:rStyle w:val="VerbatimChar"/>
+        </w:rPr>
+        <w:t>{</w:t>
       </w:r>
       <w:r>
         <w:br/>
@@ -1924,7 +1836,21 @@
           <w:rStyle w:val="VerbatimChar"/>
           <w:rFonts w:hint="eastAsia"/>
         </w:rPr>
-        <w:t xml:space="preserve">"任务的期望执行时间，例如：明天中午、2026-05-02</w:t>
+        <w:t>"</w:t>
+      </w:r>
+      <w:r>
+        <w:rPr>
+          <w:rStyle w:val="VerbatimChar"/>
+          <w:rFonts w:hint="eastAsia"/>
+        </w:rPr>
+        <w:t>任务的期望执行时间，例如：明天中午、</w:t>
+      </w:r>
+      <w:r>
+        <w:rPr>
+          <w:rStyle w:val="VerbatimChar"/>
+          <w:rFonts w:hint="eastAsia"/>
+        </w:rPr>
+        <w:t>2026-05-02</w:t>
       </w:r>
       <w:r>
         <w:rPr>
@@ -1946,7 +1872,21 @@
           <w:rStyle w:val="VerbatimChar"/>
           <w:rFonts w:hint="eastAsia"/>
         </w:rPr>
-        <w:t xml:space="preserve">"任务相关的具体地点，例如：南区快递点、三舍",</w:t>
+        <w:t>"</w:t>
+      </w:r>
+      <w:r>
+        <w:rPr>
+          <w:rStyle w:val="VerbatimChar"/>
+          <w:rFonts w:hint="eastAsia"/>
+        </w:rPr>
+        <w:t>任务相关的具体地点，例如：南区快递点、三舍</w:t>
+      </w:r>
+      <w:r>
+        <w:rPr>
+          <w:rStyle w:val="VerbatimChar"/>
+          <w:rFonts w:hint="eastAsia"/>
+        </w:rPr>
+        <w:t>",</w:t>
       </w:r>
       <w:r>
         <w:br/>
@@ -1962,7 +1902,21 @@
           <w:rStyle w:val="VerbatimChar"/>
           <w:rFonts w:hint="eastAsia"/>
         </w:rPr>
-        <w:t xml:space="preserve">"具体的动作和对象，例如：拿大件快递、修电脑",</w:t>
+        <w:t>"</w:t>
+      </w:r>
+      <w:r>
+        <w:rPr>
+          <w:rStyle w:val="VerbatimChar"/>
+          <w:rFonts w:hint="eastAsia"/>
+        </w:rPr>
+        <w:t>具体的动作和对象，例如：拿大件快递、修电脑</w:t>
+      </w:r>
+      <w:r>
+        <w:rPr>
+          <w:rStyle w:val="VerbatimChar"/>
+          <w:rFonts w:hint="eastAsia"/>
+        </w:rPr>
+        <w:t>",</w:t>
       </w:r>
       <w:r>
         <w:br/>
@@ -1978,7 +1932,35 @@
           <w:rStyle w:val="VerbatimChar"/>
           <w:rFonts w:hint="eastAsia"/>
         </w:rPr>
-        <w:t xml:space="preserve">"报酬金额纯数字，例如：5、10.5",</w:t>
+        <w:t>"</w:t>
+      </w:r>
+      <w:r>
+        <w:rPr>
+          <w:rStyle w:val="VerbatimChar"/>
+          <w:rFonts w:hint="eastAsia"/>
+        </w:rPr>
+        <w:t>报酬金额纯数字，例如：</w:t>
+      </w:r>
+      <w:r>
+        <w:rPr>
+          <w:rStyle w:val="VerbatimChar"/>
+          <w:rFonts w:hint="eastAsia"/>
+        </w:rPr>
+        <w:t>5</w:t>
+      </w:r>
+      <w:r>
+        <w:rPr>
+          <w:rStyle w:val="VerbatimChar"/>
+          <w:rFonts w:hint="eastAsia"/>
+        </w:rPr>
+        <w:t>、</w:t>
+      </w:r>
+      <w:r>
+        <w:rPr>
+          <w:rStyle w:val="VerbatimChar"/>
+          <w:rFonts w:hint="eastAsia"/>
+        </w:rPr>
+        <w:t>10.5",</w:t>
       </w:r>
       <w:r>
         <w:br/>
@@ -1994,7 +1976,14 @@
           <w:rStyle w:val="VerbatimChar"/>
           <w:rFonts w:hint="eastAsia"/>
         </w:rPr>
-        <w:t xml:space="preserve">["任务的分类标签，输出</w:t>
+        <w:t>["</w:t>
+      </w:r>
+      <w:r>
+        <w:rPr>
+          <w:rStyle w:val="VerbatimChar"/>
+          <w:rFonts w:hint="eastAsia"/>
+        </w:rPr>
+        <w:t>任务的分类标签，输出</w:t>
       </w:r>
       <w:r>
         <w:rPr>
@@ -2007,28 +1996,35 @@
           <w:rStyle w:val="VerbatimChar"/>
           <w:rFonts w:hint="eastAsia"/>
         </w:rPr>
-        <w:t xml:space="preserve">个，例如：代拿快递、跑腿、技能互助"]</w:t>
-      </w:r>
-      <w:r>
-        <w:br/>
-      </w:r>
-      <w:r>
-        <w:rPr>
-          <w:rStyle w:val="VerbatimChar"/>
-        </w:rPr>
-        <w:t xml:space="preserve">}</w:t>
-      </w:r>
-      <w:r>
-        <w:br/>
-      </w:r>
-      <w:r>
-        <w:br/>
-      </w:r>
-      <w:r>
-        <w:rPr>
-          <w:rStyle w:val="VerbatimChar"/>
-        </w:rPr>
-        <w:t xml:space="preserve"># Examples</w:t>
+        <w:t>个，例如：代拿快递、跑腿、技能互助</w:t>
+      </w:r>
+      <w:r>
+        <w:rPr>
+          <w:rStyle w:val="VerbatimChar"/>
+          <w:rFonts w:hint="eastAsia"/>
+        </w:rPr>
+        <w:t>"]</w:t>
+      </w:r>
+      <w:r>
+        <w:br/>
+      </w:r>
+      <w:r>
+        <w:rPr>
+          <w:rStyle w:val="VerbatimChar"/>
+        </w:rPr>
+        <w:t>}</w:t>
+      </w:r>
+      <w:r>
+        <w:br/>
+      </w:r>
+      <w:r>
+        <w:br/>
+      </w:r>
+      <w:r>
+        <w:rPr>
+          <w:rStyle w:val="VerbatimChar"/>
+        </w:rPr>
+        <w:t># Examples</w:t>
       </w:r>
       <w:r>
         <w:br/>
@@ -2044,7 +2040,35 @@
           <w:rStyle w:val="VerbatimChar"/>
           <w:rFonts w:hint="eastAsia"/>
         </w:rPr>
-        <w:t xml:space="preserve">"明天下午三点求个同学帮我把一个大箱子从南门搬到三舍，报酬一杯奶茶（约15元）"</w:t>
+        <w:t>"</w:t>
+      </w:r>
+      <w:r>
+        <w:rPr>
+          <w:rStyle w:val="VerbatimChar"/>
+          <w:rFonts w:hint="eastAsia"/>
+        </w:rPr>
+        <w:t>明天下午三点求个同学帮我把一个大箱子从南门搬到三舍，报酬一杯奶茶（约</w:t>
+      </w:r>
+      <w:r>
+        <w:rPr>
+          <w:rStyle w:val="VerbatimChar"/>
+          <w:rFonts w:hint="eastAsia"/>
+        </w:rPr>
+        <w:t>15</w:t>
+      </w:r>
+      <w:r>
+        <w:rPr>
+          <w:rStyle w:val="VerbatimChar"/>
+          <w:rFonts w:hint="eastAsia"/>
+        </w:rPr>
+        <w:t>元）</w:t>
+      </w:r>
+      <w:r>
+        <w:rPr>
+          <w:rStyle w:val="VerbatimChar"/>
+          <w:rFonts w:hint="eastAsia"/>
+        </w:rPr>
+        <w:t>"</w:t>
       </w:r>
       <w:r>
         <w:br/>
@@ -2062,7 +2086,7 @@
         <w:rPr>
           <w:rStyle w:val="VerbatimChar"/>
         </w:rPr>
-        <w:t xml:space="preserve">{</w:t>
+        <w:t>{</w:t>
       </w:r>
       <w:r>
         <w:br/>
@@ -2078,7 +2102,21 @@
           <w:rStyle w:val="VerbatimChar"/>
           <w:rFonts w:hint="eastAsia"/>
         </w:rPr>
-        <w:t xml:space="preserve">"明天下午三点",</w:t>
+        <w:t>"</w:t>
+      </w:r>
+      <w:r>
+        <w:rPr>
+          <w:rStyle w:val="VerbatimChar"/>
+          <w:rFonts w:hint="eastAsia"/>
+        </w:rPr>
+        <w:t>明天下午三点</w:t>
+      </w:r>
+      <w:r>
+        <w:rPr>
+          <w:rStyle w:val="VerbatimChar"/>
+          <w:rFonts w:hint="eastAsia"/>
+        </w:rPr>
+        <w:t>",</w:t>
       </w:r>
       <w:r>
         <w:br/>
@@ -2094,7 +2132,21 @@
           <w:rStyle w:val="VerbatimChar"/>
           <w:rFonts w:hint="eastAsia"/>
         </w:rPr>
-        <w:t xml:space="preserve">"南门到三舍",</w:t>
+        <w:t>"</w:t>
+      </w:r>
+      <w:r>
+        <w:rPr>
+          <w:rStyle w:val="VerbatimChar"/>
+          <w:rFonts w:hint="eastAsia"/>
+        </w:rPr>
+        <w:t>南门到三舍</w:t>
+      </w:r>
+      <w:r>
+        <w:rPr>
+          <w:rStyle w:val="VerbatimChar"/>
+          <w:rFonts w:hint="eastAsia"/>
+        </w:rPr>
+        <w:t>",</w:t>
       </w:r>
       <w:r>
         <w:br/>
@@ -2110,7 +2162,21 @@
           <w:rStyle w:val="VerbatimChar"/>
           <w:rFonts w:hint="eastAsia"/>
         </w:rPr>
-        <w:t xml:space="preserve">"搬大箱子",</w:t>
+        <w:t>"</w:t>
+      </w:r>
+      <w:r>
+        <w:rPr>
+          <w:rStyle w:val="VerbatimChar"/>
+          <w:rFonts w:hint="eastAsia"/>
+        </w:rPr>
+        <w:t>搬大箱子</w:t>
+      </w:r>
+      <w:r>
+        <w:rPr>
+          <w:rStyle w:val="VerbatimChar"/>
+          <w:rFonts w:hint="eastAsia"/>
+        </w:rPr>
+        <w:t>",</w:t>
       </w:r>
       <w:r>
         <w:br/>
@@ -2135,7 +2201,21 @@
           <w:rStyle w:val="VerbatimChar"/>
           <w:rFonts w:hint="eastAsia"/>
         </w:rPr>
-        <w:t xml:space="preserve">["体力帮办",</w:t>
+        <w:t>["</w:t>
+      </w:r>
+      <w:r>
+        <w:rPr>
+          <w:rStyle w:val="VerbatimChar"/>
+          <w:rFonts w:hint="eastAsia"/>
+        </w:rPr>
+        <w:t>体力帮办</w:t>
+      </w:r>
+      <w:r>
+        <w:rPr>
+          <w:rStyle w:val="VerbatimChar"/>
+          <w:rFonts w:hint="eastAsia"/>
+        </w:rPr>
+        <w:t>",</w:t>
       </w:r>
       <w:r>
         <w:rPr>
@@ -2148,21 +2228,36 @@
           <w:rStyle w:val="VerbatimChar"/>
           <w:rFonts w:hint="eastAsia"/>
         </w:rPr>
-        <w:t xml:space="preserve">"跑腿"]</w:t>
-      </w:r>
-      <w:r>
-        <w:br/>
-      </w:r>
-      <w:r>
-        <w:rPr>
-          <w:rStyle w:val="VerbatimChar"/>
-        </w:rPr>
-        <w:t xml:space="preserve">}</w:t>
-      </w:r>
-      <w:r>
-        <w:br/>
-      </w:r>
-      <w:r>
+        <w:t>"</w:t>
+      </w:r>
+      <w:r>
+        <w:rPr>
+          <w:rStyle w:val="VerbatimChar"/>
+          <w:rFonts w:hint="eastAsia"/>
+        </w:rPr>
+        <w:t>跑腿</w:t>
+      </w:r>
+      <w:r>
+        <w:rPr>
+          <w:rStyle w:val="VerbatimChar"/>
+          <w:rFonts w:hint="eastAsia"/>
+        </w:rPr>
+        <w:t>"]</w:t>
+      </w:r>
+      <w:r>
+        <w:br/>
+      </w:r>
+      <w:r>
+        <w:rPr>
+          <w:rStyle w:val="VerbatimChar"/>
+        </w:rPr>
+        <w:t>}</w:t>
+      </w:r>
+      <w:r>
+        <w:br/>
+      </w:r>
+      <w:r>
+        <w:lastRenderedPageBreak/>
         <w:br/>
       </w:r>
       <w:r>
@@ -2176,25 +2271,39 @@
           <w:rStyle w:val="VerbatimChar"/>
           <w:rFonts w:hint="eastAsia"/>
         </w:rPr>
-        <w:t xml:space="preserve">"有没有会装系统的，来男生寝室帮个忙，重谢50"</w:t>
-      </w:r>
-      <w:r>
-        <w:br/>
-      </w:r>
-      <w:r>
-        <w:rPr>
-          <w:rStyle w:val="VerbatimChar"/>
-        </w:rPr>
-        <w:t xml:space="preserve">JSON Output:</w:t>
-      </w:r>
-      <w:r>
-        <w:br/>
-      </w:r>
-      <w:r>
-        <w:rPr>
-          <w:rStyle w:val="VerbatimChar"/>
-        </w:rPr>
-        <w:t xml:space="preserve">{</w:t>
+        <w:t>"</w:t>
+      </w:r>
+      <w:r>
+        <w:rPr>
+          <w:rStyle w:val="VerbatimChar"/>
+          <w:rFonts w:hint="eastAsia"/>
+        </w:rPr>
+        <w:t>有没有会装系统的，来男生寝室帮个忙，重谢</w:t>
+      </w:r>
+      <w:r>
+        <w:rPr>
+          <w:rStyle w:val="VerbatimChar"/>
+          <w:rFonts w:hint="eastAsia"/>
+        </w:rPr>
+        <w:t>50"</w:t>
+      </w:r>
+      <w:r>
+        <w:br/>
+      </w:r>
+      <w:r>
+        <w:rPr>
+          <w:rStyle w:val="VerbatimChar"/>
+        </w:rPr>
+        <w:t>JSON Output:</w:t>
+      </w:r>
+      <w:r>
+        <w:br/>
+      </w:r>
+      <w:r>
+        <w:rPr>
+          <w:rStyle w:val="VerbatimChar"/>
+        </w:rPr>
+        <w:t>{</w:t>
       </w:r>
       <w:r>
         <w:br/>
@@ -2219,7 +2328,21 @@
           <w:rStyle w:val="VerbatimChar"/>
           <w:rFonts w:hint="eastAsia"/>
         </w:rPr>
-        <w:t xml:space="preserve">"男生寝室",</w:t>
+        <w:t>"</w:t>
+      </w:r>
+      <w:r>
+        <w:rPr>
+          <w:rStyle w:val="VerbatimChar"/>
+          <w:rFonts w:hint="eastAsia"/>
+        </w:rPr>
+        <w:t>男生寝室</w:t>
+      </w:r>
+      <w:r>
+        <w:rPr>
+          <w:rStyle w:val="VerbatimChar"/>
+          <w:rFonts w:hint="eastAsia"/>
+        </w:rPr>
+        <w:t>",</w:t>
       </w:r>
       <w:r>
         <w:br/>
@@ -2235,7 +2358,21 @@
           <w:rStyle w:val="VerbatimChar"/>
           <w:rFonts w:hint="eastAsia"/>
         </w:rPr>
-        <w:t xml:space="preserve">"装系统",</w:t>
+        <w:t>"</w:t>
+      </w:r>
+      <w:r>
+        <w:rPr>
+          <w:rStyle w:val="VerbatimChar"/>
+          <w:rFonts w:hint="eastAsia"/>
+        </w:rPr>
+        <w:t>装系统</w:t>
+      </w:r>
+      <w:r>
+        <w:rPr>
+          <w:rStyle w:val="VerbatimChar"/>
+          <w:rFonts w:hint="eastAsia"/>
+        </w:rPr>
+        <w:t>",</w:t>
       </w:r>
       <w:r>
         <w:br/>
@@ -2260,7 +2397,21 @@
           <w:rStyle w:val="VerbatimChar"/>
           <w:rFonts w:hint="eastAsia"/>
         </w:rPr>
-        <w:t xml:space="preserve">["技能互助",</w:t>
+        <w:t>["</w:t>
+      </w:r>
+      <w:r>
+        <w:rPr>
+          <w:rStyle w:val="VerbatimChar"/>
+          <w:rFonts w:hint="eastAsia"/>
+        </w:rPr>
+        <w:t>技能互助</w:t>
+      </w:r>
+      <w:r>
+        <w:rPr>
+          <w:rStyle w:val="VerbatimChar"/>
+          <w:rFonts w:hint="eastAsia"/>
+        </w:rPr>
+        <w:t>",</w:t>
       </w:r>
       <w:r>
         <w:rPr>
@@ -2273,38 +2424,52 @@
           <w:rStyle w:val="VerbatimChar"/>
           <w:rFonts w:hint="eastAsia"/>
         </w:rPr>
-        <w:t xml:space="preserve">"电脑维修"]</w:t>
-      </w:r>
-      <w:r>
-        <w:br/>
-      </w:r>
-      <w:r>
-        <w:rPr>
-          <w:rStyle w:val="VerbatimChar"/>
-        </w:rPr>
-        <w:t xml:space="preserve">}</w:t>
-      </w:r>
-      <w:r>
-        <w:br/>
-      </w:r>
-      <w:r>
-        <w:br/>
-      </w:r>
-      <w:r>
-        <w:rPr>
-          <w:rStyle w:val="VerbatimChar"/>
-        </w:rPr>
-        <w:t xml:space="preserve"># Task</w:t>
-      </w:r>
-      <w:r>
-        <w:br/>
-      </w:r>
-      <w:r>
-        <w:rPr>
-          <w:rStyle w:val="VerbatimChar"/>
-          <w:rFonts w:hint="eastAsia"/>
-        </w:rPr>
-        <w:t xml:space="preserve">现在，请解析以下用户输入，并仅返回</w:t>
+        <w:t>"</w:t>
+      </w:r>
+      <w:r>
+        <w:rPr>
+          <w:rStyle w:val="VerbatimChar"/>
+          <w:rFonts w:hint="eastAsia"/>
+        </w:rPr>
+        <w:t>电脑维修</w:t>
+      </w:r>
+      <w:r>
+        <w:rPr>
+          <w:rStyle w:val="VerbatimChar"/>
+          <w:rFonts w:hint="eastAsia"/>
+        </w:rPr>
+        <w:t>"]</w:t>
+      </w:r>
+      <w:r>
+        <w:br/>
+      </w:r>
+      <w:r>
+        <w:rPr>
+          <w:rStyle w:val="VerbatimChar"/>
+        </w:rPr>
+        <w:t>}</w:t>
+      </w:r>
+      <w:r>
+        <w:br/>
+      </w:r>
+      <w:r>
+        <w:br/>
+      </w:r>
+      <w:r>
+        <w:rPr>
+          <w:rStyle w:val="VerbatimChar"/>
+        </w:rPr>
+        <w:t># Task</w:t>
+      </w:r>
+      <w:r>
+        <w:br/>
+      </w:r>
+      <w:r>
+        <w:rPr>
+          <w:rStyle w:val="VerbatimChar"/>
+          <w:rFonts w:hint="eastAsia"/>
+        </w:rPr>
+        <w:t>现在，请解析以下用户输入，并仅返回</w:t>
       </w:r>
       <w:r>
         <w:rPr>
@@ -2317,45 +2482,75 @@
           <w:rStyle w:val="VerbatimChar"/>
           <w:rFonts w:hint="eastAsia"/>
         </w:rPr>
-        <w:t xml:space="preserve">数据：</w:t>
-      </w:r>
-      <w:r>
-        <w:br/>
-      </w:r>
-      <w:r>
-        <w:rPr>
-          <w:rStyle w:val="VerbatimChar"/>
-        </w:rPr>
-        <w:t xml:space="preserve">User Input: {user_input}</w:t>
-      </w:r>
+        <w:t>数据：</w:t>
+      </w:r>
+      <w:r>
+        <w:br/>
+      </w:r>
+      <w:r>
+        <w:rPr>
+          <w:rStyle w:val="VerbatimChar"/>
+        </w:rPr>
+        <w:t>User Input: {user_input}</w:t>
+      </w:r>
+      <w:bookmarkEnd w:id="2"/>
     </w:p>
-    <w:bookmarkEnd w:id="11"/>
     <w:sectPr>
       <w:footnotePr>
         <w:numRestart w:val="eachSect"/>
       </w:footnotePr>
+      <w:pgSz w:w="12240" w:h="15840"/>
+      <w:pgMar w:top="1440" w:right="1800" w:bottom="1440" w:left="1800" w:header="720" w:footer="720" w:gutter="0"/>
+      <w:cols w:space="720"/>
     </w:sectPr>
   </w:body>
 </w:document>
 </file>
 
-<file path=word/comments.xml><?xml version="1.0" encoding="utf-8"?>
-<w:comments xmlns:w="http://schemas.openxmlformats.org/wordprocessingml/2006/main" xmlns:m="http://schemas.openxmlformats.org/officeDocument/2006/math" xmlns:r="http://schemas.openxmlformats.org/officeDocument/2006/relationships" xmlns:o="urn:schemas-microsoft-com:office:office" xmlns:v="urn:schemas-microsoft-com:vml" xmlns:w10="urn:schemas-microsoft-com:office:word" xmlns:a="http://schemas.openxmlformats.org/drawingml/2006/main" xmlns:pic="http://schemas.openxmlformats.org/drawingml/2006/picture" xmlns:wp="http://schemas.openxmlformats.org/drawingml/2006/wordprocessingDrawing"/>
+<file path=word/endnotes.xml><?xml version="1.0" encoding="utf-8"?>
+<w:endnotes xmlns:wpc="http://schemas.microsoft.com/office/word/2010/wordprocessingCanvas" xmlns:cx="http://schemas.microsoft.com/office/drawing/2014/chartex" xmlns:cx1="http://schemas.microsoft.com/office/drawing/2015/9/8/chartex" xmlns:cx2="http://schemas.microsoft.com/office/drawing/2015/10/21/chartex" xmlns:cx3="http://schemas.microsoft.com/office/drawing/2016/5/9/chartex" xmlns:cx4="http://schemas.microsoft.com/office/drawing/2016/5/10/chartex" xmlns:cx5="http://schemas.microsoft.com/office/drawing/2016/5/11/chartex" xmlns:cx6="http://schemas.microsoft.com/office/drawing/2016/5/12/chartex" xmlns:cx7="http://schemas.microsoft.com/office/drawing/2016/5/13/chartex" xmlns:cx8="http://schemas.microsoft.com/office/drawing/2016/5/14/chartex" xmlns:mc="http://schemas.openxmlformats.org/markup-compatibility/2006" xmlns:aink="http://schemas.microsoft.com/office/drawing/2016/ink" xmlns:am3d="http://schemas.microsoft.com/office/drawing/2017/model3d" xmlns:o="urn:schemas-microsoft-com:office:office" xmlns:oel="http://schemas.microsoft.com/office/2019/extlst" xmlns:r="http://schemas.openxmlformats.org/officeDocument/2006/relationships" xmlns:m="http://schemas.openxmlformats.org/officeDocument/2006/math" xmlns:v="urn:schemas-microsoft-com:vml" xmlns:wp14="http://schemas.microsoft.com/office/word/2010/wordprocessingDrawing" xmlns:wp="http://schemas.openxmlformats.org/drawingml/2006/wordprocessingDrawing" xmlns:w10="urn:schemas-microsoft-com:office:word" xmlns:w="http://schemas.openxmlformats.org/wordprocessingml/2006/main" xmlns:w14="http://schemas.microsoft.com/office/word/2010/wordml" xmlns:w15="http://schemas.microsoft.com/office/word/2012/wordml" xmlns:w16cex="http://schemas.microsoft.com/office/word/2018/wordml/cex" xmlns:w16cid="http://schemas.microsoft.com/office/word/2016/wordml/cid" xmlns:w16="http://schemas.microsoft.com/office/word/2018/wordml" xmlns:w16du="http://schemas.microsoft.com/office/word/2023/wordml/word16du" xmlns:w16sdtdh="http://schemas.microsoft.com/office/word/2020/wordml/sdtdatahash" xmlns:w16sdtfl="http://schemas.microsoft.com/office/word/2024/wordml/sdtformatlock" xmlns:w16se="http://schemas.microsoft.com/office/word/2015/wordml/symex" xmlns:wpg="http://schemas.microsoft.com/office/word/2010/wordprocessingGroup" xmlns:wpi="http://schemas.microsoft.com/office/word/2010/wordprocessingInk" xmlns:wne="http://schemas.microsoft.com/office/word/2006/wordml" xmlns:wps="http://schemas.microsoft.com/office/word/2010/wordprocessingShape" mc:Ignorable="w14 w15 w16se w16cid w16 w16cex w16sdtdh w16sdtfl w16du wp14">
+  <w:endnote w:type="separator" w:id="-1">
+    <w:p>
+      <w:pPr>
+        <w:spacing w:after="0"/>
+      </w:pPr>
+      <w:r>
+        <w:separator/>
+      </w:r>
+    </w:p>
+  </w:endnote>
+  <w:endnote w:type="continuationSeparator" w:id="0">
+    <w:p>
+      <w:pPr>
+        <w:spacing w:after="0"/>
+      </w:pPr>
+      <w:r>
+        <w:continuationSeparator/>
+      </w:r>
+    </w:p>
+  </w:endnote>
+</w:endnotes>
 </file>
 
 <file path=word/footnotes.xml><?xml version="1.0" encoding="utf-8"?>
-<w:footnotes xmlns:w="http://schemas.openxmlformats.org/wordprocessingml/2006/main" xmlns:m="http://schemas.openxmlformats.org/officeDocument/2006/math" xmlns:r="http://schemas.openxmlformats.org/officeDocument/2006/relationships" xmlns:o="urn:schemas-microsoft-com:office:office" xmlns:v="urn:schemas-microsoft-com:vml" xmlns:w10="urn:schemas-microsoft-com:office:word" xmlns:a="http://schemas.openxmlformats.org/drawingml/2006/main" xmlns:pic="http://schemas.openxmlformats.org/drawingml/2006/picture" xmlns:wp="http://schemas.openxmlformats.org/drawingml/2006/wordprocessingDrawing">
+<w:footnotes xmlns:wpc="http://schemas.microsoft.com/office/word/2010/wordprocessingCanvas" xmlns:cx="http://schemas.microsoft.com/office/drawing/2014/chartex" xmlns:cx1="http://schemas.microsoft.com/office/drawing/2015/9/8/chartex" xmlns:cx2="http://schemas.microsoft.com/office/drawing/2015/10/21/chartex" xmlns:cx3="http://schemas.microsoft.com/office/drawing/2016/5/9/chartex" xmlns:cx4="http://schemas.microsoft.com/office/drawing/2016/5/10/chartex" xmlns:cx5="http://schemas.microsoft.com/office/drawing/2016/5/11/chartex" xmlns:cx6="http://schemas.microsoft.com/office/drawing/2016/5/12/chartex" xmlns:cx7="http://schemas.microsoft.com/office/drawing/2016/5/13/chartex" xmlns:cx8="http://schemas.microsoft.com/office/drawing/2016/5/14/chartex" xmlns:mc="http://schemas.openxmlformats.org/markup-compatibility/2006" xmlns:aink="http://schemas.microsoft.com/office/drawing/2016/ink" xmlns:am3d="http://schemas.microsoft.com/office/drawing/2017/model3d" xmlns:o="urn:schemas-microsoft-com:office:office" xmlns:oel="http://schemas.microsoft.com/office/2019/extlst" xmlns:r="http://schemas.openxmlformats.org/officeDocument/2006/relationships" xmlns:m="http://schemas.openxmlformats.org/officeDocument/2006/math" xmlns:v="urn:schemas-microsoft-com:vml" xmlns:wp14="http://schemas.microsoft.com/office/word/2010/wordprocessingDrawing" xmlns:wp="http://schemas.openxmlformats.org/drawingml/2006/wordprocessingDrawing" xmlns:w10="urn:schemas-microsoft-com:office:word" xmlns:w="http://schemas.openxmlformats.org/wordprocessingml/2006/main" xmlns:w14="http://schemas.microsoft.com/office/word/2010/wordml" xmlns:w15="http://schemas.microsoft.com/office/word/2012/wordml" xmlns:w16cex="http://schemas.microsoft.com/office/word/2018/wordml/cex" xmlns:w16cid="http://schemas.microsoft.com/office/word/2016/wordml/cid" xmlns:w16="http://schemas.microsoft.com/office/word/2018/wordml" xmlns:w16du="http://schemas.microsoft.com/office/word/2023/wordml/word16du" xmlns:w16sdtdh="http://schemas.microsoft.com/office/word/2020/wordml/sdtdatahash" xmlns:w16sdtfl="http://schemas.microsoft.com/office/word/2024/wordml/sdtformatlock" xmlns:w16se="http://schemas.microsoft.com/office/word/2015/wordml/symex" xmlns:wpg="http://schemas.microsoft.com/office/word/2010/wordprocessingGroup" xmlns:wpi="http://schemas.microsoft.com/office/word/2010/wordprocessingInk" xmlns:wne="http://schemas.microsoft.com/office/word/2006/wordml" xmlns:wps="http://schemas.microsoft.com/office/word/2010/wordprocessingShape" mc:Ignorable="w14 w15 w16se w16cid w16 w16cex w16sdtdh w16sdtfl w16du wp14">
+  <w:footnote w:type="separator" w:id="-1">
+    <w:p>
+      <w:pPr>
+        <w:spacing w:after="0"/>
+      </w:pPr>
+      <w:r>
+        <w:separator/>
+      </w:r>
+    </w:p>
+  </w:footnote>
   <w:footnote w:type="continuationSeparator" w:id="0">
     <w:p>
+      <w:pPr>
+        <w:spacing w:after="0"/>
+      </w:pPr>
       <w:r>
         <w:continuationSeparator/>
-      </w:r>
-    </w:p>
-  </w:footnote>
-  <w:footnote w:type="separator" w:id="-1">
-    <w:p>
-      <w:r>
-        <w:separator/>
       </w:r>
     </w:p>
   </w:footnote>
@@ -2363,10 +2558,11 @@
 </file>
 
 <file path=word/numbering.xml><?xml version="1.0" encoding="utf-8"?>
-<w:numbering xmlns:w="http://schemas.openxmlformats.org/wordprocessingml/2006/main">
-  <w:abstractNum w:abstractNumId="990">
+<w:numbering xmlns:wpc="http://schemas.microsoft.com/office/word/2010/wordprocessingCanvas" xmlns:cx="http://schemas.microsoft.com/office/drawing/2014/chartex" xmlns:cx1="http://schemas.microsoft.com/office/drawing/2015/9/8/chartex" xmlns:cx2="http://schemas.microsoft.com/office/drawing/2015/10/21/chartex" xmlns:cx3="http://schemas.microsoft.com/office/drawing/2016/5/9/chartex" xmlns:cx4="http://schemas.microsoft.com/office/drawing/2016/5/10/chartex" xmlns:cx5="http://schemas.microsoft.com/office/drawing/2016/5/11/chartex" xmlns:cx6="http://schemas.microsoft.com/office/drawing/2016/5/12/chartex" xmlns:cx7="http://schemas.microsoft.com/office/drawing/2016/5/13/chartex" xmlns:cx8="http://schemas.microsoft.com/office/drawing/2016/5/14/chartex" xmlns:mc="http://schemas.openxmlformats.org/markup-compatibility/2006" xmlns:aink="http://schemas.microsoft.com/office/drawing/2016/ink" xmlns:am3d="http://schemas.microsoft.com/office/drawing/2017/model3d" xmlns:o="urn:schemas-microsoft-com:office:office" xmlns:oel="http://schemas.microsoft.com/office/2019/extlst" xmlns:r="http://schemas.openxmlformats.org/officeDocument/2006/relationships" xmlns:m="http://schemas.openxmlformats.org/officeDocument/2006/math" xmlns:v="urn:schemas-microsoft-com:vml" xmlns:wp14="http://schemas.microsoft.com/office/word/2010/wordprocessingDrawing" xmlns:wp="http://schemas.openxmlformats.org/drawingml/2006/wordprocessingDrawing" xmlns:w10="urn:schemas-microsoft-com:office:word" xmlns:w="http://schemas.openxmlformats.org/wordprocessingml/2006/main" xmlns:w14="http://schemas.microsoft.com/office/word/2010/wordml" xmlns:w15="http://schemas.microsoft.com/office/word/2012/wordml" xmlns:w16cex="http://schemas.microsoft.com/office/word/2018/wordml/cex" xmlns:w16cid="http://schemas.microsoft.com/office/word/2016/wordml/cid" xmlns:w16="http://schemas.microsoft.com/office/word/2018/wordml" xmlns:w16du="http://schemas.microsoft.com/office/word/2023/wordml/word16du" xmlns:w16sdtdh="http://schemas.microsoft.com/office/word/2020/wordml/sdtdatahash" xmlns:w16sdtfl="http://schemas.microsoft.com/office/word/2024/wordml/sdtformatlock" xmlns:w16se="http://schemas.microsoft.com/office/word/2015/wordml/symex" xmlns:wpg="http://schemas.microsoft.com/office/word/2010/wordprocessingGroup" xmlns:wpi="http://schemas.microsoft.com/office/word/2010/wordprocessingInk" xmlns:wne="http://schemas.microsoft.com/office/word/2006/wordml" xmlns:wps="http://schemas.microsoft.com/office/word/2010/wordprocessingShape" mc:Ignorable="w14 w15 w16se w16cid w16 w16cex w16sdtdh w16sdtfl w16du wp14">
+  <w:abstractNum w:abstractNumId="0" w15:restartNumberingAfterBreak="0">
     <w:nsid w:val="0000A990"/>
     <w:multiLevelType w:val="multilevel"/>
+    <w:tmpl w:val="E7E83622"/>
     <w:lvl w:ilvl="0">
       <w:numFmt w:val="bullet"/>
       <w:lvlText w:val=" "/>
@@ -2440,9 +2636,10 @@
       </w:pPr>
     </w:lvl>
   </w:abstractNum>
-  <w:abstractNum w:abstractNumId="991">
+  <w:abstractNum w:abstractNumId="1" w15:restartNumberingAfterBreak="0">
     <w:nsid w:val="0000A991"/>
     <w:multiLevelType w:val="multilevel"/>
+    <w:tmpl w:val="F5C090EE"/>
     <w:lvl w:ilvl="0">
       <w:numFmt w:val="bullet"/>
       <w:lvlText w:val=""/>
@@ -2543,33 +2740,33 @@
       </w:rPr>
     </w:lvl>
   </w:abstractNum>
-  <w:num w:numId="1000">
-    <w:abstractNumId w:val="990"/>
+  <w:num w:numId="1" w16cid:durableId="2063748749">
+    <w:abstractNumId w:val="0"/>
   </w:num>
-  <w:num w:numId="1001">
-    <w:abstractNumId w:val="991"/>
+  <w:num w:numId="2" w16cid:durableId="1455636019">
+    <w:abstractNumId w:val="1"/>
   </w:num>
-  <w:num w:numId="1002">
-    <w:abstractNumId w:val="991"/>
+  <w:num w:numId="3" w16cid:durableId="806507992">
+    <w:abstractNumId w:val="1"/>
   </w:num>
-  <w:num w:numId="1003">
-    <w:abstractNumId w:val="991"/>
+  <w:num w:numId="4" w16cid:durableId="1741976118">
+    <w:abstractNumId w:val="1"/>
   </w:num>
-  <w:num w:numId="1004">
-    <w:abstractNumId w:val="991"/>
+  <w:num w:numId="5" w16cid:durableId="256443645">
+    <w:abstractNumId w:val="1"/>
   </w:num>
 </w:numbering>
 </file>
 
 <file path=word/styles.xml><?xml version="1.0" encoding="utf-8"?>
-<w:styles xmlns:r="http://schemas.openxmlformats.org/officeDocument/2006/relationships" xmlns:w="http://schemas.openxmlformats.org/wordprocessingml/2006/main">
+<w:styles xmlns:mc="http://schemas.openxmlformats.org/markup-compatibility/2006" xmlns:r="http://schemas.openxmlformats.org/officeDocument/2006/relationships" xmlns:w="http://schemas.openxmlformats.org/wordprocessingml/2006/main" xmlns:w14="http://schemas.microsoft.com/office/word/2010/wordml" xmlns:w15="http://schemas.microsoft.com/office/word/2012/wordml" xmlns:w16cex="http://schemas.microsoft.com/office/word/2018/wordml/cex" xmlns:w16cid="http://schemas.microsoft.com/office/word/2016/wordml/cid" xmlns:w16="http://schemas.microsoft.com/office/word/2018/wordml" xmlns:w16du="http://schemas.microsoft.com/office/word/2023/wordml/word16du" xmlns:w16sdtdh="http://schemas.microsoft.com/office/word/2020/wordml/sdtdatahash" xmlns:w16sdtfl="http://schemas.microsoft.com/office/word/2024/wordml/sdtformatlock" xmlns:w16se="http://schemas.microsoft.com/office/word/2015/wordml/symex" mc:Ignorable="w14 w15 w16se w16cid w16 w16cex w16sdtdh w16sdtfl w16du">
   <w:docDefaults>
     <w:rPrDefault>
       <w:rPr>
-        <w:rFonts w:asciiTheme="minorHAnsi" w:cstheme="minorBidi" w:eastAsiaTheme="minorEastAsia" w:hAnsiTheme="minorHAnsi"/>
+        <w:rFonts w:asciiTheme="minorHAnsi" w:eastAsiaTheme="minorEastAsia" w:hAnsiTheme="minorHAnsi" w:cstheme="minorBidi"/>
         <w:sz w:val="24"/>
         <w:szCs w:val="24"/>
-        <w:lang w:bidi="ar-SA" w:eastAsia="zh-CN" w:val="en-US"/>
+        <w:lang w:val="en-US" w:eastAsia="zh-CN" w:bidi="ar-SA"/>
       </w:rPr>
     </w:rPrDefault>
     <w:pPrDefault>
@@ -2578,193 +2775,280 @@
       </w:pPr>
     </w:pPrDefault>
   </w:docDefaults>
-  <w:latentStyles w:count="276" w:defLockedState="0" w:defQFormat="0" w:defSemiHidden="0" w:defUIPriority="0" w:defUnhideWhenUsed="0"/>
-  <w:style w:default="1" w:styleId="Normal" w:type="paragraph">
+  <w:latentStyles w:defLockedState="0" w:defUIPriority="0" w:defSemiHidden="0" w:defUnhideWhenUsed="0" w:defQFormat="0" w:count="376">
+    <w:lsdException w:name="Normal Table" w:semiHidden="1" w:unhideWhenUsed="1"/>
+    <w:lsdException w:name="Table Simple 1" w:semiHidden="1" w:unhideWhenUsed="1"/>
+    <w:lsdException w:name="Table Simple 2" w:semiHidden="1" w:unhideWhenUsed="1"/>
+    <w:lsdException w:name="Table Simple 3" w:semiHidden="1" w:unhideWhenUsed="1"/>
+    <w:lsdException w:name="Table Classic 1" w:semiHidden="1" w:unhideWhenUsed="1"/>
+    <w:lsdException w:name="Table Classic 2" w:semiHidden="1" w:unhideWhenUsed="1"/>
+    <w:lsdException w:name="Table Classic 3" w:semiHidden="1" w:unhideWhenUsed="1"/>
+    <w:lsdException w:name="Table Classic 4" w:semiHidden="1" w:unhideWhenUsed="1"/>
+    <w:lsdException w:name="Table Colorful 1" w:semiHidden="1" w:unhideWhenUsed="1"/>
+    <w:lsdException w:name="Table Colorful 2" w:semiHidden="1" w:unhideWhenUsed="1"/>
+    <w:lsdException w:name="Table Colorful 3" w:semiHidden="1" w:unhideWhenUsed="1"/>
+    <w:lsdException w:name="Table Columns 1" w:semiHidden="1" w:unhideWhenUsed="1"/>
+    <w:lsdException w:name="Table Columns 2" w:semiHidden="1" w:unhideWhenUsed="1"/>
+    <w:lsdException w:name="Table Columns 3" w:semiHidden="1" w:unhideWhenUsed="1"/>
+    <w:lsdException w:name="Table Columns 4" w:semiHidden="1" w:unhideWhenUsed="1"/>
+    <w:lsdException w:name="Table Columns 5" w:semiHidden="1" w:unhideWhenUsed="1"/>
+    <w:lsdException w:name="Table Grid 1" w:semiHidden="1" w:unhideWhenUsed="1"/>
+    <w:lsdException w:name="Table Grid 2" w:semiHidden="1" w:unhideWhenUsed="1"/>
+    <w:lsdException w:name="Table Grid 3" w:semiHidden="1" w:unhideWhenUsed="1"/>
+    <w:lsdException w:name="Table Grid 4" w:semiHidden="1" w:unhideWhenUsed="1"/>
+    <w:lsdException w:name="Table Grid 5" w:semiHidden="1" w:unhideWhenUsed="1"/>
+    <w:lsdException w:name="Table Grid 6" w:semiHidden="1" w:unhideWhenUsed="1"/>
+    <w:lsdException w:name="Table Grid 7" w:semiHidden="1" w:unhideWhenUsed="1"/>
+    <w:lsdException w:name="Table Grid 8" w:semiHidden="1" w:unhideWhenUsed="1"/>
+    <w:lsdException w:name="Table List 1" w:semiHidden="1" w:unhideWhenUsed="1"/>
+    <w:lsdException w:name="Table List 2" w:semiHidden="1" w:unhideWhenUsed="1"/>
+    <w:lsdException w:name="Table List 3" w:semiHidden="1" w:unhideWhenUsed="1"/>
+    <w:lsdException w:name="Table List 4" w:semiHidden="1" w:unhideWhenUsed="1"/>
+    <w:lsdException w:name="Table List 5" w:semiHidden="1" w:unhideWhenUsed="1"/>
+    <w:lsdException w:name="Table List 6" w:semiHidden="1" w:unhideWhenUsed="1"/>
+    <w:lsdException w:name="Table List 7" w:semiHidden="1" w:unhideWhenUsed="1"/>
+    <w:lsdException w:name="Table List 8" w:semiHidden="1" w:unhideWhenUsed="1"/>
+    <w:lsdException w:name="Table 3D effects 1" w:semiHidden="1" w:unhideWhenUsed="1"/>
+    <w:lsdException w:name="Table 3D effects 2" w:semiHidden="1" w:unhideWhenUsed="1"/>
+    <w:lsdException w:name="Table 3D effects 3" w:semiHidden="1" w:unhideWhenUsed="1"/>
+    <w:lsdException w:name="Table Contemporary" w:semiHidden="1" w:unhideWhenUsed="1"/>
+    <w:lsdException w:name="Table Elegant" w:semiHidden="1" w:unhideWhenUsed="1"/>
+    <w:lsdException w:name="Table Professional" w:semiHidden="1" w:unhideWhenUsed="1"/>
+    <w:lsdException w:name="Table Subtle 1" w:semiHidden="1" w:unhideWhenUsed="1"/>
+    <w:lsdException w:name="Table Subtle 2" w:semiHidden="1" w:unhideWhenUsed="1"/>
+    <w:lsdException w:name="Table Web 1" w:semiHidden="1" w:unhideWhenUsed="1"/>
+    <w:lsdException w:name="Table Web 2" w:semiHidden="1" w:unhideWhenUsed="1"/>
+    <w:lsdException w:name="Table Web 3" w:semiHidden="1" w:unhideWhenUsed="1"/>
+    <w:lsdException w:name="Table Theme" w:semiHidden="1" w:unhideWhenUsed="1"/>
+    <w:lsdException w:name="Light Shading"/>
+    <w:lsdException w:name="Light List"/>
+    <w:lsdException w:name="Light Grid"/>
+    <w:lsdException w:name="Medium Shading 1"/>
+    <w:lsdException w:name="Medium Shading 2"/>
+    <w:lsdException w:name="Medium List 1"/>
+    <w:lsdException w:name="Medium List 2"/>
+    <w:lsdException w:name="Medium Grid 1"/>
+    <w:lsdException w:name="Medium Grid 2"/>
+    <w:lsdException w:name="Medium Grid 3"/>
+    <w:lsdException w:name="Dark List"/>
+    <w:lsdException w:name="Colorful Shading"/>
+    <w:lsdException w:name="Colorful List"/>
+    <w:lsdException w:name="Colorful Grid"/>
+    <w:lsdException w:name="Light Shading Accent 1"/>
+    <w:lsdException w:name="Light List Accent 1"/>
+    <w:lsdException w:name="Light Grid Accent 1"/>
+    <w:lsdException w:name="Medium Shading 1 Accent 1"/>
+    <w:lsdException w:name="Medium Shading 2 Accent 1"/>
+    <w:lsdException w:name="Medium List 1 Accent 1"/>
+    <w:lsdException w:name="Medium List 2 Accent 1"/>
+    <w:lsdException w:name="Medium Grid 1 Accent 1"/>
+    <w:lsdException w:name="Medium Grid 2 Accent 1"/>
+    <w:lsdException w:name="Medium Grid 3 Accent 1"/>
+    <w:lsdException w:name="Dark List Accent 1"/>
+    <w:lsdException w:name="Colorful Shading Accent 1"/>
+    <w:lsdException w:name="Colorful List Accent 1"/>
+    <w:lsdException w:name="Colorful Grid Accent 1"/>
+    <w:lsdException w:name="Light Shading Accent 2"/>
+    <w:lsdException w:name="Light List Accent 2"/>
+    <w:lsdException w:name="Light Grid Accent 2"/>
+    <w:lsdException w:name="Medium Shading 1 Accent 2"/>
+    <w:lsdException w:name="Medium Shading 2 Accent 2"/>
+    <w:lsdException w:name="Medium List 1 Accent 2"/>
+    <w:lsdException w:name="Medium List 2 Accent 2"/>
+    <w:lsdException w:name="Medium Grid 1 Accent 2"/>
+    <w:lsdException w:name="Medium Grid 2 Accent 2"/>
+    <w:lsdException w:name="Medium Grid 3 Accent 2"/>
+    <w:lsdException w:name="Dark List Accent 2"/>
+    <w:lsdException w:name="Colorful Shading Accent 2"/>
+    <w:lsdException w:name="Colorful List Accent 2"/>
+    <w:lsdException w:name="Colorful Grid Accent 2"/>
+    <w:lsdException w:name="Light Shading Accent 3"/>
+    <w:lsdException w:name="Light List Accent 3"/>
+    <w:lsdException w:name="Light Grid Accent 3"/>
+    <w:lsdException w:name="Medium Shading 1 Accent 3"/>
+    <w:lsdException w:name="Medium Shading 2 Accent 3"/>
+    <w:lsdException w:name="Medium List 1 Accent 3"/>
+    <w:lsdException w:name="Medium List 2 Accent 3"/>
+    <w:lsdException w:name="Medium Grid 1 Accent 3"/>
+    <w:lsdException w:name="Medium Grid 2 Accent 3"/>
+    <w:lsdException w:name="Medium Grid 3 Accent 3"/>
+    <w:lsdException w:name="Dark List Accent 3"/>
+    <w:lsdException w:name="Colorful Shading Accent 3"/>
+    <w:lsdException w:name="Colorful List Accent 3"/>
+    <w:lsdException w:name="Colorful Grid Accent 3"/>
+    <w:lsdException w:name="Light Shading Accent 4"/>
+    <w:lsdException w:name="Light List Accent 4"/>
+    <w:lsdException w:name="Light Grid Accent 4"/>
+    <w:lsdException w:name="Medium Shading 1 Accent 4"/>
+    <w:lsdException w:name="Medium Shading 2 Accent 4"/>
+    <w:lsdException w:name="Medium List 1 Accent 4"/>
+    <w:lsdException w:name="Medium List 2 Accent 4"/>
+    <w:lsdException w:name="Medium Grid 1 Accent 4"/>
+    <w:lsdException w:name="Medium Grid 2 Accent 4"/>
+    <w:lsdException w:name="Medium Grid 3 Accent 4"/>
+    <w:lsdException w:name="Dark List Accent 4"/>
+    <w:lsdException w:name="Colorful Shading Accent 4"/>
+    <w:lsdException w:name="Colorful List Accent 4"/>
+    <w:lsdException w:name="Colorful Grid Accent 4"/>
+    <w:lsdException w:name="Light Shading Accent 5"/>
+    <w:lsdException w:name="Light List Accent 5"/>
+    <w:lsdException w:name="Light Grid Accent 5"/>
+    <w:lsdException w:name="Medium Shading 1 Accent 5"/>
+    <w:lsdException w:name="Medium Shading 2 Accent 5"/>
+    <w:lsdException w:name="Medium List 1 Accent 5"/>
+    <w:lsdException w:name="Medium List 2 Accent 5"/>
+    <w:lsdException w:name="Medium Grid 1 Accent 5"/>
+    <w:lsdException w:name="Medium Grid 2 Accent 5"/>
+    <w:lsdException w:name="Medium Grid 3 Accent 5"/>
+    <w:lsdException w:name="Dark List Accent 5"/>
+    <w:lsdException w:name="Colorful Shading Accent 5"/>
+    <w:lsdException w:name="Colorful List Accent 5"/>
+    <w:lsdException w:name="Colorful Grid Accent 5"/>
+    <w:lsdException w:name="Light Shading Accent 6"/>
+    <w:lsdException w:name="Light List Accent 6"/>
+    <w:lsdException w:name="Light Grid Accent 6"/>
+    <w:lsdException w:name="Medium Shading 1 Accent 6"/>
+    <w:lsdException w:name="Medium Shading 2 Accent 6"/>
+    <w:lsdException w:name="Medium List 1 Accent 6"/>
+    <w:lsdException w:name="Medium List 2 Accent 6"/>
+    <w:lsdException w:name="Medium Grid 1 Accent 6"/>
+    <w:lsdException w:name="Medium Grid 2 Accent 6"/>
+    <w:lsdException w:name="Medium Grid 3 Accent 6"/>
+    <w:lsdException w:name="Dark List Accent 6"/>
+    <w:lsdException w:name="Colorful Shading Accent 6"/>
+    <w:lsdException w:name="Colorful List Accent 6"/>
+    <w:lsdException w:name="Colorful Grid Accent 6"/>
+    <w:lsdException w:name="Grid Table 4" w:uiPriority="49"/>
+    <w:lsdException w:name="Grid Table 5 Dark" w:uiPriority="50"/>
+    <w:lsdException w:name="Grid Table 6 Colorful" w:uiPriority="51"/>
+    <w:lsdException w:name="Grid Table 7 Colorful" w:uiPriority="52"/>
+    <w:lsdException w:name="Grid Table 1 Light Accent 1" w:uiPriority="46"/>
+    <w:lsdException w:name="Grid Table 2 Accent 1" w:uiPriority="47"/>
+    <w:lsdException w:name="Grid Table 3 Accent 1" w:uiPriority="48"/>
+    <w:lsdException w:name="Grid Table 4 Accent 1" w:uiPriority="49"/>
+    <w:lsdException w:name="Grid Table 5 Dark Accent 1" w:uiPriority="50"/>
+    <w:lsdException w:name="Grid Table 6 Colorful Accent 1" w:uiPriority="51"/>
+    <w:lsdException w:name="Grid Table 7 Colorful Accent 1" w:uiPriority="52"/>
+    <w:lsdException w:name="Grid Table 1 Light Accent 2" w:uiPriority="46"/>
+    <w:lsdException w:name="Grid Table 2 Accent 2" w:uiPriority="47"/>
+    <w:lsdException w:name="Grid Table 3 Accent 2" w:uiPriority="48"/>
+    <w:lsdException w:name="Grid Table 4 Accent 2" w:uiPriority="49"/>
+    <w:lsdException w:name="Grid Table 5 Dark Accent 2" w:uiPriority="50"/>
+    <w:lsdException w:name="Grid Table 6 Colorful Accent 2" w:uiPriority="51"/>
+    <w:lsdException w:name="Grid Table 7 Colorful Accent 2" w:uiPriority="52"/>
+    <w:lsdException w:name="Grid Table 1 Light Accent 3" w:uiPriority="46"/>
+    <w:lsdException w:name="Grid Table 2 Accent 3" w:uiPriority="47"/>
+    <w:lsdException w:name="Grid Table 3 Accent 3" w:uiPriority="48"/>
+    <w:lsdException w:name="Grid Table 4 Accent 3" w:uiPriority="49"/>
+    <w:lsdException w:name="Grid Table 5 Dark Accent 3" w:uiPriority="50"/>
+    <w:lsdException w:name="Grid Table 6 Colorful Accent 3" w:uiPriority="51"/>
+    <w:lsdException w:name="Grid Table 7 Colorful Accent 3" w:uiPriority="52"/>
+    <w:lsdException w:name="Grid Table 1 Light Accent 4" w:uiPriority="46"/>
+    <w:lsdException w:name="Grid Table 2 Accent 4" w:uiPriority="47"/>
+    <w:lsdException w:name="Grid Table 3 Accent 4" w:uiPriority="48"/>
+    <w:lsdException w:name="Grid Table 4 Accent 4" w:uiPriority="49"/>
+    <w:lsdException w:name="Grid Table 5 Dark Accent 4" w:uiPriority="50"/>
+    <w:lsdException w:name="Grid Table 6 Colorful Accent 4" w:uiPriority="51"/>
+    <w:lsdException w:name="Grid Table 7 Colorful Accent 4" w:uiPriority="52"/>
+    <w:lsdException w:name="Grid Table 1 Light Accent 5" w:uiPriority="46"/>
+    <w:lsdException w:name="Grid Table 2 Accent 5" w:uiPriority="47"/>
+    <w:lsdException w:name="Grid Table 3 Accent 5" w:uiPriority="48"/>
+    <w:lsdException w:name="Grid Table 4 Accent 5" w:uiPriority="49"/>
+    <w:lsdException w:name="Grid Table 5 Dark Accent 5" w:uiPriority="50"/>
+    <w:lsdException w:name="Grid Table 6 Colorful Accent 5" w:uiPriority="51"/>
+    <w:lsdException w:name="Grid Table 7 Colorful Accent 5" w:uiPriority="52"/>
+    <w:lsdException w:name="Grid Table 1 Light Accent 6" w:uiPriority="46"/>
+    <w:lsdException w:name="Grid Table 2 Accent 6" w:uiPriority="47"/>
+    <w:lsdException w:name="Grid Table 3 Accent 6" w:uiPriority="48"/>
+    <w:lsdException w:name="Grid Table 4 Accent 6" w:uiPriority="49"/>
+    <w:lsdException w:name="Grid Table 5 Dark Accent 6" w:uiPriority="50"/>
+    <w:lsdException w:name="Grid Table 6 Colorful Accent 6" w:uiPriority="51"/>
+    <w:lsdException w:name="Grid Table 7 Colorful Accent 6" w:uiPriority="52"/>
+    <w:lsdException w:name="List Table 1 Light" w:uiPriority="46"/>
+    <w:lsdException w:name="List Table 2" w:uiPriority="47"/>
+    <w:lsdException w:name="List Table 3" w:uiPriority="48"/>
+    <w:lsdException w:name="List Table 4" w:uiPriority="49"/>
+    <w:lsdException w:name="List Table 5 Dark" w:uiPriority="50"/>
+    <w:lsdException w:name="List Table 6 Colorful" w:uiPriority="51"/>
+    <w:lsdException w:name="List Table 7 Colorful" w:uiPriority="52"/>
+    <w:lsdException w:name="List Table 1 Light Accent 1" w:uiPriority="46"/>
+    <w:lsdException w:name="List Table 2 Accent 1" w:uiPriority="47"/>
+    <w:lsdException w:name="List Table 3 Accent 1" w:uiPriority="48"/>
+    <w:lsdException w:name="List Table 4 Accent 1" w:uiPriority="49"/>
+    <w:lsdException w:name="List Table 5 Dark Accent 1" w:uiPriority="50"/>
+    <w:lsdException w:name="List Table 6 Colorful Accent 1" w:uiPriority="51"/>
+    <w:lsdException w:name="List Table 7 Colorful Accent 1" w:uiPriority="52"/>
+    <w:lsdException w:name="List Table 1 Light Accent 2" w:uiPriority="46"/>
+    <w:lsdException w:name="List Table 2 Accent 2" w:uiPriority="47"/>
+    <w:lsdException w:name="List Table 3 Accent 2" w:uiPriority="48"/>
+    <w:lsdException w:name="List Table 4 Accent 2" w:uiPriority="49"/>
+    <w:lsdException w:name="List Table 5 Dark Accent 2" w:uiPriority="50"/>
+    <w:lsdException w:name="List Table 6 Colorful Accent 2" w:uiPriority="51"/>
+    <w:lsdException w:name="List Table 7 Colorful Accent 2" w:uiPriority="52"/>
+    <w:lsdException w:name="List Table 1 Light Accent 3" w:uiPriority="46"/>
+    <w:lsdException w:name="List Table 2 Accent 3" w:uiPriority="47"/>
+    <w:lsdException w:name="List Table 3 Accent 3" w:uiPriority="48"/>
+    <w:lsdException w:name="List Table 4 Accent 3" w:uiPriority="49"/>
+    <w:lsdException w:name="List Table 5 Dark Accent 3" w:uiPriority="50"/>
+    <w:lsdException w:name="List Table 6 Colorful Accent 3" w:uiPriority="51"/>
+    <w:lsdException w:name="List Table 7 Colorful Accent 3" w:uiPriority="52"/>
+    <w:lsdException w:name="List Table 1 Light Accent 4" w:uiPriority="46"/>
+    <w:lsdException w:name="List Table 2 Accent 4" w:uiPriority="47"/>
+    <w:lsdException w:name="List Table 3 Accent 4" w:uiPriority="48"/>
+    <w:lsdException w:name="List Table 4 Accent 4" w:uiPriority="49"/>
+    <w:lsdException w:name="List Table 5 Dark Accent 4" w:uiPriority="50"/>
+    <w:lsdException w:name="List Table 6 Colorful Accent 4" w:uiPriority="51"/>
+    <w:lsdException w:name="List Table 7 Colorful Accent 4" w:uiPriority="52"/>
+    <w:lsdException w:name="List Table 1 Light Accent 5" w:uiPriority="46"/>
+    <w:lsdException w:name="List Table 2 Accent 5" w:uiPriority="47"/>
+    <w:lsdException w:name="List Table 3 Accent 5" w:uiPriority="48"/>
+    <w:lsdException w:name="List Table 4 Accent 5" w:uiPriority="49"/>
+    <w:lsdException w:name="List Table 5 Dark Accent 5" w:uiPriority="50"/>
+    <w:lsdException w:name="List Table 6 Colorful Accent 5" w:uiPriority="51"/>
+    <w:lsdException w:name="List Table 7 Colorful Accent 5" w:uiPriority="52"/>
+    <w:lsdException w:name="List Table 1 Light Accent 6" w:uiPriority="46"/>
+    <w:lsdException w:name="List Table 2 Accent 6" w:uiPriority="47"/>
+    <w:lsdException w:name="List Table 3 Accent 6" w:uiPriority="48"/>
+    <w:lsdException w:name="List Table 4 Accent 6" w:uiPriority="49"/>
+    <w:lsdException w:name="List Table 5 Dark Accent 6" w:uiPriority="50"/>
+    <w:lsdException w:name="List Table 6 Colorful Accent 6" w:uiPriority="51"/>
+    <w:lsdException w:name="List Table 7 Colorful Accent 6" w:uiPriority="52"/>
+    <w:lsdException w:name="Mention" w:semiHidden="1" w:uiPriority="99" w:unhideWhenUsed="1"/>
+    <w:lsdException w:name="Smart Hyperlink" w:semiHidden="1" w:uiPriority="99" w:unhideWhenUsed="1"/>
+    <w:lsdException w:name="Hashtag" w:semiHidden="1" w:uiPriority="99" w:unhideWhenUsed="1"/>
+    <w:lsdException w:name="Unresolved Mention" w:semiHidden="1" w:uiPriority="99" w:unhideWhenUsed="1"/>
+    <w:lsdException w:name="Smart Link" w:semiHidden="1" w:uiPriority="99" w:unhideWhenUsed="1"/>
+  </w:latentStyles>
+  <w:style w:type="paragraph" w:default="1" w:styleId="a">
     <w:name w:val="Normal"/>
     <w:qFormat/>
   </w:style>
-  <w:style w:styleId="BodyText" w:type="paragraph">
-    <w:name w:val="Body Text"/>
-    <w:basedOn w:val="Normal"/>
-    <w:link w:val="BodyTextChar"/>
-    <w:qFormat/>
-    <w:pPr>
-      <w:spacing w:after="180" w:before="180"/>
-    </w:pPr>
-  </w:style>
-  <w:style w:customStyle="1" w:styleId="FirstParagraph" w:type="paragraph">
-    <w:name w:val="First Paragraph"/>
-    <w:basedOn w:val="BodyText"/>
-    <w:next w:val="BodyText"/>
-    <w:qFormat/>
-  </w:style>
-  <w:style w:customStyle="1" w:styleId="Compact" w:type="paragraph">
-    <w:name w:val="Compact"/>
-    <w:basedOn w:val="BodyText"/>
-    <w:qFormat/>
-    <w:pPr>
-      <w:spacing w:after="36" w:before="36"/>
-    </w:pPr>
-  </w:style>
-  <w:style w:styleId="Title" w:type="paragraph">
-    <w:name w:val="Title"/>
-    <w:basedOn w:val="Normal"/>
-    <w:next w:val="BodyText"/>
-    <w:link w:val="TitleChar"/>
-    <w:uiPriority w:val="10"/>
-    <w:qFormat/>
-    <w:rsid w:val="00A10FD9"/>
-    <w:pPr>
-      <w:spacing w:after="80" w:line="240" w:lineRule="auto"/>
-      <w:contextualSpacing/>
-      <w:jc w:val="center"/>
-    </w:pPr>
-    <w:rPr>
-      <w:rFonts w:asciiTheme="majorHAnsi" w:cstheme="majorBidi" w:eastAsiaTheme="majorEastAsia" w:hAnsiTheme="majorHAnsi"/>
-      <w:sz w:val="56"/>
-      <w:szCs w:val="56"/>
-    </w:rPr>
-  </w:style>
-  <w:style w:customStyle="1" w:styleId="TitleChar" w:type="character">
-    <w:name w:val="Title Char"/>
-    <w:basedOn w:val="DefaultParagraphFont"/>
-    <w:link w:val="Title"/>
-    <w:uiPriority w:val="10"/>
-    <w:rsid w:val="00A10FD9"/>
-    <w:rPr>
-      <w:rFonts w:asciiTheme="majorHAnsi" w:cstheme="majorBidi" w:eastAsiaTheme="majorEastAsia" w:hAnsiTheme="majorHAnsi"/>
-      <w:sz w:val="56"/>
-      <w:szCs w:val="56"/>
-    </w:rPr>
-  </w:style>
-  <w:style w:styleId="Subtitle" w:type="paragraph">
-    <w:name w:val="Subtitle"/>
-    <w:basedOn w:val="Title"/>
-    <w:next w:val="BodyText"/>
-    <w:link w:val="SubtitleChar"/>
-    <w:uiPriority w:val="11"/>
-    <w:qFormat/>
-    <w:rsid w:val="00A10FD9"/>
-    <w:pPr>
-      <w:numPr>
-        <w:ilvl w:val="1"/>
-      </w:numPr>
-    </w:pPr>
-    <w:rPr>
-      <w:rFonts w:cstheme="majorBidi" w:eastAsiaTheme="majorEastAsia"/>
-      <w:spacing w:val="15"/>
-      <w:sz w:val="28"/>
-      <w:szCs w:val="28"/>
-    </w:rPr>
-  </w:style>
-  <w:style w:customStyle="1" w:styleId="SubtitleChar" w:type="character">
-    <w:name w:val="Subtitle Char"/>
-    <w:basedOn w:val="DefaultParagraphFont"/>
-    <w:link w:val="Subtitle"/>
-    <w:uiPriority w:val="11"/>
-    <w:rsid w:val="00A10FD9"/>
-    <w:rPr>
-      <w:rFonts w:cstheme="majorBidi" w:eastAsiaTheme="majorEastAsia"/>
-      <w:color w:themeColor="text1" w:themeTint="A6" w:val="595959"/>
-      <w:spacing w:val="15"/>
-      <w:sz w:val="28"/>
-      <w:szCs w:val="28"/>
-    </w:rPr>
-  </w:style>
-  <w:style w:customStyle="1" w:styleId="Author" w:type="paragraph">
-    <w:name w:val="Author"/>
-    <w:basedOn w:val="Title"/>
-    <w:next w:val="BodyText"/>
-    <w:qFormat/>
-    <w:pPr>
-      <w:keepNext/>
-      <w:keepLines/>
-    </w:pPr>
-    <w:rPr>
-      <w:sz w:val="24"/>
-      <w:szCs w:val="24"/>
-    </w:rPr>
-  </w:style>
-  <w:style w:styleId="Date" w:type="paragraph">
-    <w:name w:val="Date"/>
-    <w:basedOn w:val="Title"/>
-    <w:next w:val="BodyText"/>
-    <w:qFormat/>
-    <w:pPr>
-      <w:keepNext/>
-      <w:keepLines/>
-    </w:pPr>
-    <w:rPr>
-      <w:sz w:val="24"/>
-      <w:szCs w:val="24"/>
-    </w:rPr>
-  </w:style>
-  <w:style w:customStyle="1" w:styleId="AbstractTitle" w:type="paragraph">
-    <w:name w:val="Abstract Title"/>
-    <w:basedOn w:val="Normal"/>
-    <w:next w:val="Abstract"/>
-    <w:qFormat/>
-    <w:pPr>
-      <w:keepNext/>
-      <w:keepLines/>
-      <w:spacing w:after="0" w:before="300"/>
-      <w:jc w:val="center"/>
-    </w:pPr>
-    <w:rPr>
-      <w:b/>
-      <w:sz w:val="20"/>
-      <w:szCs w:val="20"/>
-    </w:rPr>
-  </w:style>
-  <w:style w:customStyle="1" w:styleId="Abstract" w:type="paragraph">
-    <w:name w:val="Abstract"/>
-    <w:basedOn w:val="Normal"/>
-    <w:next w:val="BodyText"/>
-    <w:qFormat/>
-    <w:pPr>
-      <w:keepNext/>
-      <w:keepLines/>
-      <w:spacing w:after="300" w:before="100"/>
-    </w:pPr>
-    <w:rPr>
-      <w:sz w:val="20"/>
-      <w:szCs w:val="20"/>
-    </w:rPr>
-  </w:style>
-  <w:style w:styleId="Bibliography" w:type="paragraph">
-    <w:name w:val="Bibliography"/>
-    <w:basedOn w:val="Normal"/>
-    <w:next w:val="Bibliography"/>
-    <w:qFormat/>
-    <w:pPr/>
-    <w:rPr/>
-  </w:style>
-  <w:style w:styleId="Heading1" w:type="paragraph">
+  <w:style w:type="paragraph" w:styleId="1">
     <w:name w:val="heading 1"/>
-    <w:basedOn w:val="Normal"/>
-    <w:next w:val="BodyText"/>
-    <w:link w:val="Heading1Char"/>
+    <w:basedOn w:val="a"/>
+    <w:next w:val="a0"/>
+    <w:link w:val="10"/>
     <w:uiPriority w:val="9"/>
     <w:qFormat/>
     <w:rsid w:val="00A10FD9"/>
     <w:pPr>
       <w:keepNext/>
       <w:keepLines/>
-      <w:spacing w:after="80" w:before="360"/>
+      <w:spacing w:before="360" w:after="80"/>
       <w:outlineLvl w:val="0"/>
     </w:pPr>
     <w:rPr>
-      <w:rFonts w:asciiTheme="majorHAnsi" w:cstheme="majorBidi" w:eastAsiaTheme="majorEastAsia" w:hAnsiTheme="majorHAnsi"/>
-      <w:color w:themeColor="accent1" w:themeShade="BF" w:val="0F4761"/>
+      <w:rFonts w:asciiTheme="majorHAnsi" w:eastAsiaTheme="majorEastAsia" w:hAnsiTheme="majorHAnsi" w:cstheme="majorBidi"/>
+      <w:color w:val="0F4761" w:themeColor="accent1" w:themeShade="BF"/>
       <w:sz w:val="40"/>
       <w:szCs w:val="40"/>
     </w:rPr>
   </w:style>
-  <w:style w:styleId="Heading2" w:type="paragraph">
+  <w:style w:type="paragraph" w:styleId="2">
     <w:name w:val="heading 2"/>
-    <w:basedOn w:val="Normal"/>
-    <w:next w:val="BodyText"/>
-    <w:link w:val="Heading2Char"/>
+    <w:basedOn w:val="a"/>
+    <w:next w:val="a0"/>
+    <w:link w:val="20"/>
     <w:uiPriority w:val="9"/>
     <w:semiHidden/>
     <w:unhideWhenUsed/>
@@ -2773,21 +3057,21 @@
     <w:pPr>
       <w:keepNext/>
       <w:keepLines/>
-      <w:spacing w:after="80" w:before="160"/>
+      <w:spacing w:before="160" w:after="80"/>
       <w:outlineLvl w:val="1"/>
     </w:pPr>
     <w:rPr>
-      <w:rFonts w:asciiTheme="majorHAnsi" w:cstheme="majorBidi" w:eastAsiaTheme="majorEastAsia" w:hAnsiTheme="majorHAnsi"/>
-      <w:color w:themeColor="accent1" w:themeShade="BF" w:val="0F4761"/>
+      <w:rFonts w:asciiTheme="majorHAnsi" w:eastAsiaTheme="majorEastAsia" w:hAnsiTheme="majorHAnsi" w:cstheme="majorBidi"/>
+      <w:color w:val="0F4761" w:themeColor="accent1" w:themeShade="BF"/>
       <w:sz w:val="32"/>
       <w:szCs w:val="32"/>
     </w:rPr>
   </w:style>
-  <w:style w:styleId="Heading3" w:type="paragraph">
+  <w:style w:type="paragraph" w:styleId="3">
     <w:name w:val="heading 3"/>
-    <w:basedOn w:val="Normal"/>
-    <w:next w:val="BodyText"/>
-    <w:link w:val="Heading3Char"/>
+    <w:basedOn w:val="a"/>
+    <w:next w:val="a0"/>
+    <w:link w:val="30"/>
     <w:uiPriority w:val="9"/>
     <w:semiHidden/>
     <w:unhideWhenUsed/>
@@ -2796,21 +3080,21 @@
     <w:pPr>
       <w:keepNext/>
       <w:keepLines/>
-      <w:spacing w:after="80" w:before="160"/>
+      <w:spacing w:before="160" w:after="80"/>
       <w:outlineLvl w:val="2"/>
     </w:pPr>
     <w:rPr>
-      <w:rFonts w:cstheme="majorBidi" w:eastAsiaTheme="majorEastAsia"/>
-      <w:color w:themeColor="accent1" w:themeShade="BF" w:val="0F4761"/>
+      <w:rFonts w:eastAsiaTheme="majorEastAsia" w:cstheme="majorBidi"/>
+      <w:color w:val="0F4761" w:themeColor="accent1" w:themeShade="BF"/>
       <w:sz w:val="28"/>
       <w:szCs w:val="28"/>
     </w:rPr>
   </w:style>
-  <w:style w:styleId="Heading4" w:type="paragraph">
+  <w:style w:type="paragraph" w:styleId="4">
     <w:name w:val="heading 4"/>
-    <w:basedOn w:val="Normal"/>
-    <w:next w:val="BodyText"/>
-    <w:link w:val="Heading4Char"/>
+    <w:basedOn w:val="a"/>
+    <w:next w:val="a0"/>
+    <w:link w:val="40"/>
     <w:uiPriority w:val="9"/>
     <w:semiHidden/>
     <w:unhideWhenUsed/>
@@ -2819,21 +3103,21 @@
     <w:pPr>
       <w:keepNext/>
       <w:keepLines/>
-      <w:spacing w:after="40" w:before="80"/>
+      <w:spacing w:before="80" w:after="40"/>
       <w:outlineLvl w:val="3"/>
     </w:pPr>
     <w:rPr>
-      <w:rFonts w:cstheme="majorBidi" w:eastAsiaTheme="majorEastAsia"/>
+      <w:rFonts w:eastAsiaTheme="majorEastAsia" w:cstheme="majorBidi"/>
       <w:i/>
       <w:iCs/>
-      <w:color w:themeColor="accent1" w:themeShade="BF" w:val="0F4761"/>
-    </w:rPr>
-  </w:style>
-  <w:style w:styleId="Heading5" w:type="paragraph">
+      <w:color w:val="0F4761" w:themeColor="accent1" w:themeShade="BF"/>
+    </w:rPr>
+  </w:style>
+  <w:style w:type="paragraph" w:styleId="5">
     <w:name w:val="heading 5"/>
-    <w:basedOn w:val="Normal"/>
-    <w:next w:val="BodyText"/>
-    <w:link w:val="Heading5Char"/>
+    <w:basedOn w:val="a"/>
+    <w:next w:val="a0"/>
+    <w:link w:val="50"/>
     <w:uiPriority w:val="9"/>
     <w:semiHidden/>
     <w:unhideWhenUsed/>
@@ -2842,19 +3126,19 @@
     <w:pPr>
       <w:keepNext/>
       <w:keepLines/>
-      <w:spacing w:after="40" w:before="80"/>
+      <w:spacing w:before="80" w:after="40"/>
       <w:outlineLvl w:val="4"/>
     </w:pPr>
     <w:rPr>
-      <w:rFonts w:cstheme="majorBidi" w:eastAsiaTheme="majorEastAsia"/>
-      <w:color w:themeColor="accent1" w:themeShade="BF" w:val="0F4761"/>
-    </w:rPr>
-  </w:style>
-  <w:style w:styleId="Heading6" w:type="paragraph">
+      <w:rFonts w:eastAsiaTheme="majorEastAsia" w:cstheme="majorBidi"/>
+      <w:color w:val="0F4761" w:themeColor="accent1" w:themeShade="BF"/>
+    </w:rPr>
+  </w:style>
+  <w:style w:type="paragraph" w:styleId="6">
     <w:name w:val="heading 6"/>
-    <w:basedOn w:val="Normal"/>
-    <w:next w:val="BodyText"/>
-    <w:link w:val="Heading6Char"/>
+    <w:basedOn w:val="a"/>
+    <w:next w:val="a0"/>
+    <w:link w:val="60"/>
     <w:uiPriority w:val="9"/>
     <w:semiHidden/>
     <w:unhideWhenUsed/>
@@ -2863,21 +3147,21 @@
     <w:pPr>
       <w:keepNext/>
       <w:keepLines/>
-      <w:spacing w:after="0" w:before="40"/>
+      <w:spacing w:before="40" w:after="0"/>
       <w:outlineLvl w:val="5"/>
     </w:pPr>
     <w:rPr>
-      <w:rFonts w:cstheme="majorBidi" w:eastAsiaTheme="majorEastAsia"/>
+      <w:rFonts w:eastAsiaTheme="majorEastAsia" w:cstheme="majorBidi"/>
       <w:i/>
       <w:iCs/>
-      <w:color w:themeColor="text1" w:themeTint="A6" w:val="595959"/>
-    </w:rPr>
-  </w:style>
-  <w:style w:styleId="Heading7" w:type="paragraph">
+      <w:color w:val="595959" w:themeColor="text1" w:themeTint="A6"/>
+    </w:rPr>
+  </w:style>
+  <w:style w:type="paragraph" w:styleId="7">
     <w:name w:val="heading 7"/>
-    <w:basedOn w:val="Normal"/>
-    <w:next w:val="BodyText"/>
-    <w:link w:val="Heading7Char"/>
+    <w:basedOn w:val="a"/>
+    <w:next w:val="a0"/>
+    <w:link w:val="70"/>
     <w:uiPriority w:val="9"/>
     <w:semiHidden/>
     <w:unhideWhenUsed/>
@@ -2886,19 +3170,19 @@
     <w:pPr>
       <w:keepNext/>
       <w:keepLines/>
-      <w:spacing w:after="0" w:before="40"/>
+      <w:spacing w:before="40" w:after="0"/>
       <w:outlineLvl w:val="6"/>
     </w:pPr>
     <w:rPr>
-      <w:rFonts w:cstheme="majorBidi" w:eastAsiaTheme="majorEastAsia"/>
-      <w:color w:themeColor="text1" w:themeTint="A6" w:val="595959"/>
-    </w:rPr>
-  </w:style>
-  <w:style w:styleId="Heading8" w:type="paragraph">
+      <w:rFonts w:eastAsiaTheme="majorEastAsia" w:cstheme="majorBidi"/>
+      <w:color w:val="595959" w:themeColor="text1" w:themeTint="A6"/>
+    </w:rPr>
+  </w:style>
+  <w:style w:type="paragraph" w:styleId="8">
     <w:name w:val="heading 8"/>
-    <w:basedOn w:val="Normal"/>
-    <w:next w:val="BodyText"/>
-    <w:link w:val="Heading8Char"/>
+    <w:basedOn w:val="a"/>
+    <w:next w:val="a0"/>
+    <w:link w:val="80"/>
     <w:uiPriority w:val="9"/>
     <w:semiHidden/>
     <w:unhideWhenUsed/>
@@ -2911,17 +3195,17 @@
       <w:outlineLvl w:val="7"/>
     </w:pPr>
     <w:rPr>
-      <w:rFonts w:cstheme="majorBidi" w:eastAsiaTheme="majorEastAsia"/>
+      <w:rFonts w:eastAsiaTheme="majorEastAsia" w:cstheme="majorBidi"/>
       <w:i/>
       <w:iCs/>
-      <w:color w:themeColor="text1" w:themeTint="D8" w:val="272727"/>
-    </w:rPr>
-  </w:style>
-  <w:style w:styleId="Heading9" w:type="paragraph">
+      <w:color w:val="272727" w:themeColor="text1" w:themeTint="D8"/>
+    </w:rPr>
+  </w:style>
+  <w:style w:type="paragraph" w:styleId="9">
     <w:name w:val="heading 9"/>
-    <w:basedOn w:val="Normal"/>
-    <w:next w:val="BodyText"/>
-    <w:link w:val="Heading9Char"/>
+    <w:basedOn w:val="a"/>
+    <w:next w:val="a0"/>
+    <w:link w:val="90"/>
     <w:uiPriority w:val="9"/>
     <w:semiHidden/>
     <w:unhideWhenUsed/>
@@ -2934,193 +3218,365 @@
       <w:outlineLvl w:val="8"/>
     </w:pPr>
     <w:rPr>
-      <w:rFonts w:cstheme="majorBidi" w:eastAsiaTheme="majorEastAsia"/>
-      <w:color w:themeColor="text1" w:themeTint="D8" w:val="272727"/>
-    </w:rPr>
-  </w:style>
-  <w:style w:customStyle="1" w:styleId="Heading1Char" w:type="character">
-    <w:name w:val="Heading 1 Char"/>
-    <w:basedOn w:val="DefaultParagraphFont"/>
-    <w:link w:val="Heading1"/>
+      <w:rFonts w:eastAsiaTheme="majorEastAsia" w:cstheme="majorBidi"/>
+      <w:color w:val="272727" w:themeColor="text1" w:themeTint="D8"/>
+    </w:rPr>
+  </w:style>
+  <w:style w:type="character" w:default="1" w:styleId="a1">
+    <w:name w:val="Default Paragraph Font"/>
+    <w:uiPriority w:val="1"/>
+    <w:semiHidden/>
+    <w:unhideWhenUsed/>
+  </w:style>
+  <w:style w:type="table" w:default="1" w:styleId="a2">
+    <w:name w:val="Normal Table"/>
+    <w:uiPriority w:val="99"/>
+    <w:semiHidden/>
+    <w:unhideWhenUsed/>
+    <w:tblPr>
+      <w:tblInd w:w="0" w:type="dxa"/>
+      <w:tblCellMar>
+        <w:top w:w="0" w:type="dxa"/>
+        <w:left w:w="108" w:type="dxa"/>
+        <w:bottom w:w="0" w:type="dxa"/>
+        <w:right w:w="108" w:type="dxa"/>
+      </w:tblCellMar>
+    </w:tblPr>
+  </w:style>
+  <w:style w:type="numbering" w:default="1" w:styleId="a3">
+    <w:name w:val="No List"/>
+    <w:uiPriority w:val="99"/>
+    <w:semiHidden/>
+    <w:unhideWhenUsed/>
+  </w:style>
+  <w:style w:type="paragraph" w:styleId="a0">
+    <w:name w:val="Body Text"/>
+    <w:basedOn w:val="a"/>
+    <w:qFormat/>
+    <w:pPr>
+      <w:spacing w:before="180" w:after="180"/>
+    </w:pPr>
+  </w:style>
+  <w:style w:type="paragraph" w:customStyle="1" w:styleId="FirstParagraph">
+    <w:name w:val="First Paragraph"/>
+    <w:basedOn w:val="a0"/>
+    <w:next w:val="a0"/>
+    <w:qFormat/>
+  </w:style>
+  <w:style w:type="paragraph" w:customStyle="1" w:styleId="Compact">
+    <w:name w:val="Compact"/>
+    <w:basedOn w:val="a0"/>
+    <w:qFormat/>
+    <w:pPr>
+      <w:spacing w:before="36" w:after="36"/>
+    </w:pPr>
+  </w:style>
+  <w:style w:type="paragraph" w:styleId="a4">
+    <w:name w:val="Title"/>
+    <w:basedOn w:val="a"/>
+    <w:next w:val="a0"/>
+    <w:link w:val="a5"/>
+    <w:uiPriority w:val="10"/>
+    <w:qFormat/>
+    <w:rsid w:val="00A10FD9"/>
+    <w:pPr>
+      <w:spacing w:after="80"/>
+      <w:contextualSpacing/>
+      <w:jc w:val="center"/>
+    </w:pPr>
+    <w:rPr>
+      <w:rFonts w:asciiTheme="majorHAnsi" w:eastAsiaTheme="majorEastAsia" w:hAnsiTheme="majorHAnsi" w:cstheme="majorBidi"/>
+      <w:sz w:val="56"/>
+      <w:szCs w:val="56"/>
+    </w:rPr>
+  </w:style>
+  <w:style w:type="character" w:customStyle="1" w:styleId="a5">
+    <w:name w:val="标题 字符"/>
+    <w:basedOn w:val="a1"/>
+    <w:link w:val="a4"/>
+    <w:uiPriority w:val="10"/>
+    <w:rsid w:val="00A10FD9"/>
+    <w:rPr>
+      <w:rFonts w:asciiTheme="majorHAnsi" w:eastAsiaTheme="majorEastAsia" w:hAnsiTheme="majorHAnsi" w:cstheme="majorBidi"/>
+      <w:sz w:val="56"/>
+      <w:szCs w:val="56"/>
+    </w:rPr>
+  </w:style>
+  <w:style w:type="paragraph" w:styleId="a6">
+    <w:name w:val="Subtitle"/>
+    <w:basedOn w:val="a4"/>
+    <w:next w:val="a0"/>
+    <w:link w:val="a7"/>
+    <w:uiPriority w:val="11"/>
+    <w:qFormat/>
+    <w:rsid w:val="00A10FD9"/>
+    <w:pPr>
+      <w:numPr>
+        <w:ilvl w:val="1"/>
+      </w:numPr>
+    </w:pPr>
+    <w:rPr>
+      <w:spacing w:val="15"/>
+      <w:sz w:val="28"/>
+      <w:szCs w:val="28"/>
+    </w:rPr>
+  </w:style>
+  <w:style w:type="character" w:customStyle="1" w:styleId="a7">
+    <w:name w:val="副标题 字符"/>
+    <w:basedOn w:val="a1"/>
+    <w:link w:val="a6"/>
+    <w:uiPriority w:val="11"/>
+    <w:rsid w:val="00A10FD9"/>
+    <w:rPr>
+      <w:rFonts w:eastAsiaTheme="majorEastAsia" w:cstheme="majorBidi"/>
+      <w:color w:val="595959" w:themeColor="text1" w:themeTint="A6"/>
+      <w:spacing w:val="15"/>
+      <w:sz w:val="28"/>
+      <w:szCs w:val="28"/>
+    </w:rPr>
+  </w:style>
+  <w:style w:type="paragraph" w:customStyle="1" w:styleId="Author">
+    <w:name w:val="Author"/>
+    <w:basedOn w:val="a4"/>
+    <w:next w:val="a0"/>
+    <w:qFormat/>
+    <w:pPr>
+      <w:keepNext/>
+      <w:keepLines/>
+    </w:pPr>
+    <w:rPr>
+      <w:sz w:val="24"/>
+      <w:szCs w:val="24"/>
+    </w:rPr>
+  </w:style>
+  <w:style w:type="paragraph" w:styleId="a8">
+    <w:name w:val="Date"/>
+    <w:basedOn w:val="a4"/>
+    <w:next w:val="a0"/>
+    <w:qFormat/>
+    <w:pPr>
+      <w:keepNext/>
+      <w:keepLines/>
+    </w:pPr>
+    <w:rPr>
+      <w:sz w:val="24"/>
+      <w:szCs w:val="24"/>
+    </w:rPr>
+  </w:style>
+  <w:style w:type="paragraph" w:customStyle="1" w:styleId="AbstractTitle">
+    <w:name w:val="Abstract Title"/>
+    <w:basedOn w:val="a"/>
+    <w:next w:val="Abstract"/>
+    <w:qFormat/>
+    <w:pPr>
+      <w:keepNext/>
+      <w:keepLines/>
+      <w:spacing w:before="300" w:after="0"/>
+      <w:jc w:val="center"/>
+    </w:pPr>
+    <w:rPr>
+      <w:b/>
+      <w:sz w:val="20"/>
+      <w:szCs w:val="20"/>
+    </w:rPr>
+  </w:style>
+  <w:style w:type="paragraph" w:customStyle="1" w:styleId="Abstract">
+    <w:name w:val="Abstract"/>
+    <w:basedOn w:val="a"/>
+    <w:next w:val="a0"/>
+    <w:qFormat/>
+    <w:pPr>
+      <w:keepNext/>
+      <w:keepLines/>
+      <w:spacing w:before="100" w:after="300"/>
+    </w:pPr>
+    <w:rPr>
+      <w:sz w:val="20"/>
+      <w:szCs w:val="20"/>
+    </w:rPr>
+  </w:style>
+  <w:style w:type="paragraph" w:styleId="a9">
+    <w:name w:val="Bibliography"/>
+    <w:basedOn w:val="a"/>
+    <w:qFormat/>
+  </w:style>
+  <w:style w:type="character" w:customStyle="1" w:styleId="10">
+    <w:name w:val="标题 1 字符"/>
+    <w:basedOn w:val="a1"/>
+    <w:link w:val="1"/>
     <w:uiPriority w:val="9"/>
     <w:rsid w:val="00A10FD9"/>
     <w:rPr>
-      <w:rFonts w:asciiTheme="majorHAnsi" w:cstheme="majorBidi" w:eastAsiaTheme="majorEastAsia" w:hAnsiTheme="majorHAnsi"/>
-      <w:color w:themeColor="accent1" w:themeShade="BF" w:val="0F4761"/>
+      <w:rFonts w:asciiTheme="majorHAnsi" w:eastAsiaTheme="majorEastAsia" w:hAnsiTheme="majorHAnsi" w:cstheme="majorBidi"/>
+      <w:color w:val="0F4761" w:themeColor="accent1" w:themeShade="BF"/>
       <w:sz w:val="40"/>
       <w:szCs w:val="40"/>
     </w:rPr>
   </w:style>
-  <w:style w:customStyle="1" w:styleId="Heading2Char" w:type="character">
-    <w:name w:val="Heading 2 Char"/>
-    <w:basedOn w:val="DefaultParagraphFont"/>
-    <w:link w:val="Heading2"/>
+  <w:style w:type="character" w:customStyle="1" w:styleId="20">
+    <w:name w:val="标题 2 字符"/>
+    <w:basedOn w:val="a1"/>
+    <w:link w:val="2"/>
     <w:uiPriority w:val="9"/>
     <w:semiHidden/>
     <w:rsid w:val="00A10FD9"/>
     <w:rPr>
-      <w:rFonts w:asciiTheme="majorHAnsi" w:cstheme="majorBidi" w:eastAsiaTheme="majorEastAsia" w:hAnsiTheme="majorHAnsi"/>
-      <w:color w:themeColor="accent1" w:themeShade="BF" w:val="0F4761"/>
+      <w:rFonts w:asciiTheme="majorHAnsi" w:eastAsiaTheme="majorEastAsia" w:hAnsiTheme="majorHAnsi" w:cstheme="majorBidi"/>
+      <w:color w:val="0F4761" w:themeColor="accent1" w:themeShade="BF"/>
       <w:sz w:val="32"/>
       <w:szCs w:val="32"/>
     </w:rPr>
   </w:style>
-  <w:style w:customStyle="1" w:styleId="Heading3Char" w:type="character">
-    <w:name w:val="Heading 3 Char"/>
-    <w:basedOn w:val="DefaultParagraphFont"/>
-    <w:link w:val="Heading3"/>
+  <w:style w:type="character" w:customStyle="1" w:styleId="30">
+    <w:name w:val="标题 3 字符"/>
+    <w:basedOn w:val="a1"/>
+    <w:link w:val="3"/>
     <w:uiPriority w:val="9"/>
     <w:semiHidden/>
     <w:rsid w:val="00A10FD9"/>
     <w:rPr>
-      <w:rFonts w:cstheme="majorBidi" w:eastAsiaTheme="majorEastAsia"/>
-      <w:color w:themeColor="accent1" w:themeShade="BF" w:val="0F4761"/>
+      <w:rFonts w:eastAsiaTheme="majorEastAsia" w:cstheme="majorBidi"/>
+      <w:color w:val="0F4761" w:themeColor="accent1" w:themeShade="BF"/>
       <w:sz w:val="28"/>
       <w:szCs w:val="28"/>
     </w:rPr>
   </w:style>
-  <w:style w:customStyle="1" w:styleId="Heading4Char" w:type="character">
-    <w:name w:val="Heading 4 Char"/>
-    <w:basedOn w:val="DefaultParagraphFont"/>
-    <w:link w:val="Heading4"/>
+  <w:style w:type="character" w:customStyle="1" w:styleId="40">
+    <w:name w:val="标题 4 字符"/>
+    <w:basedOn w:val="a1"/>
+    <w:link w:val="4"/>
     <w:uiPriority w:val="9"/>
     <w:semiHidden/>
     <w:rsid w:val="00A10FD9"/>
     <w:rPr>
-      <w:rFonts w:cstheme="majorBidi" w:eastAsiaTheme="majorEastAsia"/>
+      <w:rFonts w:eastAsiaTheme="majorEastAsia" w:cstheme="majorBidi"/>
       <w:i/>
       <w:iCs/>
-      <w:color w:themeColor="accent1" w:themeShade="BF" w:val="0F4761"/>
-    </w:rPr>
-  </w:style>
-  <w:style w:customStyle="1" w:styleId="Heading5Char" w:type="character">
-    <w:name w:val="Heading 5 Char"/>
-    <w:basedOn w:val="DefaultParagraphFont"/>
-    <w:link w:val="Heading5"/>
+      <w:color w:val="0F4761" w:themeColor="accent1" w:themeShade="BF"/>
+    </w:rPr>
+  </w:style>
+  <w:style w:type="character" w:customStyle="1" w:styleId="50">
+    <w:name w:val="标题 5 字符"/>
+    <w:basedOn w:val="a1"/>
+    <w:link w:val="5"/>
     <w:uiPriority w:val="9"/>
     <w:semiHidden/>
     <w:rsid w:val="00A10FD9"/>
     <w:rPr>
-      <w:rFonts w:cstheme="majorBidi" w:eastAsiaTheme="majorEastAsia"/>
-      <w:color w:themeColor="accent1" w:themeShade="BF" w:val="0F4761"/>
-    </w:rPr>
-  </w:style>
-  <w:style w:customStyle="1" w:styleId="Heading6Char" w:type="character">
-    <w:name w:val="Heading 6 Char"/>
-    <w:basedOn w:val="DefaultParagraphFont"/>
-    <w:link w:val="Heading6"/>
+      <w:rFonts w:eastAsiaTheme="majorEastAsia" w:cstheme="majorBidi"/>
+      <w:color w:val="0F4761" w:themeColor="accent1" w:themeShade="BF"/>
+    </w:rPr>
+  </w:style>
+  <w:style w:type="character" w:customStyle="1" w:styleId="60">
+    <w:name w:val="标题 6 字符"/>
+    <w:basedOn w:val="a1"/>
+    <w:link w:val="6"/>
     <w:uiPriority w:val="9"/>
     <w:semiHidden/>
     <w:rsid w:val="00A10FD9"/>
     <w:rPr>
-      <w:rFonts w:cstheme="majorBidi" w:eastAsiaTheme="majorEastAsia"/>
+      <w:rFonts w:eastAsiaTheme="majorEastAsia" w:cstheme="majorBidi"/>
       <w:i/>
       <w:iCs/>
-      <w:color w:themeColor="text1" w:themeTint="A6" w:val="595959"/>
-    </w:rPr>
-  </w:style>
-  <w:style w:customStyle="1" w:styleId="Heading7Char" w:type="character">
-    <w:name w:val="Heading 7 Char"/>
-    <w:basedOn w:val="DefaultParagraphFont"/>
-    <w:link w:val="Heading7"/>
+      <w:color w:val="595959" w:themeColor="text1" w:themeTint="A6"/>
+    </w:rPr>
+  </w:style>
+  <w:style w:type="character" w:customStyle="1" w:styleId="70">
+    <w:name w:val="标题 7 字符"/>
+    <w:basedOn w:val="a1"/>
+    <w:link w:val="7"/>
     <w:uiPriority w:val="9"/>
     <w:semiHidden/>
     <w:rsid w:val="00A10FD9"/>
     <w:rPr>
-      <w:rFonts w:cstheme="majorBidi" w:eastAsiaTheme="majorEastAsia"/>
-      <w:color w:themeColor="text1" w:themeTint="A6" w:val="595959"/>
-    </w:rPr>
-  </w:style>
-  <w:style w:customStyle="1" w:styleId="Heading8Char" w:type="character">
-    <w:name w:val="Heading 8 Char"/>
-    <w:basedOn w:val="DefaultParagraphFont"/>
-    <w:link w:val="Heading8"/>
+      <w:rFonts w:eastAsiaTheme="majorEastAsia" w:cstheme="majorBidi"/>
+      <w:color w:val="595959" w:themeColor="text1" w:themeTint="A6"/>
+    </w:rPr>
+  </w:style>
+  <w:style w:type="character" w:customStyle="1" w:styleId="80">
+    <w:name w:val="标题 8 字符"/>
+    <w:basedOn w:val="a1"/>
+    <w:link w:val="8"/>
     <w:uiPriority w:val="9"/>
     <w:semiHidden/>
     <w:rsid w:val="00A10FD9"/>
     <w:rPr>
-      <w:rFonts w:cstheme="majorBidi" w:eastAsiaTheme="majorEastAsia"/>
+      <w:rFonts w:eastAsiaTheme="majorEastAsia" w:cstheme="majorBidi"/>
       <w:i/>
       <w:iCs/>
-      <w:color w:themeColor="text1" w:themeTint="D8" w:val="272727"/>
-    </w:rPr>
-  </w:style>
-  <w:style w:customStyle="1" w:styleId="Heading9Char" w:type="character">
-    <w:name w:val="Heading 9 Char"/>
-    <w:basedOn w:val="DefaultParagraphFont"/>
-    <w:link w:val="Heading9"/>
+      <w:color w:val="272727" w:themeColor="text1" w:themeTint="D8"/>
+    </w:rPr>
+  </w:style>
+  <w:style w:type="character" w:customStyle="1" w:styleId="90">
+    <w:name w:val="标题 9 字符"/>
+    <w:basedOn w:val="a1"/>
+    <w:link w:val="9"/>
     <w:uiPriority w:val="9"/>
     <w:semiHidden/>
     <w:rsid w:val="00A10FD9"/>
     <w:rPr>
-      <w:rFonts w:cstheme="majorBidi" w:eastAsiaTheme="majorEastAsia"/>
-      <w:color w:themeColor="text1" w:themeTint="D8" w:val="272727"/>
-    </w:rPr>
-  </w:style>
-  <w:style w:styleId="BlockText" w:type="paragraph">
+      <w:rFonts w:eastAsiaTheme="majorEastAsia" w:cstheme="majorBidi"/>
+      <w:color w:val="272727" w:themeColor="text1" w:themeTint="D8"/>
+    </w:rPr>
+  </w:style>
+  <w:style w:type="paragraph" w:styleId="aa">
     <w:name w:val="Block Text"/>
-    <w:basedOn w:val="BodyText"/>
-    <w:next w:val="BodyText"/>
+    <w:basedOn w:val="a0"/>
+    <w:next w:val="a0"/>
     <w:uiPriority w:val="9"/>
     <w:unhideWhenUsed/>
     <w:qFormat/>
     <w:pPr>
-      <w:spacing w:after="100" w:before="100"/>
-      <w:ind w:firstLine="0" w:left="480" w:right="480"/>
+      <w:spacing w:before="100" w:after="100"/>
+      <w:ind w:left="480" w:right="480"/>
     </w:pPr>
   </w:style>
-  <w:style w:styleId="FootnoteText" w:type="paragraph">
-    <w:name w:val="Footnote Text"/>
-    <w:basedOn w:val="Normal"/>
-    <w:next w:val="FootnoteText"/>
+  <w:style w:type="paragraph" w:styleId="ab">
+    <w:name w:val="footnote text"/>
+    <w:basedOn w:val="a"/>
     <w:uiPriority w:val="9"/>
     <w:unhideWhenUsed/>
     <w:qFormat/>
   </w:style>
-  <w:style w:styleId="FootnoteBlockText" w:type="paragraph">
+  <w:style w:type="paragraph" w:customStyle="1" w:styleId="FootnoteBlockText">
     <w:name w:val="Footnote Block Text"/>
-    <w:basedOn w:val="FootnoteText"/>
-    <w:next w:val="FootnoteText"/>
+    <w:basedOn w:val="ab"/>
+    <w:next w:val="ab"/>
     <w:uiPriority w:val="9"/>
     <w:unhideWhenUsed/>
     <w:qFormat/>
     <w:pPr>
-      <w:spacing w:after="100" w:before="100"/>
-      <w:ind w:firstLine="0" w:left="480" w:right="480"/>
+      <w:spacing w:before="100" w:after="100"/>
+      <w:ind w:left="480" w:right="480"/>
     </w:pPr>
   </w:style>
-  <w:style w:default="1" w:styleId="DefaultParagraphFont" w:type="character">
-    <w:name w:val="Default Paragraph Font"/>
-    <w:semiHidden/>
-    <w:unhideWhenUsed/>
-  </w:style>
-  <w:style w:default="1" w:styleId="Table" w:type="table">
+  <w:style w:type="table" w:customStyle="1" w:styleId="Table">
     <w:name w:val="Table"/>
-    <w:basedOn w:val="TableNormal"/>
     <w:semiHidden/>
     <w:unhideWhenUsed/>
     <w:qFormat/>
     <w:tblPr>
-      <w:tblInd w:type="dxa" w:w="0"/>
+      <w:tblInd w:w="0" w:type="dxa"/>
       <w:tblCellMar>
-        <w:top w:type="dxa" w:w="0"/>
-        <w:left w:type="dxa" w:w="108"/>
-        <w:bottom w:type="dxa" w:w="0"/>
-        <w:right w:type="dxa" w:w="108"/>
+        <w:top w:w="0" w:type="dxa"/>
+        <w:left w:w="108" w:type="dxa"/>
+        <w:bottom w:w="0" w:type="dxa"/>
+        <w:right w:w="108" w:type="dxa"/>
       </w:tblCellMar>
     </w:tblPr>
     <w:tblStylePr w:type="firstRow">
+      <w:tblPr/>
       <w:tcPr>
         <w:tcBorders>
-          <w:bottom w:val="single"/>
+          <w:bottom w:val="single" w:sz="0" w:space="0" w:color="auto"/>
         </w:tcBorders>
         <w:vAlign w:val="bottom"/>
       </w:tcPr>
     </w:tblStylePr>
   </w:style>
-  <w:style w:customStyle="1" w:styleId="DefinitionTerm" w:type="paragraph">
+  <w:style w:type="paragraph" w:customStyle="1" w:styleId="DefinitionTerm">
     <w:name w:val="Definition Term"/>
-    <w:basedOn w:val="Normal"/>
+    <w:basedOn w:val="a"/>
     <w:next w:val="Definition"/>
     <w:pPr>
       <w:keepNext/>
@@ -3131,78 +3587,79 @@
       <w:b/>
     </w:rPr>
   </w:style>
-  <w:style w:customStyle="1" w:styleId="Definition" w:type="paragraph">
+  <w:style w:type="paragraph" w:customStyle="1" w:styleId="Definition">
     <w:name w:val="Definition"/>
-    <w:basedOn w:val="Normal"/>
-  </w:style>
-  <w:style w:styleId="Caption" w:type="paragraph">
-    <w:name w:val="Caption"/>
-    <w:basedOn w:val="Normal"/>
-    <w:link w:val="BodyTextChar"/>
+    <w:basedOn w:val="a"/>
+  </w:style>
+  <w:style w:type="paragraph" w:styleId="ac">
+    <w:name w:val="caption"/>
+    <w:basedOn w:val="a"/>
+    <w:link w:val="ad"/>
     <w:pPr>
-      <w:spacing w:after="120" w:before="0"/>
+      <w:spacing w:after="120"/>
     </w:pPr>
     <w:rPr>
       <w:i/>
     </w:rPr>
   </w:style>
-  <w:style w:customStyle="1" w:styleId="TableCaption" w:type="paragraph">
+  <w:style w:type="paragraph" w:customStyle="1" w:styleId="TableCaption">
     <w:name w:val="Table Caption"/>
-    <w:basedOn w:val="Caption"/>
+    <w:basedOn w:val="ac"/>
     <w:pPr>
       <w:keepNext/>
     </w:pPr>
   </w:style>
-  <w:style w:customStyle="1" w:styleId="ImageCaption" w:type="paragraph">
+  <w:style w:type="paragraph" w:customStyle="1" w:styleId="ImageCaption">
     <w:name w:val="Image Caption"/>
-    <w:basedOn w:val="Caption"/>
-  </w:style>
-  <w:style w:customStyle="1" w:styleId="Figure" w:type="paragraph">
+    <w:basedOn w:val="ac"/>
+  </w:style>
+  <w:style w:type="paragraph" w:customStyle="1" w:styleId="Figure">
     <w:name w:val="Figure"/>
-    <w:basedOn w:val="Normal"/>
-  </w:style>
-  <w:style w:customStyle="1" w:styleId="CaptionedFigure" w:type="paragraph">
+    <w:basedOn w:val="a"/>
+  </w:style>
+  <w:style w:type="paragraph" w:customStyle="1" w:styleId="CaptionedFigure">
     <w:name w:val="Captioned Figure"/>
     <w:basedOn w:val="Figure"/>
     <w:pPr>
       <w:keepNext/>
     </w:pPr>
   </w:style>
-  <w:style w:customStyle="1" w:styleId="BodyTextChar" w:type="character">
-    <w:name w:val="Body Text Char"/>
-    <w:basedOn w:val="DefaultParagraphFont"/>
-    <w:link w:val="BodyText"/>
-  </w:style>
-  <w:style w:customStyle="1" w:styleId="VerbatimChar" w:type="character">
+  <w:style w:type="character" w:customStyle="1" w:styleId="ad">
+    <w:name w:val="题注 字符"/>
+    <w:basedOn w:val="a1"/>
+    <w:link w:val="ac"/>
+  </w:style>
+  <w:style w:type="character" w:customStyle="1" w:styleId="VerbatimChar">
     <w:name w:val="Verbatim Char"/>
-    <w:basedOn w:val="BodyTextChar"/>
+    <w:basedOn w:val="ad"/>
+    <w:link w:val="SourceCode"/>
     <w:rPr>
       <w:rFonts w:ascii="Consolas" w:hAnsi="Consolas"/>
       <w:sz w:val="22"/>
     </w:rPr>
   </w:style>
-  <w:style w:customStyle="1" w:styleId="SectionNumber" w:type="character">
+  <w:style w:type="character" w:customStyle="1" w:styleId="SectionNumber">
     <w:name w:val="Section Number"/>
-    <w:basedOn w:val="BodyTextChar"/>
-  </w:style>
-  <w:style w:styleId="FootnoteReference" w:type="character">
-    <w:name w:val="Footnote Reference"/>
-    <w:basedOn w:val="BodyTextChar"/>
+    <w:basedOn w:val="ad"/>
+  </w:style>
+  <w:style w:type="character" w:styleId="ae">
+    <w:name w:val="footnote reference"/>
+    <w:basedOn w:val="ad"/>
     <w:rPr>
       <w:vertAlign w:val="superscript"/>
     </w:rPr>
   </w:style>
-  <w:style w:styleId="Hyperlink" w:type="character">
+  <w:style w:type="character" w:styleId="af">
     <w:name w:val="Hyperlink"/>
-    <w:basedOn w:val="BodyTextChar"/>
-    <w:rPr>
-      <w:color w:themeColor="accent1" w:val="4F81BD"/>
-    </w:rPr>
-  </w:style>
-  <w:style w:styleId="TOCHeading" w:type="paragraph">
+    <w:basedOn w:val="ad"/>
+    <w:rPr>
+      <w:color w:val="156082" w:themeColor="accent1"/>
+    </w:rPr>
+  </w:style>
+  <w:style w:type="paragraph" w:styleId="TOC">
     <w:name w:val="TOC Heading"/>
-    <w:basedOn w:val="Heading1"/>
-    <w:next w:val="BodyText"/>
+    <w:basedOn w:val="1"/>
+    <w:next w:val="a0"/>
     <w:uiPriority w:val="39"/>
     <w:unhideWhenUsed/>
     <w:qFormat/>
@@ -3210,246 +3667,360 @@
       <w:spacing w:before="240" w:line="259" w:lineRule="auto"/>
       <w:outlineLvl w:val="9"/>
     </w:pPr>
-    <w:rPr>
-      <w:rFonts w:asciiTheme="majorHAnsi" w:cstheme="majorBidi" w:eastAsiaTheme="majorEastAsia" w:hAnsiTheme="majorHAnsi"/>
-      <w:b w:val="0"/>
-      <w:bCs w:val="0"/>
-      <w:color w:themeColor="accent1" w:themeShade="BF" w:val="365F91"/>
-    </w:rPr>
   </w:style>
   <w:style w:type="paragraph" w:customStyle="1" w:styleId="SourceCode">
     <w:name w:val="Source Code"/>
-    <w:basedOn w:val="Normal"/>
+    <w:basedOn w:val="a"/>
     <w:link w:val="VerbatimChar"/>
     <w:pPr>
-      <w:wordWrap w:val="off"/>
+      <w:wordWrap w:val="0"/>
     </w:pPr>
   </w:style>
   <w:style w:type="character" w:customStyle="1" w:styleId="KeywordTok">
     <w:name w:val="KeywordTok"/>
     <w:basedOn w:val="VerbatimChar"/>
     <w:rPr>
+      <w:rFonts w:ascii="Consolas" w:hAnsi="Consolas"/>
       <w:b/>
       <w:color w:val="007020"/>
+      <w:sz w:val="22"/>
     </w:rPr>
   </w:style>
   <w:style w:type="character" w:customStyle="1" w:styleId="DataTypeTok">
     <w:name w:val="DataTypeTok"/>
     <w:basedOn w:val="VerbatimChar"/>
     <w:rPr>
+      <w:rFonts w:ascii="Consolas" w:hAnsi="Consolas"/>
       <w:color w:val="902000"/>
+      <w:sz w:val="22"/>
     </w:rPr>
   </w:style>
   <w:style w:type="character" w:customStyle="1" w:styleId="DecValTok">
     <w:name w:val="DecValTok"/>
     <w:basedOn w:val="VerbatimChar"/>
     <w:rPr>
-      <w:color w:val="40a070"/>
+      <w:rFonts w:ascii="Consolas" w:hAnsi="Consolas"/>
+      <w:color w:val="40A070"/>
+      <w:sz w:val="22"/>
     </w:rPr>
   </w:style>
   <w:style w:type="character" w:customStyle="1" w:styleId="BaseNTok">
     <w:name w:val="BaseNTok"/>
     <w:basedOn w:val="VerbatimChar"/>
     <w:rPr>
-      <w:color w:val="40a070"/>
+      <w:rFonts w:ascii="Consolas" w:hAnsi="Consolas"/>
+      <w:color w:val="40A070"/>
+      <w:sz w:val="22"/>
     </w:rPr>
   </w:style>
   <w:style w:type="character" w:customStyle="1" w:styleId="FloatTok">
     <w:name w:val="FloatTok"/>
     <w:basedOn w:val="VerbatimChar"/>
     <w:rPr>
-      <w:color w:val="40a070"/>
+      <w:rFonts w:ascii="Consolas" w:hAnsi="Consolas"/>
+      <w:color w:val="40A070"/>
+      <w:sz w:val="22"/>
     </w:rPr>
   </w:style>
   <w:style w:type="character" w:customStyle="1" w:styleId="ConstantTok">
     <w:name w:val="ConstantTok"/>
     <w:basedOn w:val="VerbatimChar"/>
     <w:rPr>
+      <w:rFonts w:ascii="Consolas" w:hAnsi="Consolas"/>
       <w:color w:val="880000"/>
+      <w:sz w:val="22"/>
     </w:rPr>
   </w:style>
   <w:style w:type="character" w:customStyle="1" w:styleId="CharTok">
     <w:name w:val="CharTok"/>
     <w:basedOn w:val="VerbatimChar"/>
     <w:rPr>
-      <w:color w:val="4070a0"/>
+      <w:rFonts w:ascii="Consolas" w:hAnsi="Consolas"/>
+      <w:color w:val="4070A0"/>
+      <w:sz w:val="22"/>
     </w:rPr>
   </w:style>
   <w:style w:type="character" w:customStyle="1" w:styleId="SpecialCharTok">
     <w:name w:val="SpecialCharTok"/>
     <w:basedOn w:val="VerbatimChar"/>
     <w:rPr>
-      <w:color w:val="4070a0"/>
+      <w:rFonts w:ascii="Consolas" w:hAnsi="Consolas"/>
+      <w:color w:val="4070A0"/>
+      <w:sz w:val="22"/>
     </w:rPr>
   </w:style>
   <w:style w:type="character" w:customStyle="1" w:styleId="StringTok">
     <w:name w:val="StringTok"/>
     <w:basedOn w:val="VerbatimChar"/>
     <w:rPr>
-      <w:color w:val="4070a0"/>
+      <w:rFonts w:ascii="Consolas" w:hAnsi="Consolas"/>
+      <w:color w:val="4070A0"/>
+      <w:sz w:val="22"/>
     </w:rPr>
   </w:style>
   <w:style w:type="character" w:customStyle="1" w:styleId="VerbatimStringTok">
     <w:name w:val="VerbatimStringTok"/>
     <w:basedOn w:val="VerbatimChar"/>
     <w:rPr>
-      <w:color w:val="4070a0"/>
+      <w:rFonts w:ascii="Consolas" w:hAnsi="Consolas"/>
+      <w:color w:val="4070A0"/>
+      <w:sz w:val="22"/>
     </w:rPr>
   </w:style>
   <w:style w:type="character" w:customStyle="1" w:styleId="SpecialStringTok">
     <w:name w:val="SpecialStringTok"/>
     <w:basedOn w:val="VerbatimChar"/>
     <w:rPr>
-      <w:color w:val="bb6688"/>
+      <w:rFonts w:ascii="Consolas" w:hAnsi="Consolas"/>
+      <w:color w:val="BB6688"/>
+      <w:sz w:val="22"/>
     </w:rPr>
   </w:style>
   <w:style w:type="character" w:customStyle="1" w:styleId="ImportTok">
     <w:name w:val="ImportTok"/>
     <w:basedOn w:val="VerbatimChar"/>
     <w:rPr>
+      <w:rFonts w:ascii="Consolas" w:hAnsi="Consolas"/>
       <w:b/>
       <w:color w:val="008000"/>
+      <w:sz w:val="22"/>
     </w:rPr>
   </w:style>
   <w:style w:type="character" w:customStyle="1" w:styleId="CommentTok">
     <w:name w:val="CommentTok"/>
     <w:basedOn w:val="VerbatimChar"/>
     <w:rPr>
+      <w:rFonts w:ascii="Consolas" w:hAnsi="Consolas"/>
       <w:i/>
-      <w:color w:val="60a0b0"/>
+      <w:color w:val="60A0B0"/>
+      <w:sz w:val="22"/>
     </w:rPr>
   </w:style>
   <w:style w:type="character" w:customStyle="1" w:styleId="DocumentationTok">
     <w:name w:val="DocumentationTok"/>
     <w:basedOn w:val="VerbatimChar"/>
     <w:rPr>
+      <w:rFonts w:ascii="Consolas" w:hAnsi="Consolas"/>
       <w:i/>
-      <w:color w:val="ba2121"/>
+      <w:color w:val="BA2121"/>
+      <w:sz w:val="22"/>
     </w:rPr>
   </w:style>
   <w:style w:type="character" w:customStyle="1" w:styleId="AnnotationTok">
     <w:name w:val="AnnotationTok"/>
     <w:basedOn w:val="VerbatimChar"/>
     <w:rPr>
+      <w:rFonts w:ascii="Consolas" w:hAnsi="Consolas"/>
       <w:b/>
       <w:i/>
-      <w:color w:val="60a0b0"/>
+      <w:color w:val="60A0B0"/>
+      <w:sz w:val="22"/>
     </w:rPr>
   </w:style>
   <w:style w:type="character" w:customStyle="1" w:styleId="CommentVarTok">
     <w:name w:val="CommentVarTok"/>
     <w:basedOn w:val="VerbatimChar"/>
     <w:rPr>
+      <w:rFonts w:ascii="Consolas" w:hAnsi="Consolas"/>
       <w:b/>
       <w:i/>
-      <w:color w:val="60a0b0"/>
+      <w:color w:val="60A0B0"/>
+      <w:sz w:val="22"/>
     </w:rPr>
   </w:style>
   <w:style w:type="character" w:customStyle="1" w:styleId="OtherTok">
     <w:name w:val="OtherTok"/>
     <w:basedOn w:val="VerbatimChar"/>
     <w:rPr>
+      <w:rFonts w:ascii="Consolas" w:hAnsi="Consolas"/>
       <w:color w:val="007020"/>
+      <w:sz w:val="22"/>
     </w:rPr>
   </w:style>
   <w:style w:type="character" w:customStyle="1" w:styleId="FunctionTok">
     <w:name w:val="FunctionTok"/>
     <w:basedOn w:val="VerbatimChar"/>
     <w:rPr>
-      <w:color w:val="06287e"/>
+      <w:rFonts w:ascii="Consolas" w:hAnsi="Consolas"/>
+      <w:color w:val="06287E"/>
+      <w:sz w:val="22"/>
     </w:rPr>
   </w:style>
   <w:style w:type="character" w:customStyle="1" w:styleId="VariableTok">
     <w:name w:val="VariableTok"/>
     <w:basedOn w:val="VerbatimChar"/>
     <w:rPr>
-      <w:color w:val="19177c"/>
+      <w:rFonts w:ascii="Consolas" w:hAnsi="Consolas"/>
+      <w:color w:val="19177C"/>
+      <w:sz w:val="22"/>
     </w:rPr>
   </w:style>
   <w:style w:type="character" w:customStyle="1" w:styleId="ControlFlowTok">
     <w:name w:val="ControlFlowTok"/>
     <w:basedOn w:val="VerbatimChar"/>
     <w:rPr>
+      <w:rFonts w:ascii="Consolas" w:hAnsi="Consolas"/>
       <w:b/>
       <w:color w:val="007020"/>
+      <w:sz w:val="22"/>
     </w:rPr>
   </w:style>
   <w:style w:type="character" w:customStyle="1" w:styleId="OperatorTok">
     <w:name w:val="OperatorTok"/>
     <w:basedOn w:val="VerbatimChar"/>
     <w:rPr>
+      <w:rFonts w:ascii="Consolas" w:hAnsi="Consolas"/>
       <w:color w:val="666666"/>
+      <w:sz w:val="22"/>
     </w:rPr>
   </w:style>
   <w:style w:type="character" w:customStyle="1" w:styleId="BuiltInTok">
     <w:name w:val="BuiltInTok"/>
     <w:basedOn w:val="VerbatimChar"/>
     <w:rPr>
+      <w:rFonts w:ascii="Consolas" w:hAnsi="Consolas"/>
       <w:color w:val="008000"/>
+      <w:sz w:val="22"/>
     </w:rPr>
   </w:style>
   <w:style w:type="character" w:customStyle="1" w:styleId="ExtensionTok">
     <w:name w:val="ExtensionTok"/>
     <w:basedOn w:val="VerbatimChar"/>
-    <w:rPr/>
+    <w:rPr>
+      <w:rFonts w:ascii="Consolas" w:hAnsi="Consolas"/>
+      <w:sz w:val="22"/>
+    </w:rPr>
   </w:style>
   <w:style w:type="character" w:customStyle="1" w:styleId="PreprocessorTok">
     <w:name w:val="PreprocessorTok"/>
     <w:basedOn w:val="VerbatimChar"/>
     <w:rPr>
-      <w:color w:val="bc7a00"/>
+      <w:rFonts w:ascii="Consolas" w:hAnsi="Consolas"/>
+      <w:color w:val="BC7A00"/>
+      <w:sz w:val="22"/>
     </w:rPr>
   </w:style>
   <w:style w:type="character" w:customStyle="1" w:styleId="AttributeTok">
     <w:name w:val="AttributeTok"/>
     <w:basedOn w:val="VerbatimChar"/>
     <w:rPr>
-      <w:color w:val="7d9029"/>
+      <w:rFonts w:ascii="Consolas" w:hAnsi="Consolas"/>
+      <w:color w:val="7D9029"/>
+      <w:sz w:val="22"/>
     </w:rPr>
   </w:style>
   <w:style w:type="character" w:customStyle="1" w:styleId="RegionMarkerTok">
     <w:name w:val="RegionMarkerTok"/>
     <w:basedOn w:val="VerbatimChar"/>
-    <w:rPr/>
+    <w:rPr>
+      <w:rFonts w:ascii="Consolas" w:hAnsi="Consolas"/>
+      <w:sz w:val="22"/>
+    </w:rPr>
   </w:style>
   <w:style w:type="character" w:customStyle="1" w:styleId="InformationTok">
     <w:name w:val="InformationTok"/>
     <w:basedOn w:val="VerbatimChar"/>
     <w:rPr>
+      <w:rFonts w:ascii="Consolas" w:hAnsi="Consolas"/>
       <w:b/>
       <w:i/>
-      <w:color w:val="60a0b0"/>
+      <w:color w:val="60A0B0"/>
+      <w:sz w:val="22"/>
     </w:rPr>
   </w:style>
   <w:style w:type="character" w:customStyle="1" w:styleId="WarningTok">
     <w:name w:val="WarningTok"/>
     <w:basedOn w:val="VerbatimChar"/>
     <w:rPr>
+      <w:rFonts w:ascii="Consolas" w:hAnsi="Consolas"/>
       <w:b/>
       <w:i/>
-      <w:color w:val="60a0b0"/>
+      <w:color w:val="60A0B0"/>
+      <w:sz w:val="22"/>
     </w:rPr>
   </w:style>
   <w:style w:type="character" w:customStyle="1" w:styleId="AlertTok">
     <w:name w:val="AlertTok"/>
     <w:basedOn w:val="VerbatimChar"/>
     <w:rPr>
+      <w:rFonts w:ascii="Consolas" w:hAnsi="Consolas"/>
       <w:b/>
-      <w:color w:val="ff0000"/>
+      <w:color w:val="FF0000"/>
+      <w:sz w:val="22"/>
     </w:rPr>
   </w:style>
   <w:style w:type="character" w:customStyle="1" w:styleId="ErrorTok">
     <w:name w:val="ErrorTok"/>
     <w:basedOn w:val="VerbatimChar"/>
     <w:rPr>
+      <w:rFonts w:ascii="Consolas" w:hAnsi="Consolas"/>
       <w:b/>
-      <w:color w:val="ff0000"/>
+      <w:color w:val="FF0000"/>
+      <w:sz w:val="22"/>
     </w:rPr>
   </w:style>
   <w:style w:type="character" w:customStyle="1" w:styleId="NormalTok">
     <w:name w:val="NormalTok"/>
     <w:basedOn w:val="VerbatimChar"/>
-    <w:rPr/>
+    <w:rPr>
+      <w:rFonts w:ascii="Consolas" w:hAnsi="Consolas"/>
+      <w:sz w:val="22"/>
+    </w:rPr>
+  </w:style>
+  <w:style w:type="paragraph" w:styleId="af0">
+    <w:name w:val="header"/>
+    <w:basedOn w:val="a"/>
+    <w:link w:val="af1"/>
+    <w:rsid w:val="00FA2878"/>
+    <w:pPr>
+      <w:tabs>
+        <w:tab w:val="center" w:pos="4153"/>
+        <w:tab w:val="right" w:pos="8306"/>
+      </w:tabs>
+      <w:snapToGrid w:val="0"/>
+      <w:jc w:val="center"/>
+    </w:pPr>
+    <w:rPr>
+      <w:sz w:val="18"/>
+      <w:szCs w:val="18"/>
+    </w:rPr>
+  </w:style>
+  <w:style w:type="character" w:customStyle="1" w:styleId="af1">
+    <w:name w:val="页眉 字符"/>
+    <w:basedOn w:val="a1"/>
+    <w:link w:val="af0"/>
+    <w:rsid w:val="00FA2878"/>
+    <w:rPr>
+      <w:sz w:val="18"/>
+      <w:szCs w:val="18"/>
+    </w:rPr>
+  </w:style>
+  <w:style w:type="paragraph" w:styleId="af2">
+    <w:name w:val="footer"/>
+    <w:basedOn w:val="a"/>
+    <w:link w:val="af3"/>
+    <w:rsid w:val="00FA2878"/>
+    <w:pPr>
+      <w:tabs>
+        <w:tab w:val="center" w:pos="4153"/>
+        <w:tab w:val="right" w:pos="8306"/>
+      </w:tabs>
+      <w:snapToGrid w:val="0"/>
+    </w:pPr>
+    <w:rPr>
+      <w:sz w:val="18"/>
+      <w:szCs w:val="18"/>
+    </w:rPr>
+  </w:style>
+  <w:style w:type="character" w:customStyle="1" w:styleId="af3">
+    <w:name w:val="页脚 字符"/>
+    <w:basedOn w:val="a1"/>
+    <w:link w:val="af2"/>
+    <w:rsid w:val="00FA2878"/>
+    <w:rPr>
+      <w:sz w:val="18"/>
+      <w:szCs w:val="18"/>
+    </w:rPr>
   </w:style>
 </w:styles>
 </file>
